--- a/SAD/מסמכי SAD.docx
+++ b/SAD/מסמכי SAD.docx
@@ -1094,7 +1094,6 @@
           <w:numId w:val="1"/>
         </w:numPr>
         <w:rPr>
-          <w:rFonts w:hint="cs"/>
           <w:b/>
           <w:bCs/>
           <w:sz w:val="32"/>
@@ -1670,7 +1669,6 @@
               <w:pStyle w:val="a3"/>
               <w:ind w:left="0"/>
               <w:rPr>
-                <w:rFonts w:hint="cs"/>
                 <w:b/>
                 <w:bCs/>
                 <w:sz w:val="28"/>
@@ -1796,7 +1794,6 @@
               <w:pStyle w:val="a3"/>
               <w:ind w:left="0"/>
               <w:rPr>
-                <w:rFonts w:hint="cs"/>
                 <w:sz w:val="28"/>
                 <w:szCs w:val="28"/>
                 <w:rtl/>
@@ -1892,7 +1889,6 @@
               <w:pStyle w:val="a3"/>
               <w:ind w:left="0"/>
               <w:rPr>
-                <w:rFonts w:hint="cs"/>
                 <w:sz w:val="28"/>
                 <w:szCs w:val="28"/>
                 <w:rtl/>
@@ -2032,7 +2028,6 @@
               <w:pStyle w:val="a3"/>
               <w:ind w:left="0"/>
               <w:rPr>
-                <w:rFonts w:hint="cs"/>
                 <w:sz w:val="28"/>
                 <w:szCs w:val="28"/>
                 <w:rtl/>
@@ -2084,39 +2079,333 @@
     <w:p>
       <w:pPr>
         <w:rPr>
+          <w:sz w:val="32"/>
+          <w:szCs w:val="32"/>
+          <w:rtl/>
+        </w:rPr>
+      </w:pPr>
+    </w:p>
+    <w:p>
+      <w:pPr>
+        <w:bidi w:val="0"/>
+        <w:rPr>
+          <w:sz w:val="32"/>
+          <w:szCs w:val="32"/>
+        </w:rPr>
+      </w:pPr>
+    </w:p>
+    <w:p>
+      <w:pPr>
+        <w:rPr>
+          <w:b/>
+          <w:bCs/>
+          <w:sz w:val="32"/>
+          <w:szCs w:val="32"/>
+          <w:rtl/>
+        </w:rPr>
+      </w:pPr>
+      <w:r>
+        <w:rPr>
+          <w:sz w:val="32"/>
+          <w:szCs w:val="32"/>
+          <w:rtl/>
+        </w:rPr>
+        <w:br w:type="page"/>
+      </w:r>
+      <w:r>
+        <w:rPr>
           <w:rFonts w:hint="cs"/>
-          <w:sz w:val="32"/>
-          <w:szCs w:val="32"/>
-          <w:rtl/>
-        </w:rPr>
-      </w:pPr>
+          <w:b/>
+          <w:bCs/>
+          <w:sz w:val="32"/>
+          <w:szCs w:val="32"/>
+          <w:rtl/>
+        </w:rPr>
+        <w:lastRenderedPageBreak/>
+        <w:t>ארכיטקטורה לוגית</w:t>
+      </w:r>
+    </w:p>
+    <w:p>
+      <w:pPr>
+        <w:pStyle w:val="a3"/>
+        <w:numPr>
+          <w:ilvl w:val="0"/>
+          <w:numId w:val="4"/>
+        </w:numPr>
+        <w:rPr>
+          <w:b/>
+          <w:bCs/>
+          <w:sz w:val="32"/>
+          <w:szCs w:val="32"/>
+        </w:rPr>
+      </w:pPr>
+      <w:r>
+        <w:rPr>
+          <w:rFonts w:hint="cs"/>
+          <w:b/>
+          <w:bCs/>
+          <w:sz w:val="32"/>
+          <w:szCs w:val="32"/>
+          <w:rtl/>
+        </w:rPr>
+        <w:t>חלוקה לרכיבי תוכנה (</w:t>
+      </w:r>
+      <w:r>
+        <w:rPr>
+          <w:b/>
+          <w:bCs/>
+          <w:sz w:val="32"/>
+          <w:szCs w:val="32"/>
+        </w:rPr>
+        <w:t>Software</w:t>
+      </w:r>
+      <w:r>
+        <w:rPr>
+          <w:b/>
+          <w:bCs/>
+          <w:sz w:val="32"/>
+          <w:szCs w:val="32"/>
+        </w:rPr>
+        <w:t xml:space="preserve"> Components</w:t>
+      </w:r>
+      <w:r>
+        <w:rPr>
+          <w:rFonts w:hint="cs"/>
+          <w:b/>
+          <w:bCs/>
+          <w:sz w:val="32"/>
+          <w:szCs w:val="32"/>
+          <w:rtl/>
+        </w:rPr>
+        <w:t>)</w:t>
+      </w:r>
+    </w:p>
+    <w:p>
+      <w:pPr>
+        <w:pStyle w:val="a3"/>
+        <w:rPr>
+          <w:b/>
+          <w:bCs/>
+          <w:sz w:val="32"/>
+          <w:szCs w:val="32"/>
+          <w:rtl/>
+        </w:rPr>
+      </w:pPr>
+    </w:p>
+    <w:p>
+      <w:pPr>
+        <w:pStyle w:val="a3"/>
+        <w:rPr>
+          <w:b/>
+          <w:bCs/>
+          <w:sz w:val="32"/>
+          <w:szCs w:val="32"/>
+          <w:rtl/>
+        </w:rPr>
+      </w:pPr>
+      <w:r>
+        <w:rPr>
+          <w:rFonts w:hint="cs"/>
+          <w:b/>
+          <w:bCs/>
+          <w:noProof/>
+          <w:sz w:val="32"/>
+          <w:szCs w:val="32"/>
+        </w:rPr>
+        <w:drawing>
+          <wp:anchor distT="0" distB="0" distL="114300" distR="114300" simplePos="0" relativeHeight="251660288" behindDoc="1" locked="0" layoutInCell="1" allowOverlap="1" wp14:anchorId="0A227508" wp14:editId="3F891401">
+            <wp:simplePos x="0" y="0"/>
+            <wp:positionH relativeFrom="column">
+              <wp:posOffset>-236220</wp:posOffset>
+            </wp:positionH>
+            <wp:positionV relativeFrom="paragraph">
+              <wp:posOffset>285750</wp:posOffset>
+            </wp:positionV>
+            <wp:extent cx="6441440" cy="5097780"/>
+            <wp:effectExtent l="0" t="0" r="0" b="0"/>
+            <wp:wrapTight wrapText="bothSides">
+              <wp:wrapPolygon edited="0">
+                <wp:start x="9390" y="161"/>
+                <wp:lineTo x="9390" y="1614"/>
+                <wp:lineTo x="8879" y="2906"/>
+                <wp:lineTo x="6771" y="4197"/>
+                <wp:lineTo x="3897" y="5247"/>
+                <wp:lineTo x="2364" y="6780"/>
+                <wp:lineTo x="319" y="6942"/>
+                <wp:lineTo x="64" y="7103"/>
+                <wp:lineTo x="64" y="9121"/>
+                <wp:lineTo x="1022" y="9363"/>
+                <wp:lineTo x="4535" y="9363"/>
+                <wp:lineTo x="2172" y="10413"/>
+                <wp:lineTo x="2172" y="12592"/>
+                <wp:lineTo x="6707" y="13238"/>
+                <wp:lineTo x="10796" y="13238"/>
+                <wp:lineTo x="9199" y="14126"/>
+                <wp:lineTo x="9007" y="17112"/>
+                <wp:lineTo x="7602" y="17677"/>
+                <wp:lineTo x="7474" y="17839"/>
+                <wp:lineTo x="7666" y="18404"/>
+                <wp:lineTo x="5174" y="19211"/>
+                <wp:lineTo x="5174" y="21390"/>
+                <wp:lineTo x="16800" y="21390"/>
+                <wp:lineTo x="16928" y="19291"/>
+                <wp:lineTo x="16609" y="19130"/>
+                <wp:lineTo x="14245" y="18404"/>
+                <wp:lineTo x="14884" y="17839"/>
+                <wp:lineTo x="14629" y="17677"/>
+                <wp:lineTo x="12904" y="17112"/>
+                <wp:lineTo x="12648" y="15821"/>
+                <wp:lineTo x="12776" y="14287"/>
+                <wp:lineTo x="12521" y="14045"/>
+                <wp:lineTo x="10796" y="13238"/>
+                <wp:lineTo x="15012" y="13238"/>
+                <wp:lineTo x="19675" y="12592"/>
+                <wp:lineTo x="19739" y="10493"/>
+                <wp:lineTo x="19100" y="10170"/>
+                <wp:lineTo x="17120" y="9363"/>
+                <wp:lineTo x="20569" y="9363"/>
+                <wp:lineTo x="21528" y="9121"/>
+                <wp:lineTo x="21528" y="7103"/>
+                <wp:lineTo x="21208" y="6942"/>
+                <wp:lineTo x="19164" y="6780"/>
+                <wp:lineTo x="17695" y="5408"/>
+                <wp:lineTo x="17056" y="5004"/>
+                <wp:lineTo x="15012" y="4197"/>
+                <wp:lineTo x="12968" y="2906"/>
+                <wp:lineTo x="12584" y="1614"/>
+                <wp:lineTo x="12584" y="161"/>
+                <wp:lineTo x="9390" y="161"/>
+              </wp:wrapPolygon>
+            </wp:wrapTight>
+            <wp:docPr id="2" name="תמונה 2"/>
+            <wp:cNvGraphicFramePr>
+              <a:graphicFrameLocks xmlns:a="http://schemas.openxmlformats.org/drawingml/2006/main" noChangeAspect="1"/>
+            </wp:cNvGraphicFramePr>
+            <a:graphic xmlns:a="http://schemas.openxmlformats.org/drawingml/2006/main">
+              <a:graphicData uri="http://schemas.openxmlformats.org/drawingml/2006/picture">
+                <pic:pic xmlns:pic="http://schemas.openxmlformats.org/drawingml/2006/picture">
+                  <pic:nvPicPr>
+                    <pic:cNvPr id="0" name="Picture 2"/>
+                    <pic:cNvPicPr>
+                      <a:picLocks noChangeAspect="1" noChangeArrowheads="1"/>
+                    </pic:cNvPicPr>
+                  </pic:nvPicPr>
+                  <pic:blipFill>
+                    <a:blip r:embed="rId8" cstate="print">
+                      <a:extLst>
+                        <a:ext uri="{28A0092B-C50C-407E-A947-70E740481C1C}">
+                          <a14:useLocalDpi xmlns:a14="http://schemas.microsoft.com/office/drawing/2010/main" val="0"/>
+                        </a:ext>
+                      </a:extLst>
+                    </a:blip>
+                    <a:srcRect/>
+                    <a:stretch>
+                      <a:fillRect/>
+                    </a:stretch>
+                  </pic:blipFill>
+                  <pic:spPr bwMode="auto">
+                    <a:xfrm>
+                      <a:off x="0" y="0"/>
+                      <a:ext cx="6441440" cy="5097780"/>
+                    </a:xfrm>
+                    <a:prstGeom prst="rect">
+                      <a:avLst/>
+                    </a:prstGeom>
+                    <a:noFill/>
+                    <a:ln>
+                      <a:noFill/>
+                    </a:ln>
+                  </pic:spPr>
+                </pic:pic>
+              </a:graphicData>
+            </a:graphic>
+            <wp14:sizeRelH relativeFrom="margin">
+              <wp14:pctWidth>0</wp14:pctWidth>
+            </wp14:sizeRelH>
+            <wp14:sizeRelV relativeFrom="margin">
+              <wp14:pctHeight>0</wp14:pctHeight>
+            </wp14:sizeRelV>
+          </wp:anchor>
+        </w:drawing>
+      </w:r>
     </w:p>
     <w:p>
       <w:pPr>
         <w:bidi w:val="0"/>
         <w:rPr>
-          <w:sz w:val="32"/>
-          <w:szCs w:val="32"/>
-        </w:rPr>
-      </w:pPr>
-    </w:p>
-    <w:p>
-      <w:pPr>
-        <w:bidi w:val="0"/>
-        <w:rPr>
-          <w:b/>
-          <w:bCs/>
-          <w:sz w:val="32"/>
-          <w:szCs w:val="32"/>
-        </w:rPr>
-      </w:pPr>
-      <w:r>
-        <w:rPr>
+          <w:b/>
+          <w:bCs/>
+          <w:sz w:val="32"/>
+          <w:szCs w:val="32"/>
+          <w:rtl/>
+        </w:rPr>
+      </w:pPr>
+      <w:r>
+        <w:rPr>
+          <w:b/>
+          <w:bCs/>
           <w:sz w:val="32"/>
           <w:szCs w:val="32"/>
           <w:rtl/>
         </w:rPr>
         <w:br w:type="page"/>
+      </w:r>
+    </w:p>
+    <w:p>
+      <w:pPr>
+        <w:pStyle w:val="a3"/>
+        <w:numPr>
+          <w:ilvl w:val="0"/>
+          <w:numId w:val="4"/>
+        </w:numPr>
+        <w:rPr>
+          <w:rFonts w:hint="cs"/>
+          <w:b/>
+          <w:bCs/>
+          <w:sz w:val="32"/>
+          <w:szCs w:val="32"/>
+          <w:rtl/>
+        </w:rPr>
+      </w:pPr>
+      <w:r>
+        <w:rPr>
+          <w:rFonts w:hint="cs"/>
+          <w:b/>
+          <w:bCs/>
+          <w:sz w:val="32"/>
+          <w:szCs w:val="32"/>
+          <w:rtl/>
+        </w:rPr>
+        <w:lastRenderedPageBreak/>
+        <w:t>תרשים רכיבים (</w:t>
+      </w:r>
+      <w:r>
+        <w:rPr>
+          <w:rFonts w:hint="cs"/>
+          <w:b/>
+          <w:bCs/>
+          <w:sz w:val="32"/>
+          <w:szCs w:val="32"/>
+        </w:rPr>
+        <w:t>C</w:t>
+      </w:r>
+      <w:r>
+        <w:rPr>
+          <w:b/>
+          <w:bCs/>
+          <w:sz w:val="32"/>
+          <w:szCs w:val="32"/>
+        </w:rPr>
+        <w:t>o</w:t>
+      </w:r>
+      <w:r>
+        <w:rPr>
+          <w:b/>
+          <w:bCs/>
+          <w:sz w:val="32"/>
+          <w:szCs w:val="32"/>
+        </w:rPr>
+        <w:t>m</w:t>
       </w:r>
     </w:p>
     <w:sectPr>
@@ -2388,6 +2677,95 @@
     </w:lvl>
   </w:abstractNum>
   <w:abstractNum w:abstractNumId="2" w15:restartNumberingAfterBreak="0">
+    <w:nsid w:val="4A8F0E25"/>
+    <w:multiLevelType w:val="hybridMultilevel"/>
+    <w:tmpl w:val="B9E4F20A"/>
+    <w:lvl w:ilvl="0" w:tplc="AFA61284">
+      <w:start w:val="1"/>
+      <w:numFmt w:val="hebrew1"/>
+      <w:lvlText w:val="%1."/>
+      <w:lvlJc w:val="left"/>
+      <w:pPr>
+        <w:ind w:left="720" w:hanging="360"/>
+      </w:pPr>
+      <w:rPr>
+        <w:rFonts w:hint="default"/>
+      </w:rPr>
+    </w:lvl>
+    <w:lvl w:ilvl="1" w:tplc="04090019" w:tentative="1">
+      <w:start w:val="1"/>
+      <w:numFmt w:val="lowerLetter"/>
+      <w:lvlText w:val="%2."/>
+      <w:lvlJc w:val="left"/>
+      <w:pPr>
+        <w:ind w:left="1440" w:hanging="360"/>
+      </w:pPr>
+    </w:lvl>
+    <w:lvl w:ilvl="2" w:tplc="0409001B" w:tentative="1">
+      <w:start w:val="1"/>
+      <w:numFmt w:val="lowerRoman"/>
+      <w:lvlText w:val="%3."/>
+      <w:lvlJc w:val="right"/>
+      <w:pPr>
+        <w:ind w:left="2160" w:hanging="180"/>
+      </w:pPr>
+    </w:lvl>
+    <w:lvl w:ilvl="3" w:tplc="0409000F" w:tentative="1">
+      <w:start w:val="1"/>
+      <w:numFmt w:val="decimal"/>
+      <w:lvlText w:val="%4."/>
+      <w:lvlJc w:val="left"/>
+      <w:pPr>
+        <w:ind w:left="2880" w:hanging="360"/>
+      </w:pPr>
+    </w:lvl>
+    <w:lvl w:ilvl="4" w:tplc="04090019" w:tentative="1">
+      <w:start w:val="1"/>
+      <w:numFmt w:val="lowerLetter"/>
+      <w:lvlText w:val="%5."/>
+      <w:lvlJc w:val="left"/>
+      <w:pPr>
+        <w:ind w:left="3600" w:hanging="360"/>
+      </w:pPr>
+    </w:lvl>
+    <w:lvl w:ilvl="5" w:tplc="0409001B" w:tentative="1">
+      <w:start w:val="1"/>
+      <w:numFmt w:val="lowerRoman"/>
+      <w:lvlText w:val="%6."/>
+      <w:lvlJc w:val="right"/>
+      <w:pPr>
+        <w:ind w:left="4320" w:hanging="180"/>
+      </w:pPr>
+    </w:lvl>
+    <w:lvl w:ilvl="6" w:tplc="0409000F" w:tentative="1">
+      <w:start w:val="1"/>
+      <w:numFmt w:val="decimal"/>
+      <w:lvlText w:val="%7."/>
+      <w:lvlJc w:val="left"/>
+      <w:pPr>
+        <w:ind w:left="5040" w:hanging="360"/>
+      </w:pPr>
+    </w:lvl>
+    <w:lvl w:ilvl="7" w:tplc="04090019" w:tentative="1">
+      <w:start w:val="1"/>
+      <w:numFmt w:val="lowerLetter"/>
+      <w:lvlText w:val="%8."/>
+      <w:lvlJc w:val="left"/>
+      <w:pPr>
+        <w:ind w:left="5760" w:hanging="360"/>
+      </w:pPr>
+    </w:lvl>
+    <w:lvl w:ilvl="8" w:tplc="0409001B" w:tentative="1">
+      <w:start w:val="1"/>
+      <w:numFmt w:val="lowerRoman"/>
+      <w:lvlText w:val="%9."/>
+      <w:lvlJc w:val="right"/>
+      <w:pPr>
+        <w:ind w:left="6480" w:hanging="180"/>
+      </w:pPr>
+    </w:lvl>
+  </w:abstractNum>
+  <w:abstractNum w:abstractNumId="3" w15:restartNumberingAfterBreak="0">
     <w:nsid w:val="75477DE3"/>
     <w:multiLevelType w:val="hybridMultilevel"/>
     <w:tmpl w:val="935A8910"/>
@@ -2500,13 +2878,16 @@
       </w:rPr>
     </w:lvl>
   </w:abstractNum>
-  <w:num w:numId="1">
+  <w:num w:numId="1" w16cid:durableId="621614902">
     <w:abstractNumId w:val="1"/>
   </w:num>
-  <w:num w:numId="2">
+  <w:num w:numId="2" w16cid:durableId="760836512">
     <w:abstractNumId w:val="0"/>
   </w:num>
-  <w:num w:numId="3">
+  <w:num w:numId="3" w16cid:durableId="952632324">
+    <w:abstractNumId w:val="3"/>
+  </w:num>
+  <w:num w:numId="4" w16cid:durableId="964041521">
     <w:abstractNumId w:val="2"/>
   </w:num>
 </w:numbering>

--- a/SAD/מסמכי SAD.docx
+++ b/SAD/מסמכי SAD.docx
@@ -2359,12 +2359,10 @@
           <w:numId w:val="4"/>
         </w:numPr>
         <w:rPr>
-          <w:rFonts w:hint="cs"/>
-          <w:b/>
-          <w:bCs/>
-          <w:sz w:val="32"/>
-          <w:szCs w:val="32"/>
-          <w:rtl/>
+          <w:b/>
+          <w:bCs/>
+          <w:sz w:val="32"/>
+          <w:szCs w:val="32"/>
         </w:rPr>
       </w:pPr>
       <w:r>
@@ -2406,6 +2404,5792 @@
           <w:szCs w:val="32"/>
         </w:rPr>
         <w:t>m</w:t>
+      </w:r>
+      <w:r>
+        <w:rPr>
+          <w:b/>
+          <w:bCs/>
+          <w:sz w:val="32"/>
+          <w:szCs w:val="32"/>
+        </w:rPr>
+        <w:t>ponent Diagram</w:t>
+      </w:r>
+      <w:r>
+        <w:rPr>
+          <w:rFonts w:hint="cs"/>
+          <w:b/>
+          <w:bCs/>
+          <w:sz w:val="32"/>
+          <w:szCs w:val="32"/>
+          <w:rtl/>
+        </w:rPr>
+        <w:t>)</w:t>
+      </w:r>
+    </w:p>
+    <w:p>
+      <w:pPr>
+        <w:pStyle w:val="a3"/>
+        <w:rPr>
+          <w:b/>
+          <w:bCs/>
+          <w:sz w:val="32"/>
+          <w:szCs w:val="32"/>
+          <w:rtl/>
+        </w:rPr>
+      </w:pPr>
+    </w:p>
+    <w:p>
+      <w:pPr>
+        <w:pStyle w:val="a3"/>
+        <w:rPr>
+          <w:b/>
+          <w:bCs/>
+          <w:sz w:val="32"/>
+          <w:szCs w:val="32"/>
+          <w:rtl/>
+        </w:rPr>
+      </w:pPr>
+      <w:r>
+        <w:rPr>
+          <w:b/>
+          <w:bCs/>
+          <w:noProof/>
+          <w:sz w:val="32"/>
+          <w:szCs w:val="32"/>
+        </w:rPr>
+        <w:drawing>
+          <wp:anchor distT="0" distB="0" distL="114300" distR="114300" simplePos="0" relativeHeight="251653120" behindDoc="1" locked="0" layoutInCell="1" allowOverlap="1" wp14:anchorId="5E9DE8B8" wp14:editId="7889DC79">
+            <wp:simplePos x="0" y="0"/>
+            <wp:positionH relativeFrom="column">
+              <wp:posOffset>-571500</wp:posOffset>
+            </wp:positionH>
+            <wp:positionV relativeFrom="paragraph">
+              <wp:posOffset>104775</wp:posOffset>
+            </wp:positionV>
+            <wp:extent cx="6057900" cy="4434840"/>
+            <wp:effectExtent l="0" t="0" r="0" b="0"/>
+            <wp:wrapTight wrapText="bothSides">
+              <wp:wrapPolygon edited="0">
+                <wp:start x="4143" y="464"/>
+                <wp:lineTo x="2921" y="1856"/>
+                <wp:lineTo x="2921" y="3619"/>
+                <wp:lineTo x="1766" y="5103"/>
+                <wp:lineTo x="1766" y="5474"/>
+                <wp:lineTo x="3260" y="6588"/>
+                <wp:lineTo x="2038" y="6773"/>
+                <wp:lineTo x="1630" y="7052"/>
+                <wp:lineTo x="1630" y="9557"/>
+                <wp:lineTo x="747" y="10948"/>
+                <wp:lineTo x="1494" y="12526"/>
+                <wp:lineTo x="475" y="13918"/>
+                <wp:lineTo x="1562" y="15495"/>
+                <wp:lineTo x="340" y="15773"/>
+                <wp:lineTo x="340" y="16144"/>
+                <wp:lineTo x="1834" y="16979"/>
+                <wp:lineTo x="543" y="18000"/>
+                <wp:lineTo x="543" y="18278"/>
+                <wp:lineTo x="2038" y="18464"/>
+                <wp:lineTo x="1494" y="18835"/>
+                <wp:lineTo x="1358" y="19113"/>
+                <wp:lineTo x="1426" y="21433"/>
+                <wp:lineTo x="13721" y="21433"/>
+                <wp:lineTo x="13857" y="18928"/>
+                <wp:lineTo x="13313" y="18835"/>
+                <wp:lineTo x="2377" y="18464"/>
+                <wp:lineTo x="3464" y="18464"/>
+                <wp:lineTo x="13721" y="17165"/>
+                <wp:lineTo x="13789" y="16979"/>
+                <wp:lineTo x="16845" y="15495"/>
+                <wp:lineTo x="18408" y="15495"/>
+                <wp:lineTo x="20038" y="14753"/>
+                <wp:lineTo x="19970" y="14010"/>
+                <wp:lineTo x="20921" y="14010"/>
+                <wp:lineTo x="21532" y="13454"/>
+                <wp:lineTo x="21532" y="11320"/>
+                <wp:lineTo x="21260" y="11134"/>
+                <wp:lineTo x="19766" y="11041"/>
+                <wp:lineTo x="19902" y="9557"/>
+                <wp:lineTo x="20445" y="8814"/>
+                <wp:lineTo x="20106" y="8629"/>
+                <wp:lineTo x="13381" y="8072"/>
+                <wp:lineTo x="14808" y="6773"/>
+                <wp:lineTo x="15079" y="3990"/>
+                <wp:lineTo x="14536" y="3897"/>
+                <wp:lineTo x="7268" y="3619"/>
+                <wp:lineTo x="7336" y="2134"/>
+                <wp:lineTo x="6657" y="464"/>
+                <wp:lineTo x="4143" y="464"/>
+              </wp:wrapPolygon>
+            </wp:wrapTight>
+            <wp:docPr id="3" name="תמונה 3"/>
+            <wp:cNvGraphicFramePr>
+              <a:graphicFrameLocks xmlns:a="http://schemas.openxmlformats.org/drawingml/2006/main" noChangeAspect="1"/>
+            </wp:cNvGraphicFramePr>
+            <a:graphic xmlns:a="http://schemas.openxmlformats.org/drawingml/2006/main">
+              <a:graphicData uri="http://schemas.openxmlformats.org/drawingml/2006/picture">
+                <pic:pic xmlns:pic="http://schemas.openxmlformats.org/drawingml/2006/picture">
+                  <pic:nvPicPr>
+                    <pic:cNvPr id="0" name="Picture 1"/>
+                    <pic:cNvPicPr>
+                      <a:picLocks noChangeAspect="1" noChangeArrowheads="1"/>
+                    </pic:cNvPicPr>
+                  </pic:nvPicPr>
+                  <pic:blipFill>
+                    <a:blip r:embed="rId9" cstate="print">
+                      <a:extLst>
+                        <a:ext uri="{28A0092B-C50C-407E-A947-70E740481C1C}">
+                          <a14:useLocalDpi xmlns:a14="http://schemas.microsoft.com/office/drawing/2010/main" val="0"/>
+                        </a:ext>
+                      </a:extLst>
+                    </a:blip>
+                    <a:srcRect/>
+                    <a:stretch>
+                      <a:fillRect/>
+                    </a:stretch>
+                  </pic:blipFill>
+                  <pic:spPr bwMode="auto">
+                    <a:xfrm>
+                      <a:off x="0" y="0"/>
+                      <a:ext cx="6057900" cy="4434840"/>
+                    </a:xfrm>
+                    <a:prstGeom prst="rect">
+                      <a:avLst/>
+                    </a:prstGeom>
+                    <a:noFill/>
+                    <a:ln>
+                      <a:noFill/>
+                    </a:ln>
+                  </pic:spPr>
+                </pic:pic>
+              </a:graphicData>
+            </a:graphic>
+            <wp14:sizeRelH relativeFrom="margin">
+              <wp14:pctWidth>0</wp14:pctWidth>
+            </wp14:sizeRelH>
+            <wp14:sizeRelV relativeFrom="margin">
+              <wp14:pctHeight>0</wp14:pctHeight>
+            </wp14:sizeRelV>
+          </wp:anchor>
+        </w:drawing>
+      </w:r>
+    </w:p>
+    <w:p/>
+    <w:p/>
+    <w:p/>
+    <w:p/>
+    <w:p/>
+    <w:p/>
+    <w:p/>
+    <w:p/>
+    <w:p/>
+    <w:p/>
+    <w:p/>
+    <w:p/>
+    <w:p>
+      <w:pPr>
+        <w:pStyle w:val="a3"/>
+        <w:numPr>
+          <w:ilvl w:val="0"/>
+          <w:numId w:val="4"/>
+        </w:numPr>
+        <w:rPr>
+          <w:b/>
+          <w:bCs/>
+          <w:sz w:val="32"/>
+          <w:szCs w:val="32"/>
+        </w:rPr>
+      </w:pPr>
+      <w:r>
+        <w:rPr>
+          <w:rFonts w:hint="cs"/>
+          <w:b/>
+          <w:bCs/>
+          <w:sz w:val="32"/>
+          <w:szCs w:val="32"/>
+          <w:rtl/>
+        </w:rPr>
+        <w:t>פירוט רכיבים</w:t>
+      </w:r>
+    </w:p>
+    <w:p>
+      <w:pPr>
+        <w:pStyle w:val="a3"/>
+        <w:rPr>
+          <w:b/>
+          <w:bCs/>
+          <w:sz w:val="28"/>
+          <w:szCs w:val="28"/>
+          <w:rtl/>
+        </w:rPr>
+      </w:pPr>
+      <w:r>
+        <w:rPr>
+          <w:b/>
+          <w:bCs/>
+          <w:sz w:val="28"/>
+          <w:szCs w:val="28"/>
+        </w:rPr>
+        <w:t>App Server Firebase</w:t>
+      </w:r>
+    </w:p>
+    <w:p>
+      <w:pPr>
+        <w:pStyle w:val="a3"/>
+        <w:rPr>
+          <w:b/>
+          <w:bCs/>
+          <w:sz w:val="28"/>
+          <w:szCs w:val="28"/>
+          <w:rtl/>
+        </w:rPr>
+      </w:pPr>
+    </w:p>
+    <w:tbl>
+      <w:tblPr>
+        <w:bidiVisual/>
+        <w:tblW w:w="9160" w:type="dxa"/>
+        <w:tblInd w:w="113" w:type="dxa"/>
+        <w:tblLook w:val="04A0" w:firstRow="1" w:lastRow="0" w:firstColumn="1" w:lastColumn="0" w:noHBand="0" w:noVBand="1"/>
+      </w:tblPr>
+      <w:tblGrid>
+        <w:gridCol w:w="1220"/>
+        <w:gridCol w:w="2620"/>
+        <w:gridCol w:w="1060"/>
+        <w:gridCol w:w="2020"/>
+        <w:gridCol w:w="2240"/>
+      </w:tblGrid>
+      <w:tr>
+        <w:trPr>
+          <w:trHeight w:val="276"/>
+        </w:trPr>
+        <w:tc>
+          <w:tcPr>
+            <w:tcW w:w="1220" w:type="dxa"/>
+            <w:tcBorders>
+              <w:top w:val="single" w:sz="4" w:space="0" w:color="auto"/>
+              <w:left w:val="single" w:sz="4" w:space="0" w:color="auto"/>
+              <w:bottom w:val="nil"/>
+              <w:right w:val="single" w:sz="4" w:space="0" w:color="auto"/>
+            </w:tcBorders>
+            <w:shd w:val="clear" w:color="000000" w:fill="FFFF00"/>
+            <w:noWrap/>
+            <w:vAlign w:val="bottom"/>
+            <w:hideMark/>
+          </w:tcPr>
+          <w:p>
+            <w:pPr>
+              <w:spacing w:after="0" w:line="240" w:lineRule="auto"/>
+              <w:rPr>
+                <w:rFonts w:ascii="Arial" w:eastAsia="Times New Roman" w:hAnsi="Arial" w:cs="Arial"/>
+                <w:color w:val="000000"/>
+              </w:rPr>
+            </w:pPr>
+            <w:r>
+              <w:rPr>
+                <w:rFonts w:ascii="Arial" w:eastAsia="Times New Roman" w:hAnsi="Arial" w:cs="Arial"/>
+                <w:color w:val="000000"/>
+                <w:rtl/>
+              </w:rPr>
+              <w:t>שם</w:t>
+            </w:r>
+          </w:p>
+        </w:tc>
+        <w:tc>
+          <w:tcPr>
+            <w:tcW w:w="2620" w:type="dxa"/>
+            <w:tcBorders>
+              <w:top w:val="single" w:sz="4" w:space="0" w:color="auto"/>
+              <w:left w:val="single" w:sz="4" w:space="0" w:color="auto"/>
+              <w:bottom w:val="nil"/>
+              <w:right w:val="single" w:sz="4" w:space="0" w:color="auto"/>
+            </w:tcBorders>
+            <w:shd w:val="clear" w:color="000000" w:fill="FFFF00"/>
+            <w:noWrap/>
+            <w:vAlign w:val="bottom"/>
+            <w:hideMark/>
+          </w:tcPr>
+          <w:p>
+            <w:pPr>
+              <w:spacing w:after="0" w:line="240" w:lineRule="auto"/>
+              <w:rPr>
+                <w:rFonts w:ascii="Arial" w:eastAsia="Times New Roman" w:hAnsi="Arial" w:cs="Arial"/>
+                <w:color w:val="000000"/>
+                <w:rtl/>
+              </w:rPr>
+            </w:pPr>
+            <w:r>
+              <w:rPr>
+                <w:rFonts w:ascii="Arial" w:eastAsia="Times New Roman" w:hAnsi="Arial" w:cs="Arial"/>
+                <w:color w:val="000000"/>
+                <w:rtl/>
+              </w:rPr>
+              <w:t>תפקיד</w:t>
+            </w:r>
+          </w:p>
+        </w:tc>
+        <w:tc>
+          <w:tcPr>
+            <w:tcW w:w="1060" w:type="dxa"/>
+            <w:tcBorders>
+              <w:top w:val="single" w:sz="4" w:space="0" w:color="auto"/>
+              <w:left w:val="nil"/>
+              <w:bottom w:val="single" w:sz="4" w:space="0" w:color="auto"/>
+              <w:right w:val="nil"/>
+            </w:tcBorders>
+            <w:shd w:val="clear" w:color="000000" w:fill="FFFF00"/>
+            <w:noWrap/>
+            <w:vAlign w:val="bottom"/>
+            <w:hideMark/>
+          </w:tcPr>
+          <w:p>
+            <w:pPr>
+              <w:spacing w:after="0" w:line="240" w:lineRule="auto"/>
+              <w:rPr>
+                <w:rFonts w:ascii="Arial" w:eastAsia="Times New Roman" w:hAnsi="Arial" w:cs="Arial"/>
+                <w:color w:val="000000"/>
+                <w:rtl/>
+              </w:rPr>
+            </w:pPr>
+            <w:r>
+              <w:rPr>
+                <w:rFonts w:ascii="Arial" w:eastAsia="Times New Roman" w:hAnsi="Arial" w:cs="Arial"/>
+                <w:color w:val="000000"/>
+                <w:rtl/>
+              </w:rPr>
+              <w:t>ממשקים</w:t>
+            </w:r>
+          </w:p>
+        </w:tc>
+        <w:tc>
+          <w:tcPr>
+            <w:tcW w:w="2020" w:type="dxa"/>
+            <w:tcBorders>
+              <w:top w:val="single" w:sz="4" w:space="0" w:color="auto"/>
+              <w:left w:val="nil"/>
+              <w:bottom w:val="single" w:sz="4" w:space="0" w:color="auto"/>
+              <w:right w:val="nil"/>
+            </w:tcBorders>
+            <w:shd w:val="clear" w:color="000000" w:fill="FFFF00"/>
+            <w:noWrap/>
+            <w:vAlign w:val="bottom"/>
+            <w:hideMark/>
+          </w:tcPr>
+          <w:p>
+            <w:pPr>
+              <w:bidi w:val="0"/>
+              <w:spacing w:after="0" w:line="240" w:lineRule="auto"/>
+              <w:rPr>
+                <w:rFonts w:ascii="Arial" w:eastAsia="Times New Roman" w:hAnsi="Arial" w:cs="Arial"/>
+                <w:color w:val="000000"/>
+                <w:rtl/>
+              </w:rPr>
+            </w:pPr>
+            <w:r>
+              <w:rPr>
+                <w:rFonts w:ascii="Arial" w:eastAsia="Times New Roman" w:hAnsi="Arial" w:cs="Arial"/>
+                <w:color w:val="000000"/>
+              </w:rPr>
+              <w:t> </w:t>
+            </w:r>
+          </w:p>
+        </w:tc>
+        <w:tc>
+          <w:tcPr>
+            <w:tcW w:w="2240" w:type="dxa"/>
+            <w:tcBorders>
+              <w:top w:val="single" w:sz="4" w:space="0" w:color="auto"/>
+              <w:left w:val="nil"/>
+              <w:bottom w:val="single" w:sz="4" w:space="0" w:color="auto"/>
+              <w:right w:val="single" w:sz="4" w:space="0" w:color="auto"/>
+            </w:tcBorders>
+            <w:shd w:val="clear" w:color="000000" w:fill="FFFF00"/>
+            <w:noWrap/>
+            <w:vAlign w:val="bottom"/>
+            <w:hideMark/>
+          </w:tcPr>
+          <w:p>
+            <w:pPr>
+              <w:bidi w:val="0"/>
+              <w:spacing w:after="0" w:line="240" w:lineRule="auto"/>
+              <w:rPr>
+                <w:rFonts w:ascii="Arial" w:eastAsia="Times New Roman" w:hAnsi="Arial" w:cs="Arial"/>
+                <w:color w:val="000000"/>
+              </w:rPr>
+            </w:pPr>
+            <w:r>
+              <w:rPr>
+                <w:rFonts w:ascii="Arial" w:eastAsia="Times New Roman" w:hAnsi="Arial" w:cs="Arial"/>
+                <w:color w:val="000000"/>
+              </w:rPr>
+              <w:t> </w:t>
+            </w:r>
+          </w:p>
+        </w:tc>
+      </w:tr>
+      <w:tr>
+        <w:trPr>
+          <w:trHeight w:val="276"/>
+        </w:trPr>
+        <w:tc>
+          <w:tcPr>
+            <w:tcW w:w="1220" w:type="dxa"/>
+            <w:tcBorders>
+              <w:top w:val="nil"/>
+              <w:left w:val="single" w:sz="4" w:space="0" w:color="auto"/>
+              <w:bottom w:val="nil"/>
+              <w:right w:val="single" w:sz="4" w:space="0" w:color="auto"/>
+            </w:tcBorders>
+            <w:shd w:val="clear" w:color="000000" w:fill="FFFF00"/>
+            <w:noWrap/>
+            <w:vAlign w:val="bottom"/>
+            <w:hideMark/>
+          </w:tcPr>
+          <w:p>
+            <w:pPr>
+              <w:bidi w:val="0"/>
+              <w:spacing w:after="0" w:line="240" w:lineRule="auto"/>
+              <w:rPr>
+                <w:rFonts w:ascii="Arial" w:eastAsia="Times New Roman" w:hAnsi="Arial" w:cs="Arial"/>
+                <w:color w:val="000000"/>
+              </w:rPr>
+            </w:pPr>
+            <w:r>
+              <w:rPr>
+                <w:rFonts w:ascii="Arial" w:eastAsia="Times New Roman" w:hAnsi="Arial" w:cs="Arial"/>
+                <w:color w:val="000000"/>
+              </w:rPr>
+              <w:t> </w:t>
+            </w:r>
+          </w:p>
+        </w:tc>
+        <w:tc>
+          <w:tcPr>
+            <w:tcW w:w="2620" w:type="dxa"/>
+            <w:tcBorders>
+              <w:top w:val="nil"/>
+              <w:left w:val="single" w:sz="4" w:space="0" w:color="auto"/>
+              <w:bottom w:val="single" w:sz="4" w:space="0" w:color="auto"/>
+              <w:right w:val="single" w:sz="4" w:space="0" w:color="auto"/>
+            </w:tcBorders>
+            <w:shd w:val="clear" w:color="000000" w:fill="FFFF00"/>
+            <w:noWrap/>
+            <w:vAlign w:val="bottom"/>
+            <w:hideMark/>
+          </w:tcPr>
+          <w:p>
+            <w:pPr>
+              <w:bidi w:val="0"/>
+              <w:spacing w:after="0" w:line="240" w:lineRule="auto"/>
+              <w:rPr>
+                <w:rFonts w:ascii="Arial" w:eastAsia="Times New Roman" w:hAnsi="Arial" w:cs="Arial"/>
+                <w:color w:val="000000"/>
+              </w:rPr>
+            </w:pPr>
+            <w:r>
+              <w:rPr>
+                <w:rFonts w:ascii="Arial" w:eastAsia="Times New Roman" w:hAnsi="Arial" w:cs="Arial"/>
+                <w:color w:val="000000"/>
+              </w:rPr>
+              <w:t> </w:t>
+            </w:r>
+          </w:p>
+        </w:tc>
+        <w:tc>
+          <w:tcPr>
+            <w:tcW w:w="1060" w:type="dxa"/>
+            <w:tcBorders>
+              <w:top w:val="nil"/>
+              <w:left w:val="nil"/>
+              <w:bottom w:val="single" w:sz="4" w:space="0" w:color="auto"/>
+              <w:right w:val="single" w:sz="4" w:space="0" w:color="auto"/>
+            </w:tcBorders>
+            <w:shd w:val="clear" w:color="000000" w:fill="FFFF00"/>
+            <w:noWrap/>
+            <w:vAlign w:val="bottom"/>
+            <w:hideMark/>
+          </w:tcPr>
+          <w:p>
+            <w:pPr>
+              <w:spacing w:after="0" w:line="240" w:lineRule="auto"/>
+              <w:rPr>
+                <w:rFonts w:ascii="Arial" w:eastAsia="Times New Roman" w:hAnsi="Arial" w:cs="Arial"/>
+                <w:color w:val="000000"/>
+              </w:rPr>
+            </w:pPr>
+            <w:r>
+              <w:rPr>
+                <w:rFonts w:ascii="Arial" w:eastAsia="Times New Roman" w:hAnsi="Arial" w:cs="Arial"/>
+                <w:color w:val="000000"/>
+                <w:rtl/>
+              </w:rPr>
+              <w:t>סוג</w:t>
+            </w:r>
+          </w:p>
+        </w:tc>
+        <w:tc>
+          <w:tcPr>
+            <w:tcW w:w="2020" w:type="dxa"/>
+            <w:tcBorders>
+              <w:top w:val="nil"/>
+              <w:left w:val="single" w:sz="4" w:space="0" w:color="auto"/>
+              <w:bottom w:val="single" w:sz="4" w:space="0" w:color="auto"/>
+              <w:right w:val="single" w:sz="4" w:space="0" w:color="auto"/>
+            </w:tcBorders>
+            <w:shd w:val="clear" w:color="000000" w:fill="FFFF00"/>
+            <w:noWrap/>
+            <w:vAlign w:val="bottom"/>
+            <w:hideMark/>
+          </w:tcPr>
+          <w:p>
+            <w:pPr>
+              <w:spacing w:after="0" w:line="240" w:lineRule="auto"/>
+              <w:rPr>
+                <w:rFonts w:ascii="Arial" w:eastAsia="Times New Roman" w:hAnsi="Arial" w:cs="Arial"/>
+                <w:color w:val="000000"/>
+                <w:rtl/>
+              </w:rPr>
+            </w:pPr>
+            <w:r>
+              <w:rPr>
+                <w:rFonts w:ascii="Arial" w:eastAsia="Times New Roman" w:hAnsi="Arial" w:cs="Arial"/>
+                <w:color w:val="000000"/>
+                <w:rtl/>
+              </w:rPr>
+              <w:t xml:space="preserve">שם </w:t>
+            </w:r>
+          </w:p>
+        </w:tc>
+        <w:tc>
+          <w:tcPr>
+            <w:tcW w:w="2240" w:type="dxa"/>
+            <w:tcBorders>
+              <w:top w:val="nil"/>
+              <w:left w:val="single" w:sz="4" w:space="0" w:color="auto"/>
+              <w:bottom w:val="single" w:sz="4" w:space="0" w:color="auto"/>
+              <w:right w:val="single" w:sz="4" w:space="0" w:color="auto"/>
+            </w:tcBorders>
+            <w:shd w:val="clear" w:color="000000" w:fill="FFFF00"/>
+            <w:noWrap/>
+            <w:vAlign w:val="bottom"/>
+            <w:hideMark/>
+          </w:tcPr>
+          <w:p>
+            <w:pPr>
+              <w:spacing w:after="0" w:line="240" w:lineRule="auto"/>
+              <w:rPr>
+                <w:rFonts w:ascii="Arial" w:eastAsia="Times New Roman" w:hAnsi="Arial" w:cs="Arial"/>
+                <w:color w:val="000000"/>
+                <w:rtl/>
+              </w:rPr>
+            </w:pPr>
+            <w:r>
+              <w:rPr>
+                <w:rFonts w:ascii="Arial" w:eastAsia="Times New Roman" w:hAnsi="Arial" w:cs="Arial"/>
+                <w:color w:val="000000"/>
+                <w:rtl/>
+              </w:rPr>
+              <w:t>פירוט</w:t>
+            </w:r>
+          </w:p>
+        </w:tc>
+      </w:tr>
+      <w:tr>
+        <w:trPr>
+          <w:trHeight w:val="552"/>
+        </w:trPr>
+        <w:tc>
+          <w:tcPr>
+            <w:tcW w:w="1220" w:type="dxa"/>
+            <w:vMerge w:val="restart"/>
+            <w:tcBorders>
+              <w:top w:val="single" w:sz="4" w:space="0" w:color="auto"/>
+              <w:left w:val="single" w:sz="4" w:space="0" w:color="auto"/>
+              <w:bottom w:val="single" w:sz="4" w:space="0" w:color="000000"/>
+              <w:right w:val="single" w:sz="4" w:space="0" w:color="auto"/>
+            </w:tcBorders>
+            <w:shd w:val="clear" w:color="auto" w:fill="auto"/>
+            <w:vAlign w:val="center"/>
+            <w:hideMark/>
+          </w:tcPr>
+          <w:p>
+            <w:pPr>
+              <w:bidi w:val="0"/>
+              <w:spacing w:after="0" w:line="240" w:lineRule="auto"/>
+              <w:jc w:val="center"/>
+              <w:rPr>
+                <w:rFonts w:ascii="Arial" w:eastAsia="Times New Roman" w:hAnsi="Arial" w:cs="Arial"/>
+                <w:color w:val="000000"/>
+                <w:rtl/>
+              </w:rPr>
+            </w:pPr>
+            <w:r>
+              <w:rPr>
+                <w:rFonts w:ascii="Arial" w:eastAsia="Times New Roman" w:hAnsi="Arial" w:cs="Arial"/>
+                <w:color w:val="000000"/>
+              </w:rPr>
+              <w:t xml:space="preserve">Database </w:t>
+            </w:r>
+            <w:r>
+              <w:rPr>
+                <w:rFonts w:ascii="Arial" w:eastAsia="Times New Roman" w:hAnsi="Arial" w:cs="Arial"/>
+                <w:color w:val="000000"/>
+              </w:rPr>
+              <w:t>Manager</w:t>
+            </w:r>
+          </w:p>
+        </w:tc>
+        <w:tc>
+          <w:tcPr>
+            <w:tcW w:w="2620" w:type="dxa"/>
+            <w:vMerge w:val="restart"/>
+            <w:tcBorders>
+              <w:top w:val="nil"/>
+              <w:left w:val="single" w:sz="4" w:space="0" w:color="auto"/>
+              <w:bottom w:val="single" w:sz="4" w:space="0" w:color="000000"/>
+              <w:right w:val="single" w:sz="4" w:space="0" w:color="auto"/>
+            </w:tcBorders>
+            <w:shd w:val="clear" w:color="auto" w:fill="auto"/>
+            <w:vAlign w:val="center"/>
+            <w:hideMark/>
+          </w:tcPr>
+          <w:p>
+            <w:pPr>
+              <w:spacing w:after="0" w:line="240" w:lineRule="auto"/>
+              <w:jc w:val="center"/>
+              <w:rPr>
+                <w:rFonts w:ascii="Arial" w:eastAsia="Times New Roman" w:hAnsi="Arial" w:cs="Arial"/>
+                <w:color w:val="000000"/>
+              </w:rPr>
+            </w:pPr>
+            <w:r>
+              <w:rPr>
+                <w:rFonts w:ascii="Arial" w:eastAsia="Times New Roman" w:hAnsi="Arial" w:cs="Arial"/>
+                <w:color w:val="000000"/>
+                <w:rtl/>
+              </w:rPr>
+              <w:t>הנתונים של האפליקציה על שרת האחסון</w:t>
+            </w:r>
+          </w:p>
+        </w:tc>
+        <w:tc>
+          <w:tcPr>
+            <w:tcW w:w="1060" w:type="dxa"/>
+            <w:tcBorders>
+              <w:top w:val="nil"/>
+              <w:left w:val="single" w:sz="4" w:space="0" w:color="auto"/>
+              <w:bottom w:val="single" w:sz="4" w:space="0" w:color="auto"/>
+              <w:right w:val="single" w:sz="4" w:space="0" w:color="auto"/>
+            </w:tcBorders>
+            <w:shd w:val="clear" w:color="auto" w:fill="auto"/>
+            <w:vAlign w:val="center"/>
+            <w:hideMark/>
+          </w:tcPr>
+          <w:p>
+            <w:pPr>
+              <w:spacing w:after="0" w:line="240" w:lineRule="auto"/>
+              <w:jc w:val="center"/>
+              <w:rPr>
+                <w:rFonts w:ascii="Arial" w:eastAsia="Times New Roman" w:hAnsi="Arial" w:cs="Arial"/>
+                <w:color w:val="000000"/>
+                <w:rtl/>
+              </w:rPr>
+            </w:pPr>
+            <w:r>
+              <w:rPr>
+                <w:rFonts w:ascii="Arial" w:eastAsia="Times New Roman" w:hAnsi="Arial" w:cs="Arial"/>
+                <w:color w:val="000000"/>
+                <w:rtl/>
+              </w:rPr>
+              <w:t>מסופק</w:t>
+            </w:r>
+          </w:p>
+        </w:tc>
+        <w:tc>
+          <w:tcPr>
+            <w:tcW w:w="2020" w:type="dxa"/>
+            <w:tcBorders>
+              <w:top w:val="nil"/>
+              <w:left w:val="single" w:sz="4" w:space="0" w:color="auto"/>
+              <w:bottom w:val="single" w:sz="4" w:space="0" w:color="auto"/>
+              <w:right w:val="single" w:sz="4" w:space="0" w:color="auto"/>
+            </w:tcBorders>
+            <w:shd w:val="clear" w:color="auto" w:fill="auto"/>
+            <w:vAlign w:val="center"/>
+            <w:hideMark/>
+          </w:tcPr>
+          <w:p>
+            <w:pPr>
+              <w:bidi w:val="0"/>
+              <w:spacing w:after="0" w:line="240" w:lineRule="auto"/>
+              <w:jc w:val="center"/>
+              <w:rPr>
+                <w:rFonts w:ascii="Arial" w:eastAsia="Times New Roman" w:hAnsi="Arial" w:cs="Arial"/>
+                <w:color w:val="000000"/>
+                <w:rtl/>
+              </w:rPr>
+            </w:pPr>
+            <w:r>
+              <w:rPr>
+                <w:rFonts w:ascii="Arial" w:eastAsia="Times New Roman" w:hAnsi="Arial" w:cs="Arial"/>
+                <w:color w:val="000000"/>
+              </w:rPr>
+              <w:t>Report to AD</w:t>
+            </w:r>
+          </w:p>
+        </w:tc>
+        <w:tc>
+          <w:tcPr>
+            <w:tcW w:w="2240" w:type="dxa"/>
+            <w:tcBorders>
+              <w:top w:val="nil"/>
+              <w:left w:val="single" w:sz="4" w:space="0" w:color="auto"/>
+              <w:bottom w:val="single" w:sz="4" w:space="0" w:color="auto"/>
+              <w:right w:val="single" w:sz="4" w:space="0" w:color="auto"/>
+            </w:tcBorders>
+            <w:shd w:val="clear" w:color="auto" w:fill="auto"/>
+            <w:vAlign w:val="center"/>
+            <w:hideMark/>
+          </w:tcPr>
+          <w:p>
+            <w:pPr>
+              <w:spacing w:after="0" w:line="240" w:lineRule="auto"/>
+              <w:jc w:val="center"/>
+              <w:rPr>
+                <w:rFonts w:ascii="Arial" w:eastAsia="Times New Roman" w:hAnsi="Arial" w:cs="Arial"/>
+                <w:color w:val="000000"/>
+              </w:rPr>
+            </w:pPr>
+            <w:r>
+              <w:rPr>
+                <w:rFonts w:ascii="Arial" w:eastAsia="Times New Roman" w:hAnsi="Arial" w:cs="Arial"/>
+                <w:color w:val="000000"/>
+                <w:rtl/>
+              </w:rPr>
+              <w:t>דיווח נתוני שימוש למנהל המערכת</w:t>
+            </w:r>
+          </w:p>
+        </w:tc>
+      </w:tr>
+      <w:tr>
+        <w:trPr>
+          <w:trHeight w:val="276"/>
+        </w:trPr>
+        <w:tc>
+          <w:tcPr>
+            <w:tcW w:w="1220" w:type="dxa"/>
+            <w:vMerge/>
+            <w:tcBorders>
+              <w:top w:val="single" w:sz="4" w:space="0" w:color="auto"/>
+              <w:left w:val="single" w:sz="4" w:space="0" w:color="auto"/>
+              <w:bottom w:val="single" w:sz="4" w:space="0" w:color="000000"/>
+              <w:right w:val="single" w:sz="4" w:space="0" w:color="auto"/>
+            </w:tcBorders>
+            <w:vAlign w:val="center"/>
+            <w:hideMark/>
+          </w:tcPr>
+          <w:p>
+            <w:pPr>
+              <w:spacing w:after="0" w:line="240" w:lineRule="auto"/>
+              <w:rPr>
+                <w:rFonts w:ascii="Arial" w:eastAsia="Times New Roman" w:hAnsi="Arial" w:cs="Arial"/>
+                <w:color w:val="000000"/>
+              </w:rPr>
+            </w:pPr>
+          </w:p>
+        </w:tc>
+        <w:tc>
+          <w:tcPr>
+            <w:tcW w:w="2620" w:type="dxa"/>
+            <w:vMerge/>
+            <w:tcBorders>
+              <w:top w:val="nil"/>
+              <w:left w:val="single" w:sz="4" w:space="0" w:color="auto"/>
+              <w:bottom w:val="single" w:sz="4" w:space="0" w:color="000000"/>
+              <w:right w:val="single" w:sz="4" w:space="0" w:color="auto"/>
+            </w:tcBorders>
+            <w:vAlign w:val="center"/>
+            <w:hideMark/>
+          </w:tcPr>
+          <w:p>
+            <w:pPr>
+              <w:spacing w:after="0" w:line="240" w:lineRule="auto"/>
+              <w:rPr>
+                <w:rFonts w:ascii="Arial" w:eastAsia="Times New Roman" w:hAnsi="Arial" w:cs="Arial"/>
+                <w:color w:val="000000"/>
+              </w:rPr>
+            </w:pPr>
+          </w:p>
+        </w:tc>
+        <w:tc>
+          <w:tcPr>
+            <w:tcW w:w="1060" w:type="dxa"/>
+            <w:tcBorders>
+              <w:top w:val="nil"/>
+              <w:left w:val="single" w:sz="4" w:space="0" w:color="auto"/>
+              <w:bottom w:val="single" w:sz="4" w:space="0" w:color="auto"/>
+              <w:right w:val="single" w:sz="4" w:space="0" w:color="auto"/>
+            </w:tcBorders>
+            <w:shd w:val="clear" w:color="auto" w:fill="auto"/>
+            <w:vAlign w:val="center"/>
+            <w:hideMark/>
+          </w:tcPr>
+          <w:p>
+            <w:pPr>
+              <w:spacing w:after="0" w:line="240" w:lineRule="auto"/>
+              <w:jc w:val="center"/>
+              <w:rPr>
+                <w:rFonts w:ascii="Arial" w:eastAsia="Times New Roman" w:hAnsi="Arial" w:cs="Arial"/>
+                <w:color w:val="000000"/>
+                <w:rtl/>
+              </w:rPr>
+            </w:pPr>
+            <w:r>
+              <w:rPr>
+                <w:rFonts w:ascii="Arial" w:eastAsia="Times New Roman" w:hAnsi="Arial" w:cs="Arial"/>
+                <w:color w:val="000000"/>
+                <w:rtl/>
+              </w:rPr>
+              <w:t>נדרש</w:t>
+            </w:r>
+          </w:p>
+        </w:tc>
+        <w:tc>
+          <w:tcPr>
+            <w:tcW w:w="2020" w:type="dxa"/>
+            <w:tcBorders>
+              <w:top w:val="nil"/>
+              <w:left w:val="single" w:sz="4" w:space="0" w:color="auto"/>
+              <w:bottom w:val="single" w:sz="4" w:space="0" w:color="auto"/>
+              <w:right w:val="single" w:sz="4" w:space="0" w:color="auto"/>
+            </w:tcBorders>
+            <w:shd w:val="clear" w:color="auto" w:fill="auto"/>
+            <w:vAlign w:val="center"/>
+            <w:hideMark/>
+          </w:tcPr>
+          <w:p>
+            <w:pPr>
+              <w:bidi w:val="0"/>
+              <w:spacing w:after="0" w:line="240" w:lineRule="auto"/>
+              <w:jc w:val="center"/>
+              <w:rPr>
+                <w:rFonts w:ascii="Arial" w:eastAsia="Times New Roman" w:hAnsi="Arial" w:cs="Arial"/>
+                <w:color w:val="000000"/>
+                <w:rtl/>
+              </w:rPr>
+            </w:pPr>
+            <w:r>
+              <w:rPr>
+                <w:rFonts w:ascii="Arial" w:eastAsia="Times New Roman" w:hAnsi="Arial" w:cs="Arial"/>
+                <w:color w:val="000000"/>
+              </w:rPr>
+              <w:t>Store Data</w:t>
+            </w:r>
+          </w:p>
+        </w:tc>
+        <w:tc>
+          <w:tcPr>
+            <w:tcW w:w="2240" w:type="dxa"/>
+            <w:tcBorders>
+              <w:top w:val="nil"/>
+              <w:left w:val="single" w:sz="4" w:space="0" w:color="auto"/>
+              <w:bottom w:val="single" w:sz="4" w:space="0" w:color="auto"/>
+              <w:right w:val="single" w:sz="4" w:space="0" w:color="auto"/>
+            </w:tcBorders>
+            <w:shd w:val="clear" w:color="auto" w:fill="auto"/>
+            <w:vAlign w:val="center"/>
+            <w:hideMark/>
+          </w:tcPr>
+          <w:p>
+            <w:pPr>
+              <w:spacing w:after="0" w:line="240" w:lineRule="auto"/>
+              <w:jc w:val="center"/>
+              <w:rPr>
+                <w:rFonts w:ascii="Arial" w:eastAsia="Times New Roman" w:hAnsi="Arial" w:cs="Arial"/>
+                <w:color w:val="000000"/>
+              </w:rPr>
+            </w:pPr>
+            <w:r>
+              <w:rPr>
+                <w:rFonts w:ascii="Arial" w:eastAsia="Times New Roman" w:hAnsi="Arial" w:cs="Arial"/>
+                <w:color w:val="000000"/>
+                <w:rtl/>
+              </w:rPr>
+              <w:t>אחסון נתונים</w:t>
+            </w:r>
+          </w:p>
+        </w:tc>
+      </w:tr>
+      <w:tr>
+        <w:trPr>
+          <w:trHeight w:val="552"/>
+        </w:trPr>
+        <w:tc>
+          <w:tcPr>
+            <w:tcW w:w="1220" w:type="dxa"/>
+            <w:tcBorders>
+              <w:top w:val="nil"/>
+              <w:left w:val="single" w:sz="4" w:space="0" w:color="auto"/>
+              <w:bottom w:val="single" w:sz="4" w:space="0" w:color="auto"/>
+              <w:right w:val="single" w:sz="4" w:space="0" w:color="auto"/>
+            </w:tcBorders>
+            <w:shd w:val="clear" w:color="auto" w:fill="auto"/>
+            <w:vAlign w:val="center"/>
+            <w:hideMark/>
+          </w:tcPr>
+          <w:p>
+            <w:pPr>
+              <w:bidi w:val="0"/>
+              <w:spacing w:after="0" w:line="240" w:lineRule="auto"/>
+              <w:jc w:val="center"/>
+              <w:rPr>
+                <w:rFonts w:ascii="Arial" w:eastAsia="Times New Roman" w:hAnsi="Arial" w:cs="Arial"/>
+                <w:color w:val="000000"/>
+                <w:rtl/>
+              </w:rPr>
+            </w:pPr>
+            <w:r>
+              <w:rPr>
+                <w:rFonts w:ascii="Arial" w:eastAsia="Times New Roman" w:hAnsi="Arial" w:cs="Arial"/>
+                <w:color w:val="000000"/>
+              </w:rPr>
+              <w:t>Report Manager</w:t>
+            </w:r>
+          </w:p>
+        </w:tc>
+        <w:tc>
+          <w:tcPr>
+            <w:tcW w:w="2620" w:type="dxa"/>
+            <w:tcBorders>
+              <w:top w:val="nil"/>
+              <w:left w:val="single" w:sz="4" w:space="0" w:color="auto"/>
+              <w:bottom w:val="single" w:sz="4" w:space="0" w:color="auto"/>
+              <w:right w:val="single" w:sz="4" w:space="0" w:color="auto"/>
+            </w:tcBorders>
+            <w:shd w:val="clear" w:color="auto" w:fill="auto"/>
+            <w:vAlign w:val="center"/>
+            <w:hideMark/>
+          </w:tcPr>
+          <w:p>
+            <w:pPr>
+              <w:spacing w:after="0" w:line="240" w:lineRule="auto"/>
+              <w:jc w:val="center"/>
+              <w:rPr>
+                <w:rFonts w:ascii="Arial" w:eastAsia="Times New Roman" w:hAnsi="Arial" w:cs="Arial"/>
+                <w:color w:val="000000"/>
+              </w:rPr>
+            </w:pPr>
+            <w:r>
+              <w:rPr>
+                <w:rFonts w:ascii="Arial" w:eastAsia="Times New Roman" w:hAnsi="Arial" w:cs="Arial"/>
+                <w:color w:val="000000"/>
+                <w:rtl/>
+              </w:rPr>
+              <w:t>מנהל דו''</w:t>
+            </w:r>
+            <w:r>
+              <w:rPr>
+                <w:rFonts w:ascii="Arial" w:eastAsia="Times New Roman" w:hAnsi="Arial" w:cs="Arial" w:hint="cs"/>
+                <w:color w:val="000000"/>
+                <w:rtl/>
+              </w:rPr>
+              <w:t xml:space="preserve">ח </w:t>
+            </w:r>
+            <w:r>
+              <w:rPr>
+                <w:rFonts w:ascii="Arial" w:eastAsia="Times New Roman" w:hAnsi="Arial" w:cs="Arial"/>
+                <w:color w:val="000000"/>
+                <w:rtl/>
+              </w:rPr>
+              <w:t>קריסת מערכת</w:t>
+            </w:r>
+          </w:p>
+        </w:tc>
+        <w:tc>
+          <w:tcPr>
+            <w:tcW w:w="1060" w:type="dxa"/>
+            <w:tcBorders>
+              <w:top w:val="nil"/>
+              <w:left w:val="single" w:sz="4" w:space="0" w:color="auto"/>
+              <w:bottom w:val="single" w:sz="4" w:space="0" w:color="auto"/>
+              <w:right w:val="single" w:sz="4" w:space="0" w:color="auto"/>
+            </w:tcBorders>
+            <w:shd w:val="clear" w:color="auto" w:fill="auto"/>
+            <w:vAlign w:val="center"/>
+            <w:hideMark/>
+          </w:tcPr>
+          <w:p>
+            <w:pPr>
+              <w:spacing w:after="0" w:line="240" w:lineRule="auto"/>
+              <w:jc w:val="center"/>
+              <w:rPr>
+                <w:rFonts w:ascii="Arial" w:eastAsia="Times New Roman" w:hAnsi="Arial" w:cs="Arial"/>
+                <w:color w:val="000000"/>
+                <w:rtl/>
+              </w:rPr>
+            </w:pPr>
+            <w:r>
+              <w:rPr>
+                <w:rFonts w:ascii="Arial" w:eastAsia="Times New Roman" w:hAnsi="Arial" w:cs="Arial"/>
+                <w:color w:val="000000"/>
+                <w:rtl/>
+              </w:rPr>
+              <w:t>מסופק</w:t>
+            </w:r>
+          </w:p>
+        </w:tc>
+        <w:tc>
+          <w:tcPr>
+            <w:tcW w:w="2020" w:type="dxa"/>
+            <w:tcBorders>
+              <w:top w:val="nil"/>
+              <w:left w:val="single" w:sz="4" w:space="0" w:color="auto"/>
+              <w:bottom w:val="single" w:sz="4" w:space="0" w:color="auto"/>
+              <w:right w:val="single" w:sz="4" w:space="0" w:color="auto"/>
+            </w:tcBorders>
+            <w:shd w:val="clear" w:color="auto" w:fill="auto"/>
+            <w:vAlign w:val="center"/>
+            <w:hideMark/>
+          </w:tcPr>
+          <w:p>
+            <w:pPr>
+              <w:bidi w:val="0"/>
+              <w:spacing w:after="0" w:line="240" w:lineRule="auto"/>
+              <w:jc w:val="center"/>
+              <w:rPr>
+                <w:rFonts w:ascii="Arial" w:eastAsia="Times New Roman" w:hAnsi="Arial" w:cs="Arial"/>
+                <w:color w:val="000000"/>
+                <w:rtl/>
+              </w:rPr>
+            </w:pPr>
+            <w:r>
+              <w:rPr>
+                <w:rFonts w:ascii="Arial" w:eastAsia="Times New Roman" w:hAnsi="Arial" w:cs="Arial"/>
+                <w:color w:val="000000"/>
+              </w:rPr>
+              <w:t>Generate report</w:t>
+            </w:r>
+          </w:p>
+        </w:tc>
+        <w:tc>
+          <w:tcPr>
+            <w:tcW w:w="2240" w:type="dxa"/>
+            <w:tcBorders>
+              <w:top w:val="nil"/>
+              <w:left w:val="single" w:sz="4" w:space="0" w:color="auto"/>
+              <w:bottom w:val="single" w:sz="4" w:space="0" w:color="auto"/>
+              <w:right w:val="single" w:sz="4" w:space="0" w:color="auto"/>
+            </w:tcBorders>
+            <w:shd w:val="clear" w:color="auto" w:fill="auto"/>
+            <w:vAlign w:val="center"/>
+            <w:hideMark/>
+          </w:tcPr>
+          <w:p>
+            <w:pPr>
+              <w:spacing w:after="0" w:line="240" w:lineRule="auto"/>
+              <w:jc w:val="center"/>
+              <w:rPr>
+                <w:rFonts w:ascii="Arial" w:eastAsia="Times New Roman" w:hAnsi="Arial" w:cs="Arial"/>
+                <w:color w:val="000000"/>
+              </w:rPr>
+            </w:pPr>
+            <w:r>
+              <w:rPr>
+                <w:rFonts w:ascii="Arial" w:eastAsia="Times New Roman" w:hAnsi="Arial" w:cs="Arial"/>
+                <w:color w:val="000000"/>
+                <w:rtl/>
+              </w:rPr>
+              <w:t>יצירת ושליחת דו''ח לשרת</w:t>
+            </w:r>
+          </w:p>
+        </w:tc>
+      </w:tr>
+    </w:tbl>
+    <w:p>
+      <w:pPr>
+        <w:pStyle w:val="a3"/>
+        <w:rPr>
+          <w:rFonts w:hint="cs"/>
+          <w:b/>
+          <w:bCs/>
+          <w:sz w:val="28"/>
+          <w:szCs w:val="28"/>
+          <w:rtl/>
+        </w:rPr>
+      </w:pPr>
+    </w:p>
+    <w:p>
+      <w:pPr>
+        <w:tabs>
+          <w:tab w:val="left" w:pos="1802"/>
+        </w:tabs>
+        <w:rPr>
+          <w:rFonts w:hint="cs"/>
+        </w:rPr>
+      </w:pPr>
+      <w:r>
+        <w:rPr>
+          <w:rtl/>
+        </w:rPr>
+        <w:tab/>
+      </w:r>
+    </w:p>
+    <w:p/>
+    <w:p/>
+    <w:p>
+      <w:pPr>
+        <w:rPr>
+          <w:b/>
+          <w:bCs/>
+          <w:sz w:val="28"/>
+          <w:szCs w:val="28"/>
+          <w:rtl/>
+        </w:rPr>
+      </w:pPr>
+      <w:r>
+        <w:rPr>
+          <w:b/>
+          <w:bCs/>
+          <w:sz w:val="28"/>
+          <w:szCs w:val="28"/>
+        </w:rPr>
+        <w:lastRenderedPageBreak/>
+        <w:t>Application CyberWall</w:t>
+      </w:r>
+    </w:p>
+    <w:tbl>
+      <w:tblPr>
+        <w:bidiVisual/>
+        <w:tblW w:w="10573" w:type="dxa"/>
+        <w:tblInd w:w="-623" w:type="dxa"/>
+        <w:tblLook w:val="04A0" w:firstRow="1" w:lastRow="0" w:firstColumn="1" w:lastColumn="0" w:noHBand="0" w:noVBand="1"/>
+      </w:tblPr>
+      <w:tblGrid>
+        <w:gridCol w:w="2270"/>
+        <w:gridCol w:w="2752"/>
+        <w:gridCol w:w="1291"/>
+        <w:gridCol w:w="1647"/>
+        <w:gridCol w:w="2613"/>
+      </w:tblGrid>
+      <w:tr>
+        <w:trPr>
+          <w:trHeight w:val="330"/>
+        </w:trPr>
+        <w:tc>
+          <w:tcPr>
+            <w:tcW w:w="2270" w:type="dxa"/>
+            <w:vMerge w:val="restart"/>
+            <w:tcBorders>
+              <w:top w:val="single" w:sz="4" w:space="0" w:color="auto"/>
+              <w:left w:val="single" w:sz="4" w:space="0" w:color="auto"/>
+              <w:bottom w:val="single" w:sz="4" w:space="0" w:color="000000"/>
+              <w:right w:val="single" w:sz="4" w:space="0" w:color="auto"/>
+            </w:tcBorders>
+            <w:shd w:val="clear" w:color="000000" w:fill="FFFF00"/>
+            <w:noWrap/>
+            <w:vAlign w:val="center"/>
+            <w:hideMark/>
+          </w:tcPr>
+          <w:p>
+            <w:pPr>
+              <w:spacing w:after="0" w:line="240" w:lineRule="auto"/>
+              <w:jc w:val="center"/>
+              <w:rPr>
+                <w:rFonts w:ascii="Arial" w:eastAsia="Times New Roman" w:hAnsi="Arial" w:cs="Arial"/>
+                <w:color w:val="000000"/>
+              </w:rPr>
+            </w:pPr>
+            <w:r>
+              <w:rPr>
+                <w:rFonts w:ascii="Arial" w:eastAsia="Times New Roman" w:hAnsi="Arial" w:cs="Arial"/>
+                <w:color w:val="000000"/>
+                <w:rtl/>
+              </w:rPr>
+              <w:t>שם</w:t>
+            </w:r>
+          </w:p>
+        </w:tc>
+        <w:tc>
+          <w:tcPr>
+            <w:tcW w:w="2752" w:type="dxa"/>
+            <w:vMerge w:val="restart"/>
+            <w:tcBorders>
+              <w:top w:val="single" w:sz="4" w:space="0" w:color="auto"/>
+              <w:left w:val="single" w:sz="4" w:space="0" w:color="auto"/>
+              <w:bottom w:val="single" w:sz="4" w:space="0" w:color="000000"/>
+              <w:right w:val="single" w:sz="4" w:space="0" w:color="auto"/>
+            </w:tcBorders>
+            <w:shd w:val="clear" w:color="000000" w:fill="FFFF00"/>
+            <w:noWrap/>
+            <w:vAlign w:val="center"/>
+            <w:hideMark/>
+          </w:tcPr>
+          <w:p>
+            <w:pPr>
+              <w:spacing w:after="0" w:line="240" w:lineRule="auto"/>
+              <w:jc w:val="center"/>
+              <w:rPr>
+                <w:rFonts w:ascii="Arial" w:eastAsia="Times New Roman" w:hAnsi="Arial" w:cs="Arial"/>
+                <w:color w:val="000000"/>
+                <w:rtl/>
+              </w:rPr>
+            </w:pPr>
+            <w:r>
+              <w:rPr>
+                <w:rFonts w:ascii="Arial" w:eastAsia="Times New Roman" w:hAnsi="Arial" w:cs="Arial"/>
+                <w:color w:val="000000"/>
+                <w:rtl/>
+              </w:rPr>
+              <w:t>תפקיד</w:t>
+            </w:r>
+          </w:p>
+        </w:tc>
+        <w:tc>
+          <w:tcPr>
+            <w:tcW w:w="5551" w:type="dxa"/>
+            <w:gridSpan w:val="3"/>
+            <w:tcBorders>
+              <w:top w:val="single" w:sz="4" w:space="0" w:color="auto"/>
+              <w:left w:val="single" w:sz="4" w:space="0" w:color="auto"/>
+              <w:bottom w:val="single" w:sz="4" w:space="0" w:color="auto"/>
+              <w:right w:val="single" w:sz="4" w:space="0" w:color="000000"/>
+            </w:tcBorders>
+            <w:shd w:val="clear" w:color="000000" w:fill="FFFF00"/>
+            <w:noWrap/>
+            <w:vAlign w:val="center"/>
+            <w:hideMark/>
+          </w:tcPr>
+          <w:p>
+            <w:pPr>
+              <w:spacing w:after="0" w:line="240" w:lineRule="auto"/>
+              <w:jc w:val="center"/>
+              <w:rPr>
+                <w:rFonts w:ascii="Arial" w:eastAsia="Times New Roman" w:hAnsi="Arial" w:cs="Arial"/>
+                <w:color w:val="000000"/>
+                <w:rtl/>
+              </w:rPr>
+            </w:pPr>
+            <w:r>
+              <w:rPr>
+                <w:rFonts w:ascii="Arial" w:eastAsia="Times New Roman" w:hAnsi="Arial" w:cs="Arial"/>
+                <w:color w:val="000000"/>
+                <w:rtl/>
+              </w:rPr>
+              <w:t>ממשקים</w:t>
+            </w:r>
+          </w:p>
+        </w:tc>
+      </w:tr>
+      <w:tr>
+        <w:trPr>
+          <w:trHeight w:val="330"/>
+        </w:trPr>
+        <w:tc>
+          <w:tcPr>
+            <w:tcW w:w="2270" w:type="dxa"/>
+            <w:vMerge/>
+            <w:tcBorders>
+              <w:top w:val="single" w:sz="4" w:space="0" w:color="auto"/>
+              <w:left w:val="single" w:sz="4" w:space="0" w:color="auto"/>
+              <w:bottom w:val="single" w:sz="4" w:space="0" w:color="000000"/>
+              <w:right w:val="single" w:sz="4" w:space="0" w:color="auto"/>
+            </w:tcBorders>
+            <w:vAlign w:val="center"/>
+            <w:hideMark/>
+          </w:tcPr>
+          <w:p>
+            <w:pPr>
+              <w:spacing w:after="0" w:line="240" w:lineRule="auto"/>
+              <w:rPr>
+                <w:rFonts w:ascii="Arial" w:eastAsia="Times New Roman" w:hAnsi="Arial" w:cs="Arial"/>
+                <w:color w:val="000000"/>
+              </w:rPr>
+            </w:pPr>
+          </w:p>
+        </w:tc>
+        <w:tc>
+          <w:tcPr>
+            <w:tcW w:w="2752" w:type="dxa"/>
+            <w:vMerge/>
+            <w:tcBorders>
+              <w:top w:val="single" w:sz="4" w:space="0" w:color="auto"/>
+              <w:left w:val="single" w:sz="4" w:space="0" w:color="auto"/>
+              <w:bottom w:val="single" w:sz="4" w:space="0" w:color="000000"/>
+              <w:right w:val="single" w:sz="4" w:space="0" w:color="auto"/>
+            </w:tcBorders>
+            <w:vAlign w:val="center"/>
+            <w:hideMark/>
+          </w:tcPr>
+          <w:p>
+            <w:pPr>
+              <w:spacing w:after="0" w:line="240" w:lineRule="auto"/>
+              <w:rPr>
+                <w:rFonts w:ascii="Arial" w:eastAsia="Times New Roman" w:hAnsi="Arial" w:cs="Arial"/>
+                <w:color w:val="000000"/>
+              </w:rPr>
+            </w:pPr>
+          </w:p>
+        </w:tc>
+        <w:tc>
+          <w:tcPr>
+            <w:tcW w:w="1291" w:type="dxa"/>
+            <w:tcBorders>
+              <w:top w:val="nil"/>
+              <w:left w:val="nil"/>
+              <w:bottom w:val="single" w:sz="4" w:space="0" w:color="auto"/>
+              <w:right w:val="single" w:sz="4" w:space="0" w:color="auto"/>
+            </w:tcBorders>
+            <w:shd w:val="clear" w:color="000000" w:fill="FFFF00"/>
+            <w:noWrap/>
+            <w:vAlign w:val="center"/>
+            <w:hideMark/>
+          </w:tcPr>
+          <w:p>
+            <w:pPr>
+              <w:spacing w:after="0" w:line="240" w:lineRule="auto"/>
+              <w:jc w:val="center"/>
+              <w:rPr>
+                <w:rFonts w:ascii="Arial" w:eastAsia="Times New Roman" w:hAnsi="Arial" w:cs="Arial"/>
+                <w:color w:val="000000"/>
+                <w:rtl/>
+              </w:rPr>
+            </w:pPr>
+            <w:r>
+              <w:rPr>
+                <w:rFonts w:ascii="Arial" w:eastAsia="Times New Roman" w:hAnsi="Arial" w:cs="Arial"/>
+                <w:color w:val="000000"/>
+                <w:rtl/>
+              </w:rPr>
+              <w:t>סוג</w:t>
+            </w:r>
+          </w:p>
+        </w:tc>
+        <w:tc>
+          <w:tcPr>
+            <w:tcW w:w="1647" w:type="dxa"/>
+            <w:tcBorders>
+              <w:top w:val="nil"/>
+              <w:left w:val="single" w:sz="4" w:space="0" w:color="auto"/>
+              <w:bottom w:val="single" w:sz="4" w:space="0" w:color="auto"/>
+              <w:right w:val="single" w:sz="4" w:space="0" w:color="auto"/>
+            </w:tcBorders>
+            <w:shd w:val="clear" w:color="000000" w:fill="FFFF00"/>
+            <w:noWrap/>
+            <w:vAlign w:val="center"/>
+            <w:hideMark/>
+          </w:tcPr>
+          <w:p>
+            <w:pPr>
+              <w:spacing w:after="0" w:line="240" w:lineRule="auto"/>
+              <w:jc w:val="center"/>
+              <w:rPr>
+                <w:rFonts w:ascii="Arial" w:eastAsia="Times New Roman" w:hAnsi="Arial" w:cs="Arial"/>
+                <w:color w:val="000000"/>
+                <w:rtl/>
+              </w:rPr>
+            </w:pPr>
+            <w:r>
+              <w:rPr>
+                <w:rFonts w:ascii="Arial" w:eastAsia="Times New Roman" w:hAnsi="Arial" w:cs="Arial"/>
+                <w:color w:val="000000"/>
+                <w:rtl/>
+              </w:rPr>
+              <w:t xml:space="preserve">שם </w:t>
+            </w:r>
+          </w:p>
+        </w:tc>
+        <w:tc>
+          <w:tcPr>
+            <w:tcW w:w="2611" w:type="dxa"/>
+            <w:tcBorders>
+              <w:top w:val="nil"/>
+              <w:left w:val="single" w:sz="4" w:space="0" w:color="auto"/>
+              <w:bottom w:val="single" w:sz="4" w:space="0" w:color="auto"/>
+              <w:right w:val="single" w:sz="4" w:space="0" w:color="auto"/>
+            </w:tcBorders>
+            <w:shd w:val="clear" w:color="000000" w:fill="FFFF00"/>
+            <w:noWrap/>
+            <w:vAlign w:val="center"/>
+            <w:hideMark/>
+          </w:tcPr>
+          <w:p>
+            <w:pPr>
+              <w:spacing w:after="0" w:line="240" w:lineRule="auto"/>
+              <w:jc w:val="center"/>
+              <w:rPr>
+                <w:rFonts w:ascii="Arial" w:eastAsia="Times New Roman" w:hAnsi="Arial" w:cs="Arial"/>
+                <w:color w:val="000000"/>
+                <w:rtl/>
+              </w:rPr>
+            </w:pPr>
+            <w:r>
+              <w:rPr>
+                <w:rFonts w:ascii="Arial" w:eastAsia="Times New Roman" w:hAnsi="Arial" w:cs="Arial"/>
+                <w:color w:val="000000"/>
+                <w:rtl/>
+              </w:rPr>
+              <w:t>פירוט</w:t>
+            </w:r>
+          </w:p>
+        </w:tc>
+      </w:tr>
+      <w:tr>
+        <w:trPr>
+          <w:trHeight w:val="330"/>
+        </w:trPr>
+        <w:tc>
+          <w:tcPr>
+            <w:tcW w:w="2270" w:type="dxa"/>
+            <w:vMerge w:val="restart"/>
+            <w:tcBorders>
+              <w:top w:val="nil"/>
+              <w:left w:val="single" w:sz="4" w:space="0" w:color="auto"/>
+              <w:bottom w:val="single" w:sz="4" w:space="0" w:color="auto"/>
+              <w:right w:val="single" w:sz="4" w:space="0" w:color="auto"/>
+            </w:tcBorders>
+            <w:shd w:val="clear" w:color="auto" w:fill="auto"/>
+            <w:vAlign w:val="center"/>
+            <w:hideMark/>
+          </w:tcPr>
+          <w:p>
+            <w:pPr>
+              <w:bidi w:val="0"/>
+              <w:spacing w:after="0" w:line="240" w:lineRule="auto"/>
+              <w:jc w:val="center"/>
+              <w:rPr>
+                <w:rFonts w:ascii="Arial" w:eastAsia="Times New Roman" w:hAnsi="Arial" w:cs="Arial"/>
+                <w:color w:val="000000"/>
+                <w:rtl/>
+              </w:rPr>
+            </w:pPr>
+            <w:r>
+              <w:rPr>
+                <w:rFonts w:ascii="Arial" w:eastAsia="Times New Roman" w:hAnsi="Arial" w:cs="Arial"/>
+                <w:color w:val="000000"/>
+              </w:rPr>
+              <w:t>Internal storage manager</w:t>
+            </w:r>
+          </w:p>
+        </w:tc>
+        <w:tc>
+          <w:tcPr>
+            <w:tcW w:w="2752" w:type="dxa"/>
+            <w:vMerge w:val="restart"/>
+            <w:tcBorders>
+              <w:top w:val="nil"/>
+              <w:left w:val="single" w:sz="4" w:space="0" w:color="auto"/>
+              <w:bottom w:val="single" w:sz="4" w:space="0" w:color="auto"/>
+              <w:right w:val="single" w:sz="4" w:space="0" w:color="auto"/>
+            </w:tcBorders>
+            <w:shd w:val="clear" w:color="auto" w:fill="auto"/>
+            <w:vAlign w:val="center"/>
+            <w:hideMark/>
+          </w:tcPr>
+          <w:p>
+            <w:pPr>
+              <w:spacing w:after="0" w:line="240" w:lineRule="auto"/>
+              <w:jc w:val="center"/>
+              <w:rPr>
+                <w:rFonts w:ascii="Arial" w:eastAsia="Times New Roman" w:hAnsi="Arial" w:cs="Arial"/>
+                <w:color w:val="000000"/>
+              </w:rPr>
+            </w:pPr>
+            <w:r>
+              <w:rPr>
+                <w:rFonts w:ascii="Arial" w:eastAsia="Times New Roman" w:hAnsi="Arial" w:cs="Arial"/>
+                <w:color w:val="000000"/>
+                <w:rtl/>
+              </w:rPr>
+              <w:t xml:space="preserve">הנתונים אשר נשמרים בתוך האפליקציה באופן זמני </w:t>
+            </w:r>
+          </w:p>
+        </w:tc>
+        <w:tc>
+          <w:tcPr>
+            <w:tcW w:w="1291" w:type="dxa"/>
+            <w:tcBorders>
+              <w:top w:val="nil"/>
+              <w:left w:val="single" w:sz="4" w:space="0" w:color="auto"/>
+              <w:bottom w:val="single" w:sz="4" w:space="0" w:color="auto"/>
+              <w:right w:val="single" w:sz="4" w:space="0" w:color="auto"/>
+            </w:tcBorders>
+            <w:shd w:val="clear" w:color="auto" w:fill="auto"/>
+            <w:vAlign w:val="center"/>
+            <w:hideMark/>
+          </w:tcPr>
+          <w:p>
+            <w:pPr>
+              <w:spacing w:after="0" w:line="240" w:lineRule="auto"/>
+              <w:jc w:val="center"/>
+              <w:rPr>
+                <w:rFonts w:ascii="Arial" w:eastAsia="Times New Roman" w:hAnsi="Arial" w:cs="Arial"/>
+                <w:color w:val="000000"/>
+                <w:rtl/>
+              </w:rPr>
+            </w:pPr>
+            <w:r>
+              <w:rPr>
+                <w:rFonts w:ascii="Arial" w:eastAsia="Times New Roman" w:hAnsi="Arial" w:cs="Arial"/>
+                <w:color w:val="000000"/>
+                <w:rtl/>
+              </w:rPr>
+              <w:t>נדרש</w:t>
+            </w:r>
+          </w:p>
+        </w:tc>
+        <w:tc>
+          <w:tcPr>
+            <w:tcW w:w="1647" w:type="dxa"/>
+            <w:tcBorders>
+              <w:top w:val="nil"/>
+              <w:left w:val="single" w:sz="4" w:space="0" w:color="auto"/>
+              <w:bottom w:val="single" w:sz="4" w:space="0" w:color="auto"/>
+              <w:right w:val="single" w:sz="4" w:space="0" w:color="auto"/>
+            </w:tcBorders>
+            <w:shd w:val="clear" w:color="auto" w:fill="auto"/>
+            <w:vAlign w:val="center"/>
+            <w:hideMark/>
+          </w:tcPr>
+          <w:p>
+            <w:pPr>
+              <w:bidi w:val="0"/>
+              <w:spacing w:after="0" w:line="240" w:lineRule="auto"/>
+              <w:jc w:val="center"/>
+              <w:rPr>
+                <w:rFonts w:ascii="Arial" w:eastAsia="Times New Roman" w:hAnsi="Arial" w:cs="Arial"/>
+                <w:color w:val="000000"/>
+                <w:rtl/>
+              </w:rPr>
+            </w:pPr>
+            <w:r>
+              <w:rPr>
+                <w:rFonts w:ascii="Arial" w:eastAsia="Times New Roman" w:hAnsi="Arial" w:cs="Arial"/>
+                <w:color w:val="000000"/>
+              </w:rPr>
+              <w:t>Store data</w:t>
+            </w:r>
+          </w:p>
+        </w:tc>
+        <w:tc>
+          <w:tcPr>
+            <w:tcW w:w="2611" w:type="dxa"/>
+            <w:tcBorders>
+              <w:top w:val="nil"/>
+              <w:left w:val="single" w:sz="4" w:space="0" w:color="auto"/>
+              <w:bottom w:val="single" w:sz="4" w:space="0" w:color="auto"/>
+              <w:right w:val="single" w:sz="4" w:space="0" w:color="auto"/>
+            </w:tcBorders>
+            <w:shd w:val="clear" w:color="auto" w:fill="auto"/>
+            <w:vAlign w:val="center"/>
+            <w:hideMark/>
+          </w:tcPr>
+          <w:p>
+            <w:pPr>
+              <w:spacing w:after="0" w:line="240" w:lineRule="auto"/>
+              <w:jc w:val="center"/>
+              <w:rPr>
+                <w:rFonts w:ascii="Arial" w:eastAsia="Times New Roman" w:hAnsi="Arial" w:cs="Arial"/>
+                <w:color w:val="000000"/>
+              </w:rPr>
+            </w:pPr>
+            <w:r>
+              <w:rPr>
+                <w:rFonts w:ascii="Arial" w:eastAsia="Times New Roman" w:hAnsi="Arial" w:cs="Arial"/>
+                <w:color w:val="000000"/>
+                <w:rtl/>
+              </w:rPr>
+              <w:t>נתוני שימוש האפליקציה</w:t>
+            </w:r>
+          </w:p>
+        </w:tc>
+      </w:tr>
+      <w:tr>
+        <w:trPr>
+          <w:trHeight w:val="330"/>
+        </w:trPr>
+        <w:tc>
+          <w:tcPr>
+            <w:tcW w:w="2270" w:type="dxa"/>
+            <w:vMerge/>
+            <w:tcBorders>
+              <w:top w:val="nil"/>
+              <w:left w:val="single" w:sz="4" w:space="0" w:color="auto"/>
+              <w:bottom w:val="single" w:sz="4" w:space="0" w:color="auto"/>
+              <w:right w:val="single" w:sz="4" w:space="0" w:color="auto"/>
+            </w:tcBorders>
+            <w:vAlign w:val="center"/>
+            <w:hideMark/>
+          </w:tcPr>
+          <w:p>
+            <w:pPr>
+              <w:spacing w:after="0" w:line="240" w:lineRule="auto"/>
+              <w:rPr>
+                <w:rFonts w:ascii="Arial" w:eastAsia="Times New Roman" w:hAnsi="Arial" w:cs="Arial"/>
+                <w:color w:val="000000"/>
+              </w:rPr>
+            </w:pPr>
+          </w:p>
+        </w:tc>
+        <w:tc>
+          <w:tcPr>
+            <w:tcW w:w="2752" w:type="dxa"/>
+            <w:vMerge/>
+            <w:tcBorders>
+              <w:top w:val="nil"/>
+              <w:left w:val="single" w:sz="4" w:space="0" w:color="auto"/>
+              <w:bottom w:val="single" w:sz="4" w:space="0" w:color="auto"/>
+              <w:right w:val="single" w:sz="4" w:space="0" w:color="auto"/>
+            </w:tcBorders>
+            <w:vAlign w:val="center"/>
+            <w:hideMark/>
+          </w:tcPr>
+          <w:p>
+            <w:pPr>
+              <w:spacing w:after="0" w:line="240" w:lineRule="auto"/>
+              <w:rPr>
+                <w:rFonts w:ascii="Arial" w:eastAsia="Times New Roman" w:hAnsi="Arial" w:cs="Arial"/>
+                <w:color w:val="000000"/>
+              </w:rPr>
+            </w:pPr>
+          </w:p>
+        </w:tc>
+        <w:tc>
+          <w:tcPr>
+            <w:tcW w:w="1291" w:type="dxa"/>
+            <w:tcBorders>
+              <w:top w:val="nil"/>
+              <w:left w:val="single" w:sz="4" w:space="0" w:color="auto"/>
+              <w:bottom w:val="single" w:sz="4" w:space="0" w:color="auto"/>
+              <w:right w:val="single" w:sz="4" w:space="0" w:color="auto"/>
+            </w:tcBorders>
+            <w:shd w:val="clear" w:color="auto" w:fill="auto"/>
+            <w:vAlign w:val="center"/>
+            <w:hideMark/>
+          </w:tcPr>
+          <w:p>
+            <w:pPr>
+              <w:spacing w:after="0" w:line="240" w:lineRule="auto"/>
+              <w:jc w:val="center"/>
+              <w:rPr>
+                <w:rFonts w:ascii="Arial" w:eastAsia="Times New Roman" w:hAnsi="Arial" w:cs="Arial"/>
+                <w:color w:val="000000"/>
+                <w:rtl/>
+              </w:rPr>
+            </w:pPr>
+            <w:r>
+              <w:rPr>
+                <w:rFonts w:ascii="Arial" w:eastAsia="Times New Roman" w:hAnsi="Arial" w:cs="Arial"/>
+                <w:color w:val="000000"/>
+                <w:rtl/>
+              </w:rPr>
+              <w:t>מסופק</w:t>
+            </w:r>
+          </w:p>
+        </w:tc>
+        <w:tc>
+          <w:tcPr>
+            <w:tcW w:w="1647" w:type="dxa"/>
+            <w:tcBorders>
+              <w:top w:val="nil"/>
+              <w:left w:val="single" w:sz="4" w:space="0" w:color="auto"/>
+              <w:bottom w:val="single" w:sz="4" w:space="0" w:color="auto"/>
+              <w:right w:val="single" w:sz="4" w:space="0" w:color="auto"/>
+            </w:tcBorders>
+            <w:shd w:val="clear" w:color="auto" w:fill="auto"/>
+            <w:vAlign w:val="center"/>
+            <w:hideMark/>
+          </w:tcPr>
+          <w:p>
+            <w:pPr>
+              <w:bidi w:val="0"/>
+              <w:spacing w:after="0" w:line="240" w:lineRule="auto"/>
+              <w:jc w:val="center"/>
+              <w:rPr>
+                <w:rFonts w:ascii="Arial" w:eastAsia="Times New Roman" w:hAnsi="Arial" w:cs="Arial"/>
+                <w:color w:val="000000"/>
+                <w:rtl/>
+              </w:rPr>
+            </w:pPr>
+            <w:r>
+              <w:rPr>
+                <w:rFonts w:ascii="Arial" w:eastAsia="Times New Roman" w:hAnsi="Arial" w:cs="Arial"/>
+                <w:color w:val="000000"/>
+              </w:rPr>
+              <w:t>Store data</w:t>
+            </w:r>
+          </w:p>
+        </w:tc>
+        <w:tc>
+          <w:tcPr>
+            <w:tcW w:w="2611" w:type="dxa"/>
+            <w:tcBorders>
+              <w:top w:val="nil"/>
+              <w:left w:val="single" w:sz="4" w:space="0" w:color="auto"/>
+              <w:bottom w:val="single" w:sz="4" w:space="0" w:color="auto"/>
+              <w:right w:val="single" w:sz="4" w:space="0" w:color="auto"/>
+            </w:tcBorders>
+            <w:shd w:val="clear" w:color="auto" w:fill="auto"/>
+            <w:vAlign w:val="center"/>
+            <w:hideMark/>
+          </w:tcPr>
+          <w:p>
+            <w:pPr>
+              <w:spacing w:after="0" w:line="240" w:lineRule="auto"/>
+              <w:jc w:val="center"/>
+              <w:rPr>
+                <w:rFonts w:ascii="Arial" w:eastAsia="Times New Roman" w:hAnsi="Arial" w:cs="Arial"/>
+                <w:color w:val="000000"/>
+              </w:rPr>
+            </w:pPr>
+            <w:r>
+              <w:rPr>
+                <w:rFonts w:ascii="Arial" w:eastAsia="Times New Roman" w:hAnsi="Arial" w:cs="Arial"/>
+                <w:color w:val="000000"/>
+                <w:rtl/>
+              </w:rPr>
+              <w:t>נתוני שימוש האפליקציה</w:t>
+            </w:r>
+          </w:p>
+        </w:tc>
+      </w:tr>
+      <w:tr>
+        <w:trPr>
+          <w:trHeight w:val="330"/>
+        </w:trPr>
+        <w:tc>
+          <w:tcPr>
+            <w:tcW w:w="2270" w:type="dxa"/>
+            <w:tcBorders>
+              <w:top w:val="nil"/>
+              <w:left w:val="single" w:sz="4" w:space="0" w:color="auto"/>
+              <w:bottom w:val="single" w:sz="4" w:space="0" w:color="auto"/>
+              <w:right w:val="single" w:sz="4" w:space="0" w:color="auto"/>
+            </w:tcBorders>
+            <w:shd w:val="clear" w:color="auto" w:fill="auto"/>
+            <w:vAlign w:val="center"/>
+            <w:hideMark/>
+          </w:tcPr>
+          <w:p>
+            <w:pPr>
+              <w:bidi w:val="0"/>
+              <w:spacing w:after="0" w:line="240" w:lineRule="auto"/>
+              <w:jc w:val="center"/>
+              <w:rPr>
+                <w:rFonts w:ascii="Arial" w:eastAsia="Times New Roman" w:hAnsi="Arial" w:cs="Arial"/>
+                <w:color w:val="000000"/>
+                <w:rtl/>
+              </w:rPr>
+            </w:pPr>
+            <w:r>
+              <w:rPr>
+                <w:rFonts w:ascii="Arial" w:eastAsia="Times New Roman" w:hAnsi="Arial" w:cs="Arial"/>
+                <w:color w:val="000000"/>
+              </w:rPr>
+              <w:t>Report Manager</w:t>
+            </w:r>
+          </w:p>
+        </w:tc>
+        <w:tc>
+          <w:tcPr>
+            <w:tcW w:w="2752" w:type="dxa"/>
+            <w:tcBorders>
+              <w:top w:val="nil"/>
+              <w:left w:val="single" w:sz="4" w:space="0" w:color="auto"/>
+              <w:bottom w:val="single" w:sz="4" w:space="0" w:color="auto"/>
+              <w:right w:val="single" w:sz="4" w:space="0" w:color="auto"/>
+            </w:tcBorders>
+            <w:shd w:val="clear" w:color="auto" w:fill="auto"/>
+            <w:vAlign w:val="center"/>
+            <w:hideMark/>
+          </w:tcPr>
+          <w:p>
+            <w:pPr>
+              <w:spacing w:after="0" w:line="240" w:lineRule="auto"/>
+              <w:jc w:val="center"/>
+              <w:rPr>
+                <w:rFonts w:ascii="Arial" w:eastAsia="Times New Roman" w:hAnsi="Arial" w:cs="Arial"/>
+                <w:color w:val="000000"/>
+              </w:rPr>
+            </w:pPr>
+            <w:r>
+              <w:rPr>
+                <w:rFonts w:ascii="Arial" w:eastAsia="Times New Roman" w:hAnsi="Arial" w:cs="Arial"/>
+                <w:color w:val="000000"/>
+                <w:rtl/>
+              </w:rPr>
+              <w:t>מנהל דו''</w:t>
+            </w:r>
+            <w:r>
+              <w:rPr>
+                <w:rFonts w:ascii="Arial" w:eastAsia="Times New Roman" w:hAnsi="Arial" w:cs="Arial" w:hint="cs"/>
+                <w:color w:val="000000"/>
+                <w:rtl/>
+              </w:rPr>
+              <w:t>ח</w:t>
+            </w:r>
+            <w:r>
+              <w:rPr>
+                <w:rFonts w:ascii="Arial" w:eastAsia="Times New Roman" w:hAnsi="Arial" w:cs="Arial"/>
+                <w:color w:val="000000"/>
+                <w:rtl/>
+              </w:rPr>
+              <w:t xml:space="preserve"> קריסת מערכת</w:t>
+            </w:r>
+          </w:p>
+        </w:tc>
+        <w:tc>
+          <w:tcPr>
+            <w:tcW w:w="1291" w:type="dxa"/>
+            <w:tcBorders>
+              <w:top w:val="nil"/>
+              <w:left w:val="single" w:sz="4" w:space="0" w:color="auto"/>
+              <w:bottom w:val="single" w:sz="4" w:space="0" w:color="auto"/>
+              <w:right w:val="single" w:sz="4" w:space="0" w:color="auto"/>
+            </w:tcBorders>
+            <w:shd w:val="clear" w:color="auto" w:fill="auto"/>
+            <w:vAlign w:val="center"/>
+            <w:hideMark/>
+          </w:tcPr>
+          <w:p>
+            <w:pPr>
+              <w:spacing w:after="0" w:line="240" w:lineRule="auto"/>
+              <w:jc w:val="center"/>
+              <w:rPr>
+                <w:rFonts w:ascii="Arial" w:eastAsia="Times New Roman" w:hAnsi="Arial" w:cs="Arial"/>
+                <w:color w:val="000000"/>
+                <w:rtl/>
+              </w:rPr>
+            </w:pPr>
+            <w:r>
+              <w:rPr>
+                <w:rFonts w:ascii="Arial" w:eastAsia="Times New Roman" w:hAnsi="Arial" w:cs="Arial"/>
+                <w:color w:val="000000"/>
+                <w:rtl/>
+              </w:rPr>
+              <w:t>מסופק</w:t>
+            </w:r>
+          </w:p>
+        </w:tc>
+        <w:tc>
+          <w:tcPr>
+            <w:tcW w:w="1647" w:type="dxa"/>
+            <w:tcBorders>
+              <w:top w:val="nil"/>
+              <w:left w:val="single" w:sz="4" w:space="0" w:color="auto"/>
+              <w:bottom w:val="single" w:sz="4" w:space="0" w:color="auto"/>
+              <w:right w:val="single" w:sz="4" w:space="0" w:color="auto"/>
+            </w:tcBorders>
+            <w:shd w:val="clear" w:color="auto" w:fill="auto"/>
+            <w:vAlign w:val="center"/>
+            <w:hideMark/>
+          </w:tcPr>
+          <w:p>
+            <w:pPr>
+              <w:bidi w:val="0"/>
+              <w:spacing w:after="0" w:line="240" w:lineRule="auto"/>
+              <w:jc w:val="center"/>
+              <w:rPr>
+                <w:rFonts w:ascii="Arial" w:eastAsia="Times New Roman" w:hAnsi="Arial" w:cs="Arial"/>
+                <w:color w:val="000000"/>
+                <w:rtl/>
+              </w:rPr>
+            </w:pPr>
+            <w:r>
+              <w:rPr>
+                <w:rFonts w:ascii="Arial" w:eastAsia="Times New Roman" w:hAnsi="Arial" w:cs="Arial"/>
+                <w:color w:val="000000"/>
+              </w:rPr>
+              <w:t>Generate report</w:t>
+            </w:r>
+          </w:p>
+        </w:tc>
+        <w:tc>
+          <w:tcPr>
+            <w:tcW w:w="2611" w:type="dxa"/>
+            <w:tcBorders>
+              <w:top w:val="nil"/>
+              <w:left w:val="single" w:sz="4" w:space="0" w:color="auto"/>
+              <w:bottom w:val="single" w:sz="4" w:space="0" w:color="auto"/>
+              <w:right w:val="single" w:sz="4" w:space="0" w:color="auto"/>
+            </w:tcBorders>
+            <w:shd w:val="clear" w:color="auto" w:fill="auto"/>
+            <w:vAlign w:val="center"/>
+            <w:hideMark/>
+          </w:tcPr>
+          <w:p>
+            <w:pPr>
+              <w:spacing w:after="0" w:line="240" w:lineRule="auto"/>
+              <w:jc w:val="center"/>
+              <w:rPr>
+                <w:rFonts w:ascii="Arial" w:eastAsia="Times New Roman" w:hAnsi="Arial" w:cs="Arial"/>
+                <w:color w:val="000000"/>
+              </w:rPr>
+            </w:pPr>
+            <w:r>
+              <w:rPr>
+                <w:rFonts w:ascii="Arial" w:eastAsia="Times New Roman" w:hAnsi="Arial" w:cs="Arial"/>
+                <w:color w:val="000000"/>
+                <w:rtl/>
+              </w:rPr>
+              <w:t>יצירת ושליחת דו''ח לשרת</w:t>
+            </w:r>
+          </w:p>
+        </w:tc>
+      </w:tr>
+      <w:tr>
+        <w:trPr>
+          <w:trHeight w:val="330"/>
+        </w:trPr>
+        <w:tc>
+          <w:tcPr>
+            <w:tcW w:w="2270" w:type="dxa"/>
+            <w:tcBorders>
+              <w:top w:val="nil"/>
+              <w:left w:val="single" w:sz="4" w:space="0" w:color="auto"/>
+              <w:bottom w:val="single" w:sz="4" w:space="0" w:color="auto"/>
+              <w:right w:val="single" w:sz="4" w:space="0" w:color="auto"/>
+            </w:tcBorders>
+            <w:shd w:val="clear" w:color="auto" w:fill="auto"/>
+            <w:noWrap/>
+            <w:vAlign w:val="center"/>
+            <w:hideMark/>
+          </w:tcPr>
+          <w:p>
+            <w:pPr>
+              <w:bidi w:val="0"/>
+              <w:spacing w:after="0" w:line="240" w:lineRule="auto"/>
+              <w:jc w:val="center"/>
+              <w:rPr>
+                <w:rFonts w:ascii="Arial" w:eastAsia="Times New Roman" w:hAnsi="Arial" w:cs="Arial"/>
+                <w:color w:val="000000"/>
+                <w:rtl/>
+              </w:rPr>
+            </w:pPr>
+            <w:proofErr w:type="spellStart"/>
+            <w:r>
+              <w:rPr>
+                <w:rFonts w:ascii="Arial" w:eastAsia="Times New Roman" w:hAnsi="Arial" w:cs="Arial"/>
+                <w:color w:val="000000"/>
+              </w:rPr>
+              <w:t>UserUI</w:t>
+            </w:r>
+            <w:proofErr w:type="spellEnd"/>
+          </w:p>
+        </w:tc>
+        <w:tc>
+          <w:tcPr>
+            <w:tcW w:w="2752" w:type="dxa"/>
+            <w:tcBorders>
+              <w:top w:val="nil"/>
+              <w:left w:val="single" w:sz="4" w:space="0" w:color="auto"/>
+              <w:bottom w:val="single" w:sz="4" w:space="0" w:color="auto"/>
+              <w:right w:val="single" w:sz="4" w:space="0" w:color="auto"/>
+            </w:tcBorders>
+            <w:shd w:val="clear" w:color="auto" w:fill="auto"/>
+            <w:vAlign w:val="center"/>
+            <w:hideMark/>
+          </w:tcPr>
+          <w:p>
+            <w:pPr>
+              <w:spacing w:after="0" w:line="240" w:lineRule="auto"/>
+              <w:jc w:val="center"/>
+              <w:rPr>
+                <w:rFonts w:ascii="Arial" w:eastAsia="Times New Roman" w:hAnsi="Arial" w:cs="Arial"/>
+                <w:color w:val="000000"/>
+              </w:rPr>
+            </w:pPr>
+            <w:r>
+              <w:rPr>
+                <w:rFonts w:ascii="Arial" w:eastAsia="Times New Roman" w:hAnsi="Arial" w:cs="Arial"/>
+                <w:color w:val="000000"/>
+                <w:rtl/>
+              </w:rPr>
+              <w:t>הצגה למשתמש</w:t>
+            </w:r>
+          </w:p>
+        </w:tc>
+        <w:tc>
+          <w:tcPr>
+            <w:tcW w:w="1291" w:type="dxa"/>
+            <w:tcBorders>
+              <w:top w:val="nil"/>
+              <w:left w:val="single" w:sz="4" w:space="0" w:color="auto"/>
+              <w:bottom w:val="single" w:sz="4" w:space="0" w:color="auto"/>
+              <w:right w:val="single" w:sz="4" w:space="0" w:color="auto"/>
+            </w:tcBorders>
+            <w:shd w:val="clear" w:color="auto" w:fill="auto"/>
+            <w:vAlign w:val="center"/>
+            <w:hideMark/>
+          </w:tcPr>
+          <w:p>
+            <w:pPr>
+              <w:spacing w:after="0" w:line="240" w:lineRule="auto"/>
+              <w:jc w:val="center"/>
+              <w:rPr>
+                <w:rFonts w:ascii="Arial" w:eastAsia="Times New Roman" w:hAnsi="Arial" w:cs="Arial"/>
+                <w:color w:val="000000"/>
+                <w:rtl/>
+              </w:rPr>
+            </w:pPr>
+            <w:r>
+              <w:rPr>
+                <w:rFonts w:ascii="Arial" w:eastAsia="Times New Roman" w:hAnsi="Arial" w:cs="Arial"/>
+                <w:color w:val="000000"/>
+                <w:rtl/>
+              </w:rPr>
+              <w:t>נדרש</w:t>
+            </w:r>
+          </w:p>
+        </w:tc>
+        <w:tc>
+          <w:tcPr>
+            <w:tcW w:w="1647" w:type="dxa"/>
+            <w:tcBorders>
+              <w:top w:val="nil"/>
+              <w:left w:val="single" w:sz="4" w:space="0" w:color="auto"/>
+              <w:bottom w:val="single" w:sz="4" w:space="0" w:color="auto"/>
+              <w:right w:val="single" w:sz="4" w:space="0" w:color="auto"/>
+            </w:tcBorders>
+            <w:shd w:val="clear" w:color="auto" w:fill="auto"/>
+            <w:vAlign w:val="center"/>
+            <w:hideMark/>
+          </w:tcPr>
+          <w:p>
+            <w:pPr>
+              <w:bidi w:val="0"/>
+              <w:spacing w:after="0" w:line="240" w:lineRule="auto"/>
+              <w:jc w:val="center"/>
+              <w:rPr>
+                <w:rFonts w:ascii="Arial" w:eastAsia="Times New Roman" w:hAnsi="Arial" w:cs="Arial"/>
+                <w:color w:val="000000"/>
+                <w:rtl/>
+              </w:rPr>
+            </w:pPr>
+            <w:r>
+              <w:rPr>
+                <w:rFonts w:ascii="Arial" w:eastAsia="Times New Roman" w:hAnsi="Arial" w:cs="Arial"/>
+                <w:color w:val="000000"/>
+              </w:rPr>
+              <w:t>Display</w:t>
+            </w:r>
+          </w:p>
+        </w:tc>
+        <w:tc>
+          <w:tcPr>
+            <w:tcW w:w="2611" w:type="dxa"/>
+            <w:tcBorders>
+              <w:top w:val="nil"/>
+              <w:left w:val="single" w:sz="4" w:space="0" w:color="auto"/>
+              <w:bottom w:val="single" w:sz="4" w:space="0" w:color="auto"/>
+              <w:right w:val="single" w:sz="4" w:space="0" w:color="auto"/>
+            </w:tcBorders>
+            <w:shd w:val="clear" w:color="auto" w:fill="auto"/>
+            <w:noWrap/>
+            <w:vAlign w:val="center"/>
+            <w:hideMark/>
+          </w:tcPr>
+          <w:p>
+            <w:pPr>
+              <w:spacing w:after="0" w:line="240" w:lineRule="auto"/>
+              <w:jc w:val="center"/>
+              <w:rPr>
+                <w:rFonts w:ascii="Arial" w:eastAsia="Times New Roman" w:hAnsi="Arial" w:cs="Arial"/>
+                <w:color w:val="000000"/>
+              </w:rPr>
+            </w:pPr>
+            <w:r>
+              <w:rPr>
+                <w:rFonts w:ascii="Arial" w:eastAsia="Times New Roman" w:hAnsi="Arial" w:cs="Arial"/>
+                <w:color w:val="000000"/>
+                <w:rtl/>
+              </w:rPr>
+              <w:t>מציג את הממשק הנדרש</w:t>
+            </w:r>
+          </w:p>
+        </w:tc>
+      </w:tr>
+      <w:tr>
+        <w:trPr>
+          <w:trHeight w:val="661"/>
+        </w:trPr>
+        <w:tc>
+          <w:tcPr>
+            <w:tcW w:w="2270" w:type="dxa"/>
+            <w:vMerge w:val="restart"/>
+            <w:tcBorders>
+              <w:top w:val="nil"/>
+              <w:left w:val="single" w:sz="4" w:space="0" w:color="auto"/>
+              <w:bottom w:val="nil"/>
+              <w:right w:val="single" w:sz="4" w:space="0" w:color="auto"/>
+            </w:tcBorders>
+            <w:shd w:val="clear" w:color="auto" w:fill="auto"/>
+            <w:noWrap/>
+            <w:vAlign w:val="center"/>
+            <w:hideMark/>
+          </w:tcPr>
+          <w:p>
+            <w:pPr>
+              <w:bidi w:val="0"/>
+              <w:spacing w:after="0" w:line="240" w:lineRule="auto"/>
+              <w:jc w:val="center"/>
+              <w:rPr>
+                <w:rFonts w:ascii="Arial" w:eastAsia="Times New Roman" w:hAnsi="Arial" w:cs="Arial"/>
+                <w:color w:val="000000"/>
+                <w:rtl/>
+              </w:rPr>
+            </w:pPr>
+            <w:r>
+              <w:rPr>
+                <w:rFonts w:ascii="Arial" w:eastAsia="Times New Roman" w:hAnsi="Arial" w:cs="Arial"/>
+                <w:color w:val="000000"/>
+              </w:rPr>
+              <w:t>Permission Manager</w:t>
+            </w:r>
+          </w:p>
+        </w:tc>
+        <w:tc>
+          <w:tcPr>
+            <w:tcW w:w="2752" w:type="dxa"/>
+            <w:vMerge w:val="restart"/>
+            <w:tcBorders>
+              <w:top w:val="nil"/>
+              <w:left w:val="single" w:sz="4" w:space="0" w:color="auto"/>
+              <w:bottom w:val="nil"/>
+              <w:right w:val="single" w:sz="4" w:space="0" w:color="auto"/>
+            </w:tcBorders>
+            <w:shd w:val="clear" w:color="auto" w:fill="auto"/>
+            <w:vAlign w:val="center"/>
+            <w:hideMark/>
+          </w:tcPr>
+          <w:p>
+            <w:pPr>
+              <w:spacing w:after="0" w:line="240" w:lineRule="auto"/>
+              <w:jc w:val="center"/>
+              <w:rPr>
+                <w:rFonts w:ascii="Arial" w:eastAsia="Times New Roman" w:hAnsi="Arial" w:cs="Arial"/>
+                <w:color w:val="000000"/>
+              </w:rPr>
+            </w:pPr>
+            <w:r>
+              <w:rPr>
+                <w:rFonts w:ascii="Arial" w:eastAsia="Times New Roman" w:hAnsi="Arial" w:cs="Arial"/>
+                <w:color w:val="000000"/>
+                <w:rtl/>
+              </w:rPr>
+              <w:t>ניהול הרשאות האפליקציות</w:t>
+            </w:r>
+          </w:p>
+        </w:tc>
+        <w:tc>
+          <w:tcPr>
+            <w:tcW w:w="1291" w:type="dxa"/>
+            <w:tcBorders>
+              <w:top w:val="nil"/>
+              <w:left w:val="single" w:sz="4" w:space="0" w:color="auto"/>
+              <w:bottom w:val="single" w:sz="4" w:space="0" w:color="auto"/>
+              <w:right w:val="single" w:sz="4" w:space="0" w:color="auto"/>
+            </w:tcBorders>
+            <w:shd w:val="clear" w:color="auto" w:fill="auto"/>
+            <w:vAlign w:val="center"/>
+            <w:hideMark/>
+          </w:tcPr>
+          <w:p>
+            <w:pPr>
+              <w:spacing w:after="0" w:line="240" w:lineRule="auto"/>
+              <w:jc w:val="center"/>
+              <w:rPr>
+                <w:rFonts w:ascii="Arial" w:eastAsia="Times New Roman" w:hAnsi="Arial" w:cs="Arial"/>
+                <w:color w:val="000000"/>
+                <w:rtl/>
+              </w:rPr>
+            </w:pPr>
+            <w:r>
+              <w:rPr>
+                <w:rFonts w:ascii="Arial" w:eastAsia="Times New Roman" w:hAnsi="Arial" w:cs="Arial"/>
+                <w:color w:val="000000"/>
+                <w:rtl/>
+              </w:rPr>
+              <w:t>מסופק</w:t>
+            </w:r>
+          </w:p>
+        </w:tc>
+        <w:tc>
+          <w:tcPr>
+            <w:tcW w:w="1647" w:type="dxa"/>
+            <w:tcBorders>
+              <w:top w:val="nil"/>
+              <w:left w:val="single" w:sz="4" w:space="0" w:color="auto"/>
+              <w:bottom w:val="single" w:sz="4" w:space="0" w:color="auto"/>
+              <w:right w:val="single" w:sz="4" w:space="0" w:color="auto"/>
+            </w:tcBorders>
+            <w:shd w:val="clear" w:color="auto" w:fill="auto"/>
+            <w:vAlign w:val="center"/>
+            <w:hideMark/>
+          </w:tcPr>
+          <w:p>
+            <w:pPr>
+              <w:bidi w:val="0"/>
+              <w:spacing w:after="0" w:line="240" w:lineRule="auto"/>
+              <w:jc w:val="center"/>
+              <w:rPr>
+                <w:rFonts w:ascii="Arial" w:eastAsia="Times New Roman" w:hAnsi="Arial" w:cs="Arial"/>
+                <w:color w:val="000000"/>
+                <w:rtl/>
+              </w:rPr>
+            </w:pPr>
+            <w:r>
+              <w:rPr>
+                <w:rFonts w:ascii="Arial" w:eastAsia="Times New Roman" w:hAnsi="Arial" w:cs="Arial"/>
+                <w:color w:val="000000"/>
+              </w:rPr>
+              <w:t>Permissions</w:t>
+            </w:r>
+          </w:p>
+        </w:tc>
+        <w:tc>
+          <w:tcPr>
+            <w:tcW w:w="2611" w:type="dxa"/>
+            <w:tcBorders>
+              <w:top w:val="nil"/>
+              <w:left w:val="single" w:sz="4" w:space="0" w:color="auto"/>
+              <w:bottom w:val="single" w:sz="4" w:space="0" w:color="auto"/>
+              <w:right w:val="single" w:sz="4" w:space="0" w:color="auto"/>
+            </w:tcBorders>
+            <w:shd w:val="clear" w:color="auto" w:fill="auto"/>
+            <w:vAlign w:val="center"/>
+            <w:hideMark/>
+          </w:tcPr>
+          <w:p>
+            <w:pPr>
+              <w:spacing w:after="0" w:line="240" w:lineRule="auto"/>
+              <w:jc w:val="center"/>
+              <w:rPr>
+                <w:rFonts w:ascii="Arial" w:eastAsia="Times New Roman" w:hAnsi="Arial" w:cs="Arial"/>
+                <w:color w:val="000000"/>
+              </w:rPr>
+            </w:pPr>
+            <w:r>
+              <w:rPr>
+                <w:rFonts w:ascii="Arial" w:eastAsia="Times New Roman" w:hAnsi="Arial" w:cs="Arial"/>
+                <w:color w:val="000000"/>
+                <w:rtl/>
+              </w:rPr>
+              <w:t>מאפשר למשתמש לבטל או לאשר הרשאה</w:t>
+            </w:r>
+          </w:p>
+        </w:tc>
+      </w:tr>
+      <w:tr>
+        <w:trPr>
+          <w:trHeight w:val="661"/>
+        </w:trPr>
+        <w:tc>
+          <w:tcPr>
+            <w:tcW w:w="2270" w:type="dxa"/>
+            <w:vMerge/>
+            <w:tcBorders>
+              <w:top w:val="nil"/>
+              <w:left w:val="single" w:sz="4" w:space="0" w:color="auto"/>
+              <w:bottom w:val="nil"/>
+              <w:right w:val="single" w:sz="4" w:space="0" w:color="auto"/>
+            </w:tcBorders>
+            <w:vAlign w:val="center"/>
+            <w:hideMark/>
+          </w:tcPr>
+          <w:p>
+            <w:pPr>
+              <w:spacing w:after="0" w:line="240" w:lineRule="auto"/>
+              <w:rPr>
+                <w:rFonts w:ascii="Arial" w:eastAsia="Times New Roman" w:hAnsi="Arial" w:cs="Arial"/>
+                <w:color w:val="000000"/>
+              </w:rPr>
+            </w:pPr>
+          </w:p>
+        </w:tc>
+        <w:tc>
+          <w:tcPr>
+            <w:tcW w:w="2752" w:type="dxa"/>
+            <w:vMerge/>
+            <w:tcBorders>
+              <w:top w:val="nil"/>
+              <w:left w:val="single" w:sz="4" w:space="0" w:color="auto"/>
+              <w:bottom w:val="nil"/>
+              <w:right w:val="single" w:sz="4" w:space="0" w:color="auto"/>
+            </w:tcBorders>
+            <w:vAlign w:val="center"/>
+            <w:hideMark/>
+          </w:tcPr>
+          <w:p>
+            <w:pPr>
+              <w:spacing w:after="0" w:line="240" w:lineRule="auto"/>
+              <w:rPr>
+                <w:rFonts w:ascii="Arial" w:eastAsia="Times New Roman" w:hAnsi="Arial" w:cs="Arial"/>
+                <w:color w:val="000000"/>
+              </w:rPr>
+            </w:pPr>
+          </w:p>
+        </w:tc>
+        <w:tc>
+          <w:tcPr>
+            <w:tcW w:w="1291" w:type="dxa"/>
+            <w:tcBorders>
+              <w:top w:val="nil"/>
+              <w:left w:val="single" w:sz="4" w:space="0" w:color="auto"/>
+              <w:bottom w:val="single" w:sz="4" w:space="0" w:color="auto"/>
+              <w:right w:val="single" w:sz="4" w:space="0" w:color="auto"/>
+            </w:tcBorders>
+            <w:shd w:val="clear" w:color="auto" w:fill="auto"/>
+            <w:vAlign w:val="center"/>
+            <w:hideMark/>
+          </w:tcPr>
+          <w:p>
+            <w:pPr>
+              <w:spacing w:after="0" w:line="240" w:lineRule="auto"/>
+              <w:jc w:val="center"/>
+              <w:rPr>
+                <w:rFonts w:ascii="Arial" w:eastAsia="Times New Roman" w:hAnsi="Arial" w:cs="Arial"/>
+                <w:color w:val="000000"/>
+                <w:rtl/>
+              </w:rPr>
+            </w:pPr>
+            <w:r>
+              <w:rPr>
+                <w:rFonts w:ascii="Arial" w:eastAsia="Times New Roman" w:hAnsi="Arial" w:cs="Arial"/>
+                <w:color w:val="000000"/>
+                <w:rtl/>
+              </w:rPr>
+              <w:t>מסופק/נדרש</w:t>
+            </w:r>
+          </w:p>
+        </w:tc>
+        <w:tc>
+          <w:tcPr>
+            <w:tcW w:w="1647" w:type="dxa"/>
+            <w:tcBorders>
+              <w:top w:val="nil"/>
+              <w:left w:val="single" w:sz="4" w:space="0" w:color="auto"/>
+              <w:bottom w:val="single" w:sz="4" w:space="0" w:color="auto"/>
+              <w:right w:val="single" w:sz="4" w:space="0" w:color="auto"/>
+            </w:tcBorders>
+            <w:shd w:val="clear" w:color="auto" w:fill="auto"/>
+            <w:vAlign w:val="center"/>
+            <w:hideMark/>
+          </w:tcPr>
+          <w:p>
+            <w:pPr>
+              <w:bidi w:val="0"/>
+              <w:spacing w:after="0" w:line="240" w:lineRule="auto"/>
+              <w:jc w:val="center"/>
+              <w:rPr>
+                <w:rFonts w:ascii="Arial" w:eastAsia="Times New Roman" w:hAnsi="Arial" w:cs="Arial"/>
+                <w:color w:val="000000"/>
+                <w:rtl/>
+              </w:rPr>
+            </w:pPr>
+            <w:r>
+              <w:rPr>
+                <w:rFonts w:ascii="Arial" w:eastAsia="Times New Roman" w:hAnsi="Arial" w:cs="Arial"/>
+                <w:color w:val="000000"/>
+              </w:rPr>
+              <w:t>Permission</w:t>
+            </w:r>
+            <w:r>
+              <w:rPr>
+                <w:rFonts w:ascii="Arial" w:eastAsia="Times New Roman" w:hAnsi="Arial" w:cs="Arial"/>
+                <w:color w:val="000000"/>
+              </w:rPr>
+              <w:br/>
+              <w:t>data</w:t>
+            </w:r>
+          </w:p>
+        </w:tc>
+        <w:tc>
+          <w:tcPr>
+            <w:tcW w:w="2611" w:type="dxa"/>
+            <w:tcBorders>
+              <w:top w:val="nil"/>
+              <w:left w:val="single" w:sz="4" w:space="0" w:color="auto"/>
+              <w:bottom w:val="single" w:sz="4" w:space="0" w:color="auto"/>
+              <w:right w:val="single" w:sz="4" w:space="0" w:color="auto"/>
+            </w:tcBorders>
+            <w:shd w:val="clear" w:color="auto" w:fill="auto"/>
+            <w:vAlign w:val="center"/>
+            <w:hideMark/>
+          </w:tcPr>
+          <w:p>
+            <w:pPr>
+              <w:spacing w:after="0" w:line="240" w:lineRule="auto"/>
+              <w:jc w:val="center"/>
+              <w:rPr>
+                <w:rFonts w:ascii="Arial" w:eastAsia="Times New Roman" w:hAnsi="Arial" w:cs="Arial"/>
+                <w:color w:val="000000"/>
+              </w:rPr>
+            </w:pPr>
+            <w:r>
+              <w:rPr>
+                <w:rFonts w:ascii="Arial" w:eastAsia="Times New Roman" w:hAnsi="Arial" w:cs="Arial"/>
+                <w:color w:val="000000"/>
+                <w:rtl/>
+              </w:rPr>
+              <w:t>נתונים של מצב ההרשאות של כל האפליקציות</w:t>
+            </w:r>
+          </w:p>
+        </w:tc>
+      </w:tr>
+      <w:tr>
+        <w:trPr>
+          <w:trHeight w:val="661"/>
+        </w:trPr>
+        <w:tc>
+          <w:tcPr>
+            <w:tcW w:w="2270" w:type="dxa"/>
+            <w:tcBorders>
+              <w:top w:val="single" w:sz="4" w:space="0" w:color="auto"/>
+              <w:left w:val="single" w:sz="4" w:space="0" w:color="auto"/>
+              <w:bottom w:val="single" w:sz="4" w:space="0" w:color="auto"/>
+              <w:right w:val="single" w:sz="4" w:space="0" w:color="auto"/>
+            </w:tcBorders>
+            <w:shd w:val="clear" w:color="auto" w:fill="auto"/>
+            <w:vAlign w:val="center"/>
+            <w:hideMark/>
+          </w:tcPr>
+          <w:p>
+            <w:pPr>
+              <w:bidi w:val="0"/>
+              <w:spacing w:after="0" w:line="240" w:lineRule="auto"/>
+              <w:jc w:val="center"/>
+              <w:rPr>
+                <w:rFonts w:ascii="Arial" w:eastAsia="Times New Roman" w:hAnsi="Arial" w:cs="Arial"/>
+                <w:color w:val="000000"/>
+                <w:rtl/>
+              </w:rPr>
+            </w:pPr>
+            <w:r>
+              <w:rPr>
+                <w:rFonts w:ascii="Arial" w:eastAsia="Times New Roman" w:hAnsi="Arial" w:cs="Arial"/>
+                <w:color w:val="000000"/>
+              </w:rPr>
+              <w:t>System languages manager</w:t>
+            </w:r>
+          </w:p>
+        </w:tc>
+        <w:tc>
+          <w:tcPr>
+            <w:tcW w:w="2752" w:type="dxa"/>
+            <w:tcBorders>
+              <w:top w:val="single" w:sz="4" w:space="0" w:color="auto"/>
+              <w:left w:val="single" w:sz="4" w:space="0" w:color="auto"/>
+              <w:bottom w:val="single" w:sz="4" w:space="0" w:color="auto"/>
+              <w:right w:val="single" w:sz="4" w:space="0" w:color="auto"/>
+            </w:tcBorders>
+            <w:shd w:val="clear" w:color="auto" w:fill="auto"/>
+            <w:vAlign w:val="center"/>
+            <w:hideMark/>
+          </w:tcPr>
+          <w:p>
+            <w:pPr>
+              <w:spacing w:after="0" w:line="240" w:lineRule="auto"/>
+              <w:jc w:val="center"/>
+              <w:rPr>
+                <w:rFonts w:ascii="Arial" w:eastAsia="Times New Roman" w:hAnsi="Arial" w:cs="Arial"/>
+                <w:color w:val="000000"/>
+              </w:rPr>
+            </w:pPr>
+            <w:r>
+              <w:rPr>
+                <w:rFonts w:ascii="Arial" w:eastAsia="Times New Roman" w:hAnsi="Arial" w:cs="Arial"/>
+                <w:color w:val="000000"/>
+                <w:rtl/>
+              </w:rPr>
+              <w:t>ניהול שפות המערכת</w:t>
+            </w:r>
+          </w:p>
+        </w:tc>
+        <w:tc>
+          <w:tcPr>
+            <w:tcW w:w="1291" w:type="dxa"/>
+            <w:tcBorders>
+              <w:top w:val="nil"/>
+              <w:left w:val="single" w:sz="4" w:space="0" w:color="auto"/>
+              <w:bottom w:val="single" w:sz="4" w:space="0" w:color="auto"/>
+              <w:right w:val="single" w:sz="4" w:space="0" w:color="auto"/>
+            </w:tcBorders>
+            <w:shd w:val="clear" w:color="auto" w:fill="auto"/>
+            <w:vAlign w:val="center"/>
+            <w:hideMark/>
+          </w:tcPr>
+          <w:p>
+            <w:pPr>
+              <w:spacing w:after="0" w:line="240" w:lineRule="auto"/>
+              <w:jc w:val="center"/>
+              <w:rPr>
+                <w:rFonts w:ascii="Arial" w:eastAsia="Times New Roman" w:hAnsi="Arial" w:cs="Arial"/>
+                <w:color w:val="000000"/>
+                <w:rtl/>
+              </w:rPr>
+            </w:pPr>
+            <w:r>
+              <w:rPr>
+                <w:rFonts w:ascii="Arial" w:eastAsia="Times New Roman" w:hAnsi="Arial" w:cs="Arial"/>
+                <w:color w:val="000000"/>
+                <w:rtl/>
+              </w:rPr>
+              <w:t>מסופק</w:t>
+            </w:r>
+          </w:p>
+        </w:tc>
+        <w:tc>
+          <w:tcPr>
+            <w:tcW w:w="1647" w:type="dxa"/>
+            <w:tcBorders>
+              <w:top w:val="nil"/>
+              <w:left w:val="nil"/>
+              <w:bottom w:val="nil"/>
+              <w:right w:val="nil"/>
+            </w:tcBorders>
+            <w:shd w:val="clear" w:color="auto" w:fill="auto"/>
+            <w:vAlign w:val="center"/>
+            <w:hideMark/>
+          </w:tcPr>
+          <w:p>
+            <w:pPr>
+              <w:bidi w:val="0"/>
+              <w:spacing w:after="0" w:line="240" w:lineRule="auto"/>
+              <w:jc w:val="center"/>
+              <w:rPr>
+                <w:rFonts w:ascii="Arial" w:eastAsia="Times New Roman" w:hAnsi="Arial" w:cs="Arial"/>
+                <w:color w:val="000000"/>
+                <w:rtl/>
+              </w:rPr>
+            </w:pPr>
+            <w:r>
+              <w:rPr>
+                <w:rFonts w:ascii="Arial" w:eastAsia="Times New Roman" w:hAnsi="Arial" w:cs="Arial"/>
+                <w:color w:val="000000"/>
+              </w:rPr>
+              <w:t>Languages</w:t>
+            </w:r>
+          </w:p>
+        </w:tc>
+        <w:tc>
+          <w:tcPr>
+            <w:tcW w:w="2611" w:type="dxa"/>
+            <w:tcBorders>
+              <w:top w:val="nil"/>
+              <w:left w:val="single" w:sz="4" w:space="0" w:color="auto"/>
+              <w:bottom w:val="single" w:sz="4" w:space="0" w:color="auto"/>
+              <w:right w:val="single" w:sz="4" w:space="0" w:color="auto"/>
+            </w:tcBorders>
+            <w:shd w:val="clear" w:color="auto" w:fill="auto"/>
+            <w:vAlign w:val="center"/>
+            <w:hideMark/>
+          </w:tcPr>
+          <w:p>
+            <w:pPr>
+              <w:spacing w:after="0" w:line="240" w:lineRule="auto"/>
+              <w:jc w:val="center"/>
+              <w:rPr>
+                <w:rFonts w:ascii="Arial" w:eastAsia="Times New Roman" w:hAnsi="Arial" w:cs="Arial"/>
+                <w:color w:val="000000"/>
+              </w:rPr>
+            </w:pPr>
+            <w:r>
+              <w:rPr>
+                <w:rFonts w:ascii="Arial" w:eastAsia="Times New Roman" w:hAnsi="Arial" w:cs="Arial"/>
+                <w:color w:val="000000"/>
+                <w:rtl/>
+              </w:rPr>
+              <w:t>שפת המערכת</w:t>
+            </w:r>
+          </w:p>
+        </w:tc>
+      </w:tr>
+      <w:tr>
+        <w:trPr>
+          <w:trHeight w:val="330"/>
+        </w:trPr>
+        <w:tc>
+          <w:tcPr>
+            <w:tcW w:w="2270" w:type="dxa"/>
+            <w:vMerge w:val="restart"/>
+            <w:tcBorders>
+              <w:top w:val="nil"/>
+              <w:left w:val="single" w:sz="4" w:space="0" w:color="auto"/>
+              <w:bottom w:val="single" w:sz="4" w:space="0" w:color="000000"/>
+              <w:right w:val="single" w:sz="4" w:space="0" w:color="auto"/>
+            </w:tcBorders>
+            <w:shd w:val="clear" w:color="auto" w:fill="auto"/>
+            <w:vAlign w:val="center"/>
+            <w:hideMark/>
+          </w:tcPr>
+          <w:p>
+            <w:pPr>
+              <w:bidi w:val="0"/>
+              <w:spacing w:after="0" w:line="240" w:lineRule="auto"/>
+              <w:jc w:val="center"/>
+              <w:rPr>
+                <w:rFonts w:ascii="Arial" w:eastAsia="Times New Roman" w:hAnsi="Arial" w:cs="Arial"/>
+                <w:color w:val="000000"/>
+                <w:rtl/>
+              </w:rPr>
+            </w:pPr>
+            <w:r>
+              <w:rPr>
+                <w:rFonts w:ascii="Arial" w:eastAsia="Times New Roman" w:hAnsi="Arial" w:cs="Arial"/>
+                <w:color w:val="000000"/>
+              </w:rPr>
+              <w:t>Packet capture manager</w:t>
+            </w:r>
+          </w:p>
+        </w:tc>
+        <w:tc>
+          <w:tcPr>
+            <w:tcW w:w="2752" w:type="dxa"/>
+            <w:vMerge w:val="restart"/>
+            <w:tcBorders>
+              <w:top w:val="nil"/>
+              <w:left w:val="single" w:sz="4" w:space="0" w:color="auto"/>
+              <w:bottom w:val="single" w:sz="4" w:space="0" w:color="000000"/>
+              <w:right w:val="single" w:sz="4" w:space="0" w:color="auto"/>
+            </w:tcBorders>
+            <w:shd w:val="clear" w:color="auto" w:fill="auto"/>
+            <w:vAlign w:val="center"/>
+            <w:hideMark/>
+          </w:tcPr>
+          <w:p>
+            <w:pPr>
+              <w:spacing w:after="0" w:line="240" w:lineRule="auto"/>
+              <w:jc w:val="center"/>
+              <w:rPr>
+                <w:rFonts w:ascii="Arial" w:eastAsia="Times New Roman" w:hAnsi="Arial" w:cs="Arial"/>
+                <w:color w:val="000000"/>
+              </w:rPr>
+            </w:pPr>
+            <w:r>
+              <w:rPr>
+                <w:rFonts w:ascii="Arial" w:eastAsia="Times New Roman" w:hAnsi="Arial" w:cs="Arial"/>
+                <w:color w:val="000000"/>
+                <w:rtl/>
+              </w:rPr>
+              <w:t>ניהול לכידת חבילות רשת</w:t>
+            </w:r>
+          </w:p>
+        </w:tc>
+        <w:tc>
+          <w:tcPr>
+            <w:tcW w:w="1291" w:type="dxa"/>
+            <w:tcBorders>
+              <w:top w:val="nil"/>
+              <w:left w:val="single" w:sz="4" w:space="0" w:color="auto"/>
+              <w:bottom w:val="single" w:sz="4" w:space="0" w:color="auto"/>
+              <w:right w:val="single" w:sz="4" w:space="0" w:color="auto"/>
+            </w:tcBorders>
+            <w:shd w:val="clear" w:color="auto" w:fill="auto"/>
+            <w:vAlign w:val="center"/>
+            <w:hideMark/>
+          </w:tcPr>
+          <w:p>
+            <w:pPr>
+              <w:spacing w:after="0" w:line="240" w:lineRule="auto"/>
+              <w:jc w:val="center"/>
+              <w:rPr>
+                <w:rFonts w:ascii="Arial" w:eastAsia="Times New Roman" w:hAnsi="Arial" w:cs="Arial"/>
+                <w:color w:val="000000"/>
+                <w:rtl/>
+              </w:rPr>
+            </w:pPr>
+            <w:r>
+              <w:rPr>
+                <w:rFonts w:ascii="Arial" w:eastAsia="Times New Roman" w:hAnsi="Arial" w:cs="Arial"/>
+                <w:color w:val="000000"/>
+                <w:rtl/>
+              </w:rPr>
+              <w:t>מסופק</w:t>
+            </w:r>
+          </w:p>
+        </w:tc>
+        <w:tc>
+          <w:tcPr>
+            <w:tcW w:w="1647" w:type="dxa"/>
+            <w:tcBorders>
+              <w:top w:val="single" w:sz="4" w:space="0" w:color="auto"/>
+              <w:left w:val="single" w:sz="4" w:space="0" w:color="auto"/>
+              <w:bottom w:val="single" w:sz="4" w:space="0" w:color="auto"/>
+              <w:right w:val="single" w:sz="4" w:space="0" w:color="auto"/>
+            </w:tcBorders>
+            <w:shd w:val="clear" w:color="auto" w:fill="auto"/>
+            <w:vAlign w:val="center"/>
+            <w:hideMark/>
+          </w:tcPr>
+          <w:p>
+            <w:pPr>
+              <w:bidi w:val="0"/>
+              <w:spacing w:after="0" w:line="240" w:lineRule="auto"/>
+              <w:jc w:val="center"/>
+              <w:rPr>
+                <w:rFonts w:ascii="Arial" w:eastAsia="Times New Roman" w:hAnsi="Arial" w:cs="Arial"/>
+                <w:color w:val="000000"/>
+                <w:rtl/>
+              </w:rPr>
+            </w:pPr>
+            <w:r>
+              <w:rPr>
+                <w:rFonts w:ascii="Arial" w:eastAsia="Times New Roman" w:hAnsi="Arial" w:cs="Arial"/>
+                <w:color w:val="000000"/>
+              </w:rPr>
+              <w:t>Packets</w:t>
+            </w:r>
+          </w:p>
+        </w:tc>
+        <w:tc>
+          <w:tcPr>
+            <w:tcW w:w="2611" w:type="dxa"/>
+            <w:tcBorders>
+              <w:top w:val="nil"/>
+              <w:left w:val="single" w:sz="4" w:space="0" w:color="auto"/>
+              <w:bottom w:val="single" w:sz="4" w:space="0" w:color="auto"/>
+              <w:right w:val="single" w:sz="4" w:space="0" w:color="auto"/>
+            </w:tcBorders>
+            <w:shd w:val="clear" w:color="auto" w:fill="auto"/>
+            <w:vAlign w:val="center"/>
+            <w:hideMark/>
+          </w:tcPr>
+          <w:p>
+            <w:pPr>
+              <w:spacing w:after="0" w:line="240" w:lineRule="auto"/>
+              <w:jc w:val="center"/>
+              <w:rPr>
+                <w:rFonts w:ascii="Arial" w:eastAsia="Times New Roman" w:hAnsi="Arial" w:cs="Arial"/>
+                <w:color w:val="000000"/>
+              </w:rPr>
+            </w:pPr>
+            <w:r>
+              <w:rPr>
+                <w:rFonts w:ascii="Arial" w:eastAsia="Times New Roman" w:hAnsi="Arial" w:cs="Arial"/>
+                <w:color w:val="000000"/>
+                <w:rtl/>
+              </w:rPr>
+              <w:t>מנות רשת</w:t>
+            </w:r>
+          </w:p>
+        </w:tc>
+      </w:tr>
+      <w:tr>
+        <w:trPr>
+          <w:trHeight w:val="330"/>
+        </w:trPr>
+        <w:tc>
+          <w:tcPr>
+            <w:tcW w:w="2270" w:type="dxa"/>
+            <w:vMerge/>
+            <w:tcBorders>
+              <w:top w:val="nil"/>
+              <w:left w:val="single" w:sz="4" w:space="0" w:color="auto"/>
+              <w:bottom w:val="single" w:sz="4" w:space="0" w:color="000000"/>
+              <w:right w:val="single" w:sz="4" w:space="0" w:color="auto"/>
+            </w:tcBorders>
+            <w:vAlign w:val="center"/>
+            <w:hideMark/>
+          </w:tcPr>
+          <w:p>
+            <w:pPr>
+              <w:spacing w:after="0" w:line="240" w:lineRule="auto"/>
+              <w:rPr>
+                <w:rFonts w:ascii="Arial" w:eastAsia="Times New Roman" w:hAnsi="Arial" w:cs="Arial"/>
+                <w:color w:val="000000"/>
+              </w:rPr>
+            </w:pPr>
+          </w:p>
+        </w:tc>
+        <w:tc>
+          <w:tcPr>
+            <w:tcW w:w="2752" w:type="dxa"/>
+            <w:vMerge/>
+            <w:tcBorders>
+              <w:top w:val="nil"/>
+              <w:left w:val="single" w:sz="4" w:space="0" w:color="auto"/>
+              <w:bottom w:val="single" w:sz="4" w:space="0" w:color="000000"/>
+              <w:right w:val="single" w:sz="4" w:space="0" w:color="auto"/>
+            </w:tcBorders>
+            <w:vAlign w:val="center"/>
+            <w:hideMark/>
+          </w:tcPr>
+          <w:p>
+            <w:pPr>
+              <w:spacing w:after="0" w:line="240" w:lineRule="auto"/>
+              <w:rPr>
+                <w:rFonts w:ascii="Arial" w:eastAsia="Times New Roman" w:hAnsi="Arial" w:cs="Arial"/>
+                <w:color w:val="000000"/>
+              </w:rPr>
+            </w:pPr>
+          </w:p>
+        </w:tc>
+        <w:tc>
+          <w:tcPr>
+            <w:tcW w:w="1291" w:type="dxa"/>
+            <w:tcBorders>
+              <w:top w:val="nil"/>
+              <w:left w:val="single" w:sz="4" w:space="0" w:color="auto"/>
+              <w:bottom w:val="single" w:sz="4" w:space="0" w:color="auto"/>
+              <w:right w:val="single" w:sz="4" w:space="0" w:color="auto"/>
+            </w:tcBorders>
+            <w:shd w:val="clear" w:color="auto" w:fill="auto"/>
+            <w:vAlign w:val="center"/>
+            <w:hideMark/>
+          </w:tcPr>
+          <w:p>
+            <w:pPr>
+              <w:spacing w:after="0" w:line="240" w:lineRule="auto"/>
+              <w:jc w:val="center"/>
+              <w:rPr>
+                <w:rFonts w:ascii="Arial" w:eastAsia="Times New Roman" w:hAnsi="Arial" w:cs="Arial"/>
+                <w:color w:val="000000"/>
+                <w:rtl/>
+              </w:rPr>
+            </w:pPr>
+            <w:r>
+              <w:rPr>
+                <w:rFonts w:ascii="Arial" w:eastAsia="Times New Roman" w:hAnsi="Arial" w:cs="Arial"/>
+                <w:color w:val="000000"/>
+                <w:rtl/>
+              </w:rPr>
+              <w:t>מסופק</w:t>
+            </w:r>
+          </w:p>
+        </w:tc>
+        <w:tc>
+          <w:tcPr>
+            <w:tcW w:w="1647" w:type="dxa"/>
+            <w:tcBorders>
+              <w:top w:val="nil"/>
+              <w:left w:val="single" w:sz="4" w:space="0" w:color="auto"/>
+              <w:bottom w:val="single" w:sz="4" w:space="0" w:color="auto"/>
+              <w:right w:val="single" w:sz="4" w:space="0" w:color="auto"/>
+            </w:tcBorders>
+            <w:shd w:val="clear" w:color="auto" w:fill="auto"/>
+            <w:vAlign w:val="center"/>
+            <w:hideMark/>
+          </w:tcPr>
+          <w:p>
+            <w:pPr>
+              <w:bidi w:val="0"/>
+              <w:spacing w:after="0" w:line="240" w:lineRule="auto"/>
+              <w:jc w:val="center"/>
+              <w:rPr>
+                <w:rFonts w:ascii="Arial" w:eastAsia="Times New Roman" w:hAnsi="Arial" w:cs="Arial"/>
+                <w:color w:val="000000"/>
+                <w:rtl/>
+              </w:rPr>
+            </w:pPr>
+            <w:r>
+              <w:rPr>
+                <w:rFonts w:ascii="Arial" w:eastAsia="Times New Roman" w:hAnsi="Arial" w:cs="Arial"/>
+                <w:color w:val="000000"/>
+              </w:rPr>
+              <w:t>Connections</w:t>
+            </w:r>
+          </w:p>
+        </w:tc>
+        <w:tc>
+          <w:tcPr>
+            <w:tcW w:w="2611" w:type="dxa"/>
+            <w:tcBorders>
+              <w:top w:val="nil"/>
+              <w:left w:val="single" w:sz="4" w:space="0" w:color="auto"/>
+              <w:bottom w:val="single" w:sz="4" w:space="0" w:color="auto"/>
+              <w:right w:val="single" w:sz="4" w:space="0" w:color="auto"/>
+            </w:tcBorders>
+            <w:shd w:val="clear" w:color="auto" w:fill="auto"/>
+            <w:vAlign w:val="center"/>
+            <w:hideMark/>
+          </w:tcPr>
+          <w:p>
+            <w:pPr>
+              <w:spacing w:after="0" w:line="240" w:lineRule="auto"/>
+              <w:jc w:val="center"/>
+              <w:rPr>
+                <w:rFonts w:ascii="Arial" w:eastAsia="Times New Roman" w:hAnsi="Arial" w:cs="Arial"/>
+                <w:color w:val="000000"/>
+              </w:rPr>
+            </w:pPr>
+            <w:r>
+              <w:rPr>
+                <w:rFonts w:ascii="Arial" w:eastAsia="Times New Roman" w:hAnsi="Arial" w:cs="Arial"/>
+                <w:color w:val="000000"/>
+                <w:rtl/>
+              </w:rPr>
+              <w:t>מידע על חיבורי האפליקציות</w:t>
+            </w:r>
+          </w:p>
+        </w:tc>
+      </w:tr>
+      <w:tr>
+        <w:trPr>
+          <w:trHeight w:val="330"/>
+        </w:trPr>
+        <w:tc>
+          <w:tcPr>
+            <w:tcW w:w="2270" w:type="dxa"/>
+            <w:vMerge w:val="restart"/>
+            <w:tcBorders>
+              <w:top w:val="nil"/>
+              <w:left w:val="single" w:sz="4" w:space="0" w:color="auto"/>
+              <w:bottom w:val="single" w:sz="4" w:space="0" w:color="000000"/>
+              <w:right w:val="single" w:sz="4" w:space="0" w:color="auto"/>
+            </w:tcBorders>
+            <w:shd w:val="clear" w:color="auto" w:fill="auto"/>
+            <w:vAlign w:val="center"/>
+            <w:hideMark/>
+          </w:tcPr>
+          <w:p>
+            <w:pPr>
+              <w:bidi w:val="0"/>
+              <w:spacing w:after="0" w:line="240" w:lineRule="auto"/>
+              <w:jc w:val="center"/>
+              <w:rPr>
+                <w:rFonts w:ascii="Arial" w:eastAsia="Times New Roman" w:hAnsi="Arial" w:cs="Arial"/>
+                <w:color w:val="000000"/>
+                <w:rtl/>
+              </w:rPr>
+            </w:pPr>
+            <w:r>
+              <w:rPr>
+                <w:rFonts w:ascii="Arial" w:eastAsia="Times New Roman" w:hAnsi="Arial" w:cs="Arial"/>
+                <w:color w:val="000000"/>
+              </w:rPr>
+              <w:t>ADVANCED MODE option manager</w:t>
+            </w:r>
+          </w:p>
+        </w:tc>
+        <w:tc>
+          <w:tcPr>
+            <w:tcW w:w="2752" w:type="dxa"/>
+            <w:vMerge w:val="restart"/>
+            <w:tcBorders>
+              <w:top w:val="nil"/>
+              <w:left w:val="single" w:sz="4" w:space="0" w:color="auto"/>
+              <w:bottom w:val="single" w:sz="4" w:space="0" w:color="000000"/>
+              <w:right w:val="single" w:sz="4" w:space="0" w:color="auto"/>
+            </w:tcBorders>
+            <w:shd w:val="clear" w:color="auto" w:fill="auto"/>
+            <w:vAlign w:val="center"/>
+            <w:hideMark/>
+          </w:tcPr>
+          <w:p>
+            <w:pPr>
+              <w:spacing w:after="0" w:line="240" w:lineRule="auto"/>
+              <w:jc w:val="center"/>
+              <w:rPr>
+                <w:rFonts w:ascii="Arial" w:eastAsia="Times New Roman" w:hAnsi="Arial" w:cs="Arial"/>
+                <w:color w:val="000000"/>
+              </w:rPr>
+            </w:pPr>
+            <w:r>
+              <w:rPr>
+                <w:rFonts w:ascii="Arial" w:eastAsia="Times New Roman" w:hAnsi="Arial" w:cs="Arial"/>
+                <w:color w:val="000000"/>
+                <w:rtl/>
+              </w:rPr>
+              <w:t>ממשק לשימוש מתקדם</w:t>
+            </w:r>
+          </w:p>
+        </w:tc>
+        <w:tc>
+          <w:tcPr>
+            <w:tcW w:w="1291" w:type="dxa"/>
+            <w:tcBorders>
+              <w:top w:val="nil"/>
+              <w:left w:val="single" w:sz="4" w:space="0" w:color="auto"/>
+              <w:bottom w:val="single" w:sz="4" w:space="0" w:color="auto"/>
+              <w:right w:val="single" w:sz="4" w:space="0" w:color="auto"/>
+            </w:tcBorders>
+            <w:shd w:val="clear" w:color="auto" w:fill="auto"/>
+            <w:vAlign w:val="center"/>
+            <w:hideMark/>
+          </w:tcPr>
+          <w:p>
+            <w:pPr>
+              <w:spacing w:after="0" w:line="240" w:lineRule="auto"/>
+              <w:jc w:val="center"/>
+              <w:rPr>
+                <w:rFonts w:ascii="Arial" w:eastAsia="Times New Roman" w:hAnsi="Arial" w:cs="Arial"/>
+                <w:color w:val="000000"/>
+                <w:rtl/>
+              </w:rPr>
+            </w:pPr>
+            <w:r>
+              <w:rPr>
+                <w:rFonts w:ascii="Arial" w:eastAsia="Times New Roman" w:hAnsi="Arial" w:cs="Arial"/>
+                <w:color w:val="000000"/>
+                <w:rtl/>
+              </w:rPr>
+              <w:t>נדרש</w:t>
+            </w:r>
+          </w:p>
+        </w:tc>
+        <w:tc>
+          <w:tcPr>
+            <w:tcW w:w="1647" w:type="dxa"/>
+            <w:tcBorders>
+              <w:top w:val="nil"/>
+              <w:left w:val="single" w:sz="4" w:space="0" w:color="auto"/>
+              <w:bottom w:val="single" w:sz="4" w:space="0" w:color="auto"/>
+              <w:right w:val="single" w:sz="4" w:space="0" w:color="auto"/>
+            </w:tcBorders>
+            <w:shd w:val="clear" w:color="auto" w:fill="auto"/>
+            <w:vAlign w:val="center"/>
+            <w:hideMark/>
+          </w:tcPr>
+          <w:p>
+            <w:pPr>
+              <w:bidi w:val="0"/>
+              <w:spacing w:after="0" w:line="240" w:lineRule="auto"/>
+              <w:jc w:val="center"/>
+              <w:rPr>
+                <w:rFonts w:ascii="Arial" w:eastAsia="Times New Roman" w:hAnsi="Arial" w:cs="Arial"/>
+                <w:color w:val="000000"/>
+                <w:rtl/>
+              </w:rPr>
+            </w:pPr>
+            <w:r>
+              <w:rPr>
+                <w:rFonts w:ascii="Arial" w:eastAsia="Times New Roman" w:hAnsi="Arial" w:cs="Arial"/>
+                <w:color w:val="000000"/>
+              </w:rPr>
+              <w:t>Packets</w:t>
+            </w:r>
+          </w:p>
+        </w:tc>
+        <w:tc>
+          <w:tcPr>
+            <w:tcW w:w="2611" w:type="dxa"/>
+            <w:tcBorders>
+              <w:top w:val="nil"/>
+              <w:left w:val="single" w:sz="4" w:space="0" w:color="auto"/>
+              <w:bottom w:val="single" w:sz="4" w:space="0" w:color="auto"/>
+              <w:right w:val="single" w:sz="4" w:space="0" w:color="auto"/>
+            </w:tcBorders>
+            <w:shd w:val="clear" w:color="auto" w:fill="auto"/>
+            <w:vAlign w:val="center"/>
+            <w:hideMark/>
+          </w:tcPr>
+          <w:p>
+            <w:pPr>
+              <w:spacing w:after="0" w:line="240" w:lineRule="auto"/>
+              <w:jc w:val="center"/>
+              <w:rPr>
+                <w:rFonts w:ascii="Arial" w:eastAsia="Times New Roman" w:hAnsi="Arial" w:cs="Arial"/>
+                <w:color w:val="000000"/>
+              </w:rPr>
+            </w:pPr>
+            <w:r>
+              <w:rPr>
+                <w:rFonts w:ascii="Arial" w:eastAsia="Times New Roman" w:hAnsi="Arial" w:cs="Arial"/>
+                <w:color w:val="000000"/>
+                <w:rtl/>
+              </w:rPr>
+              <w:t>מנות רשת</w:t>
+            </w:r>
+          </w:p>
+        </w:tc>
+      </w:tr>
+      <w:tr>
+        <w:trPr>
+          <w:trHeight w:val="661"/>
+        </w:trPr>
+        <w:tc>
+          <w:tcPr>
+            <w:tcW w:w="2270" w:type="dxa"/>
+            <w:vMerge/>
+            <w:tcBorders>
+              <w:top w:val="nil"/>
+              <w:left w:val="single" w:sz="4" w:space="0" w:color="auto"/>
+              <w:bottom w:val="single" w:sz="4" w:space="0" w:color="000000"/>
+              <w:right w:val="single" w:sz="4" w:space="0" w:color="auto"/>
+            </w:tcBorders>
+            <w:vAlign w:val="center"/>
+            <w:hideMark/>
+          </w:tcPr>
+          <w:p>
+            <w:pPr>
+              <w:spacing w:after="0" w:line="240" w:lineRule="auto"/>
+              <w:rPr>
+                <w:rFonts w:ascii="Arial" w:eastAsia="Times New Roman" w:hAnsi="Arial" w:cs="Arial"/>
+                <w:color w:val="000000"/>
+              </w:rPr>
+            </w:pPr>
+          </w:p>
+        </w:tc>
+        <w:tc>
+          <w:tcPr>
+            <w:tcW w:w="2752" w:type="dxa"/>
+            <w:vMerge/>
+            <w:tcBorders>
+              <w:top w:val="nil"/>
+              <w:left w:val="single" w:sz="4" w:space="0" w:color="auto"/>
+              <w:bottom w:val="single" w:sz="4" w:space="0" w:color="000000"/>
+              <w:right w:val="single" w:sz="4" w:space="0" w:color="auto"/>
+            </w:tcBorders>
+            <w:vAlign w:val="center"/>
+            <w:hideMark/>
+          </w:tcPr>
+          <w:p>
+            <w:pPr>
+              <w:spacing w:after="0" w:line="240" w:lineRule="auto"/>
+              <w:rPr>
+                <w:rFonts w:ascii="Arial" w:eastAsia="Times New Roman" w:hAnsi="Arial" w:cs="Arial"/>
+                <w:color w:val="000000"/>
+              </w:rPr>
+            </w:pPr>
+          </w:p>
+        </w:tc>
+        <w:tc>
+          <w:tcPr>
+            <w:tcW w:w="1291" w:type="dxa"/>
+            <w:tcBorders>
+              <w:top w:val="nil"/>
+              <w:left w:val="single" w:sz="4" w:space="0" w:color="auto"/>
+              <w:bottom w:val="single" w:sz="4" w:space="0" w:color="auto"/>
+              <w:right w:val="single" w:sz="4" w:space="0" w:color="auto"/>
+            </w:tcBorders>
+            <w:shd w:val="clear" w:color="auto" w:fill="auto"/>
+            <w:vAlign w:val="center"/>
+            <w:hideMark/>
+          </w:tcPr>
+          <w:p>
+            <w:pPr>
+              <w:spacing w:after="0" w:line="240" w:lineRule="auto"/>
+              <w:jc w:val="center"/>
+              <w:rPr>
+                <w:rFonts w:ascii="Arial" w:eastAsia="Times New Roman" w:hAnsi="Arial" w:cs="Arial"/>
+                <w:color w:val="000000"/>
+                <w:rtl/>
+              </w:rPr>
+            </w:pPr>
+            <w:r>
+              <w:rPr>
+                <w:rFonts w:ascii="Arial" w:eastAsia="Times New Roman" w:hAnsi="Arial" w:cs="Arial"/>
+                <w:color w:val="000000"/>
+                <w:rtl/>
+              </w:rPr>
+              <w:t>נדרש</w:t>
+            </w:r>
+          </w:p>
+        </w:tc>
+        <w:tc>
+          <w:tcPr>
+            <w:tcW w:w="1647" w:type="dxa"/>
+            <w:tcBorders>
+              <w:top w:val="nil"/>
+              <w:left w:val="single" w:sz="4" w:space="0" w:color="auto"/>
+              <w:bottom w:val="single" w:sz="4" w:space="0" w:color="auto"/>
+              <w:right w:val="single" w:sz="4" w:space="0" w:color="auto"/>
+            </w:tcBorders>
+            <w:shd w:val="clear" w:color="auto" w:fill="auto"/>
+            <w:vAlign w:val="center"/>
+            <w:hideMark/>
+          </w:tcPr>
+          <w:p>
+            <w:pPr>
+              <w:bidi w:val="0"/>
+              <w:spacing w:after="0" w:line="240" w:lineRule="auto"/>
+              <w:jc w:val="center"/>
+              <w:rPr>
+                <w:rFonts w:ascii="Arial" w:eastAsia="Times New Roman" w:hAnsi="Arial" w:cs="Arial"/>
+                <w:color w:val="000000"/>
+                <w:rtl/>
+              </w:rPr>
+            </w:pPr>
+            <w:r>
+              <w:rPr>
+                <w:rFonts w:ascii="Arial" w:eastAsia="Times New Roman" w:hAnsi="Arial" w:cs="Arial"/>
+                <w:color w:val="000000"/>
+              </w:rPr>
+              <w:t>Permissions</w:t>
+            </w:r>
+          </w:p>
+        </w:tc>
+        <w:tc>
+          <w:tcPr>
+            <w:tcW w:w="2611" w:type="dxa"/>
+            <w:tcBorders>
+              <w:top w:val="nil"/>
+              <w:left w:val="single" w:sz="4" w:space="0" w:color="auto"/>
+              <w:bottom w:val="single" w:sz="4" w:space="0" w:color="auto"/>
+              <w:right w:val="single" w:sz="4" w:space="0" w:color="auto"/>
+            </w:tcBorders>
+            <w:shd w:val="clear" w:color="auto" w:fill="auto"/>
+            <w:vAlign w:val="center"/>
+            <w:hideMark/>
+          </w:tcPr>
+          <w:p>
+            <w:pPr>
+              <w:spacing w:after="0" w:line="240" w:lineRule="auto"/>
+              <w:jc w:val="center"/>
+              <w:rPr>
+                <w:rFonts w:ascii="Arial" w:eastAsia="Times New Roman" w:hAnsi="Arial" w:cs="Arial"/>
+                <w:color w:val="000000"/>
+              </w:rPr>
+            </w:pPr>
+            <w:r>
+              <w:rPr>
+                <w:rFonts w:ascii="Arial" w:eastAsia="Times New Roman" w:hAnsi="Arial" w:cs="Arial"/>
+                <w:color w:val="000000"/>
+                <w:rtl/>
+              </w:rPr>
+              <w:t>מאפשר למשתמש לבטל או לאשר הרשאה</w:t>
+            </w:r>
+          </w:p>
+        </w:tc>
+      </w:tr>
+      <w:tr>
+        <w:trPr>
+          <w:trHeight w:val="330"/>
+        </w:trPr>
+        <w:tc>
+          <w:tcPr>
+            <w:tcW w:w="2270" w:type="dxa"/>
+            <w:vMerge/>
+            <w:tcBorders>
+              <w:top w:val="nil"/>
+              <w:left w:val="single" w:sz="4" w:space="0" w:color="auto"/>
+              <w:bottom w:val="single" w:sz="4" w:space="0" w:color="000000"/>
+              <w:right w:val="single" w:sz="4" w:space="0" w:color="auto"/>
+            </w:tcBorders>
+            <w:vAlign w:val="center"/>
+            <w:hideMark/>
+          </w:tcPr>
+          <w:p>
+            <w:pPr>
+              <w:spacing w:after="0" w:line="240" w:lineRule="auto"/>
+              <w:rPr>
+                <w:rFonts w:ascii="Arial" w:eastAsia="Times New Roman" w:hAnsi="Arial" w:cs="Arial"/>
+                <w:color w:val="000000"/>
+              </w:rPr>
+            </w:pPr>
+          </w:p>
+        </w:tc>
+        <w:tc>
+          <w:tcPr>
+            <w:tcW w:w="2752" w:type="dxa"/>
+            <w:vMerge/>
+            <w:tcBorders>
+              <w:top w:val="nil"/>
+              <w:left w:val="single" w:sz="4" w:space="0" w:color="auto"/>
+              <w:bottom w:val="single" w:sz="4" w:space="0" w:color="000000"/>
+              <w:right w:val="single" w:sz="4" w:space="0" w:color="auto"/>
+            </w:tcBorders>
+            <w:vAlign w:val="center"/>
+            <w:hideMark/>
+          </w:tcPr>
+          <w:p>
+            <w:pPr>
+              <w:spacing w:after="0" w:line="240" w:lineRule="auto"/>
+              <w:rPr>
+                <w:rFonts w:ascii="Arial" w:eastAsia="Times New Roman" w:hAnsi="Arial" w:cs="Arial"/>
+                <w:color w:val="000000"/>
+              </w:rPr>
+            </w:pPr>
+          </w:p>
+        </w:tc>
+        <w:tc>
+          <w:tcPr>
+            <w:tcW w:w="1291" w:type="dxa"/>
+            <w:tcBorders>
+              <w:top w:val="nil"/>
+              <w:left w:val="single" w:sz="4" w:space="0" w:color="auto"/>
+              <w:bottom w:val="single" w:sz="4" w:space="0" w:color="auto"/>
+              <w:right w:val="single" w:sz="4" w:space="0" w:color="auto"/>
+            </w:tcBorders>
+            <w:shd w:val="clear" w:color="auto" w:fill="auto"/>
+            <w:vAlign w:val="center"/>
+            <w:hideMark/>
+          </w:tcPr>
+          <w:p>
+            <w:pPr>
+              <w:spacing w:after="0" w:line="240" w:lineRule="auto"/>
+              <w:jc w:val="center"/>
+              <w:rPr>
+                <w:rFonts w:ascii="Arial" w:eastAsia="Times New Roman" w:hAnsi="Arial" w:cs="Arial"/>
+                <w:color w:val="000000"/>
+                <w:rtl/>
+              </w:rPr>
+            </w:pPr>
+            <w:r>
+              <w:rPr>
+                <w:rFonts w:ascii="Arial" w:eastAsia="Times New Roman" w:hAnsi="Arial" w:cs="Arial"/>
+                <w:color w:val="000000"/>
+                <w:rtl/>
+              </w:rPr>
+              <w:t>מסופק</w:t>
+            </w:r>
+          </w:p>
+        </w:tc>
+        <w:tc>
+          <w:tcPr>
+            <w:tcW w:w="1647" w:type="dxa"/>
+            <w:tcBorders>
+              <w:top w:val="nil"/>
+              <w:left w:val="single" w:sz="4" w:space="0" w:color="auto"/>
+              <w:bottom w:val="single" w:sz="4" w:space="0" w:color="auto"/>
+              <w:right w:val="single" w:sz="4" w:space="0" w:color="auto"/>
+            </w:tcBorders>
+            <w:shd w:val="clear" w:color="auto" w:fill="auto"/>
+            <w:vAlign w:val="center"/>
+            <w:hideMark/>
+          </w:tcPr>
+          <w:p>
+            <w:pPr>
+              <w:bidi w:val="0"/>
+              <w:spacing w:after="0" w:line="240" w:lineRule="auto"/>
+              <w:jc w:val="center"/>
+              <w:rPr>
+                <w:rFonts w:ascii="Arial" w:eastAsia="Times New Roman" w:hAnsi="Arial" w:cs="Arial"/>
+                <w:color w:val="000000"/>
+                <w:rtl/>
+              </w:rPr>
+            </w:pPr>
+            <w:r>
+              <w:rPr>
+                <w:rFonts w:ascii="Arial" w:eastAsia="Times New Roman" w:hAnsi="Arial" w:cs="Arial"/>
+                <w:color w:val="000000"/>
+              </w:rPr>
+              <w:t>Display</w:t>
+            </w:r>
+          </w:p>
+        </w:tc>
+        <w:tc>
+          <w:tcPr>
+            <w:tcW w:w="2611" w:type="dxa"/>
+            <w:tcBorders>
+              <w:top w:val="nil"/>
+              <w:left w:val="single" w:sz="4" w:space="0" w:color="auto"/>
+              <w:bottom w:val="single" w:sz="4" w:space="0" w:color="auto"/>
+              <w:right w:val="single" w:sz="4" w:space="0" w:color="auto"/>
+            </w:tcBorders>
+            <w:shd w:val="clear" w:color="auto" w:fill="auto"/>
+            <w:noWrap/>
+            <w:vAlign w:val="center"/>
+            <w:hideMark/>
+          </w:tcPr>
+          <w:p>
+            <w:pPr>
+              <w:spacing w:after="0" w:line="240" w:lineRule="auto"/>
+              <w:jc w:val="center"/>
+              <w:rPr>
+                <w:rFonts w:ascii="Arial" w:eastAsia="Times New Roman" w:hAnsi="Arial" w:cs="Arial"/>
+                <w:color w:val="000000"/>
+              </w:rPr>
+            </w:pPr>
+            <w:r>
+              <w:rPr>
+                <w:rFonts w:ascii="Arial" w:eastAsia="Times New Roman" w:hAnsi="Arial" w:cs="Arial"/>
+                <w:color w:val="000000"/>
+                <w:rtl/>
+              </w:rPr>
+              <w:t>מציג את הממשק הנדרש</w:t>
+            </w:r>
+          </w:p>
+        </w:tc>
+      </w:tr>
+      <w:tr>
+        <w:trPr>
+          <w:trHeight w:val="330"/>
+        </w:trPr>
+        <w:tc>
+          <w:tcPr>
+            <w:tcW w:w="2270" w:type="dxa"/>
+            <w:vMerge w:val="restart"/>
+            <w:tcBorders>
+              <w:top w:val="nil"/>
+              <w:left w:val="single" w:sz="4" w:space="0" w:color="auto"/>
+              <w:bottom w:val="single" w:sz="4" w:space="0" w:color="000000"/>
+              <w:right w:val="single" w:sz="4" w:space="0" w:color="auto"/>
+            </w:tcBorders>
+            <w:shd w:val="clear" w:color="auto" w:fill="auto"/>
+            <w:vAlign w:val="center"/>
+            <w:hideMark/>
+          </w:tcPr>
+          <w:p>
+            <w:pPr>
+              <w:bidi w:val="0"/>
+              <w:spacing w:after="0" w:line="240" w:lineRule="auto"/>
+              <w:jc w:val="center"/>
+              <w:rPr>
+                <w:rFonts w:ascii="Arial" w:eastAsia="Times New Roman" w:hAnsi="Arial" w:cs="Arial"/>
+                <w:color w:val="000000"/>
+                <w:rtl/>
+              </w:rPr>
+            </w:pPr>
+            <w:r>
+              <w:rPr>
+                <w:rFonts w:ascii="Arial" w:eastAsia="Times New Roman" w:hAnsi="Arial" w:cs="Arial"/>
+                <w:color w:val="000000"/>
+              </w:rPr>
+              <w:t>USER MODE option manager</w:t>
+            </w:r>
+          </w:p>
+        </w:tc>
+        <w:tc>
+          <w:tcPr>
+            <w:tcW w:w="2752" w:type="dxa"/>
+            <w:vMerge w:val="restart"/>
+            <w:tcBorders>
+              <w:top w:val="nil"/>
+              <w:left w:val="single" w:sz="4" w:space="0" w:color="auto"/>
+              <w:bottom w:val="single" w:sz="4" w:space="0" w:color="000000"/>
+              <w:right w:val="single" w:sz="4" w:space="0" w:color="auto"/>
+            </w:tcBorders>
+            <w:shd w:val="clear" w:color="auto" w:fill="auto"/>
+            <w:vAlign w:val="center"/>
+            <w:hideMark/>
+          </w:tcPr>
+          <w:p>
+            <w:pPr>
+              <w:spacing w:after="0" w:line="240" w:lineRule="auto"/>
+              <w:jc w:val="center"/>
+              <w:rPr>
+                <w:rFonts w:ascii="Arial" w:eastAsia="Times New Roman" w:hAnsi="Arial" w:cs="Arial"/>
+                <w:color w:val="000000"/>
+              </w:rPr>
+            </w:pPr>
+            <w:r>
+              <w:rPr>
+                <w:rFonts w:ascii="Arial" w:eastAsia="Times New Roman" w:hAnsi="Arial" w:cs="Arial"/>
+                <w:color w:val="000000"/>
+                <w:rtl/>
+              </w:rPr>
+              <w:t>ממשק לשימוש פשוט</w:t>
+            </w:r>
+          </w:p>
+        </w:tc>
+        <w:tc>
+          <w:tcPr>
+            <w:tcW w:w="1291" w:type="dxa"/>
+            <w:tcBorders>
+              <w:top w:val="nil"/>
+              <w:left w:val="single" w:sz="4" w:space="0" w:color="auto"/>
+              <w:bottom w:val="single" w:sz="4" w:space="0" w:color="auto"/>
+              <w:right w:val="single" w:sz="4" w:space="0" w:color="auto"/>
+            </w:tcBorders>
+            <w:shd w:val="clear" w:color="auto" w:fill="auto"/>
+            <w:vAlign w:val="center"/>
+            <w:hideMark/>
+          </w:tcPr>
+          <w:p>
+            <w:pPr>
+              <w:spacing w:after="0" w:line="240" w:lineRule="auto"/>
+              <w:jc w:val="center"/>
+              <w:rPr>
+                <w:rFonts w:ascii="Arial" w:eastAsia="Times New Roman" w:hAnsi="Arial" w:cs="Arial"/>
+                <w:color w:val="000000"/>
+                <w:rtl/>
+              </w:rPr>
+            </w:pPr>
+            <w:r>
+              <w:rPr>
+                <w:rFonts w:ascii="Arial" w:eastAsia="Times New Roman" w:hAnsi="Arial" w:cs="Arial"/>
+                <w:color w:val="000000"/>
+                <w:rtl/>
+              </w:rPr>
+              <w:t>נדרש</w:t>
+            </w:r>
+          </w:p>
+        </w:tc>
+        <w:tc>
+          <w:tcPr>
+            <w:tcW w:w="1647" w:type="dxa"/>
+            <w:tcBorders>
+              <w:top w:val="nil"/>
+              <w:left w:val="single" w:sz="4" w:space="0" w:color="auto"/>
+              <w:bottom w:val="single" w:sz="4" w:space="0" w:color="auto"/>
+              <w:right w:val="single" w:sz="4" w:space="0" w:color="auto"/>
+            </w:tcBorders>
+            <w:shd w:val="clear" w:color="auto" w:fill="auto"/>
+            <w:vAlign w:val="center"/>
+            <w:hideMark/>
+          </w:tcPr>
+          <w:p>
+            <w:pPr>
+              <w:bidi w:val="0"/>
+              <w:spacing w:after="0" w:line="240" w:lineRule="auto"/>
+              <w:jc w:val="center"/>
+              <w:rPr>
+                <w:rFonts w:ascii="Arial" w:eastAsia="Times New Roman" w:hAnsi="Arial" w:cs="Arial"/>
+                <w:color w:val="000000"/>
+                <w:rtl/>
+              </w:rPr>
+            </w:pPr>
+            <w:r>
+              <w:rPr>
+                <w:rFonts w:ascii="Arial" w:eastAsia="Times New Roman" w:hAnsi="Arial" w:cs="Arial"/>
+                <w:color w:val="000000"/>
+              </w:rPr>
+              <w:t>Languages</w:t>
+            </w:r>
+          </w:p>
+        </w:tc>
+        <w:tc>
+          <w:tcPr>
+            <w:tcW w:w="2611" w:type="dxa"/>
+            <w:tcBorders>
+              <w:top w:val="nil"/>
+              <w:left w:val="single" w:sz="4" w:space="0" w:color="auto"/>
+              <w:bottom w:val="single" w:sz="4" w:space="0" w:color="auto"/>
+              <w:right w:val="single" w:sz="4" w:space="0" w:color="auto"/>
+            </w:tcBorders>
+            <w:shd w:val="clear" w:color="auto" w:fill="auto"/>
+            <w:vAlign w:val="center"/>
+            <w:hideMark/>
+          </w:tcPr>
+          <w:p>
+            <w:pPr>
+              <w:spacing w:after="0" w:line="240" w:lineRule="auto"/>
+              <w:jc w:val="center"/>
+              <w:rPr>
+                <w:rFonts w:ascii="Arial" w:eastAsia="Times New Roman" w:hAnsi="Arial" w:cs="Arial"/>
+                <w:color w:val="000000"/>
+              </w:rPr>
+            </w:pPr>
+            <w:r>
+              <w:rPr>
+                <w:rFonts w:ascii="Arial" w:eastAsia="Times New Roman" w:hAnsi="Arial" w:cs="Arial"/>
+                <w:color w:val="000000"/>
+                <w:rtl/>
+              </w:rPr>
+              <w:t>שפת המערכת</w:t>
+            </w:r>
+          </w:p>
+        </w:tc>
+      </w:tr>
+      <w:tr>
+        <w:trPr>
+          <w:trHeight w:val="330"/>
+        </w:trPr>
+        <w:tc>
+          <w:tcPr>
+            <w:tcW w:w="2270" w:type="dxa"/>
+            <w:vMerge/>
+            <w:tcBorders>
+              <w:top w:val="nil"/>
+              <w:left w:val="single" w:sz="4" w:space="0" w:color="auto"/>
+              <w:bottom w:val="single" w:sz="4" w:space="0" w:color="000000"/>
+              <w:right w:val="single" w:sz="4" w:space="0" w:color="auto"/>
+            </w:tcBorders>
+            <w:vAlign w:val="center"/>
+            <w:hideMark/>
+          </w:tcPr>
+          <w:p>
+            <w:pPr>
+              <w:spacing w:after="0" w:line="240" w:lineRule="auto"/>
+              <w:rPr>
+                <w:rFonts w:ascii="Arial" w:eastAsia="Times New Roman" w:hAnsi="Arial" w:cs="Arial"/>
+                <w:color w:val="000000"/>
+              </w:rPr>
+            </w:pPr>
+          </w:p>
+        </w:tc>
+        <w:tc>
+          <w:tcPr>
+            <w:tcW w:w="2752" w:type="dxa"/>
+            <w:vMerge/>
+            <w:tcBorders>
+              <w:top w:val="nil"/>
+              <w:left w:val="single" w:sz="4" w:space="0" w:color="auto"/>
+              <w:bottom w:val="single" w:sz="4" w:space="0" w:color="000000"/>
+              <w:right w:val="single" w:sz="4" w:space="0" w:color="auto"/>
+            </w:tcBorders>
+            <w:vAlign w:val="center"/>
+            <w:hideMark/>
+          </w:tcPr>
+          <w:p>
+            <w:pPr>
+              <w:spacing w:after="0" w:line="240" w:lineRule="auto"/>
+              <w:rPr>
+                <w:rFonts w:ascii="Arial" w:eastAsia="Times New Roman" w:hAnsi="Arial" w:cs="Arial"/>
+                <w:color w:val="000000"/>
+              </w:rPr>
+            </w:pPr>
+          </w:p>
+        </w:tc>
+        <w:tc>
+          <w:tcPr>
+            <w:tcW w:w="1291" w:type="dxa"/>
+            <w:tcBorders>
+              <w:top w:val="nil"/>
+              <w:left w:val="single" w:sz="4" w:space="0" w:color="auto"/>
+              <w:bottom w:val="single" w:sz="4" w:space="0" w:color="auto"/>
+              <w:right w:val="single" w:sz="4" w:space="0" w:color="auto"/>
+            </w:tcBorders>
+            <w:shd w:val="clear" w:color="auto" w:fill="auto"/>
+            <w:vAlign w:val="center"/>
+            <w:hideMark/>
+          </w:tcPr>
+          <w:p>
+            <w:pPr>
+              <w:spacing w:after="0" w:line="240" w:lineRule="auto"/>
+              <w:jc w:val="center"/>
+              <w:rPr>
+                <w:rFonts w:ascii="Arial" w:eastAsia="Times New Roman" w:hAnsi="Arial" w:cs="Arial"/>
+                <w:color w:val="000000"/>
+                <w:rtl/>
+              </w:rPr>
+            </w:pPr>
+            <w:r>
+              <w:rPr>
+                <w:rFonts w:ascii="Arial" w:eastAsia="Times New Roman" w:hAnsi="Arial" w:cs="Arial"/>
+                <w:color w:val="000000"/>
+                <w:rtl/>
+              </w:rPr>
+              <w:t>מסופק</w:t>
+            </w:r>
+          </w:p>
+        </w:tc>
+        <w:tc>
+          <w:tcPr>
+            <w:tcW w:w="1647" w:type="dxa"/>
+            <w:tcBorders>
+              <w:top w:val="nil"/>
+              <w:left w:val="single" w:sz="4" w:space="0" w:color="auto"/>
+              <w:bottom w:val="single" w:sz="4" w:space="0" w:color="auto"/>
+              <w:right w:val="single" w:sz="4" w:space="0" w:color="auto"/>
+            </w:tcBorders>
+            <w:shd w:val="clear" w:color="auto" w:fill="auto"/>
+            <w:vAlign w:val="center"/>
+            <w:hideMark/>
+          </w:tcPr>
+          <w:p>
+            <w:pPr>
+              <w:bidi w:val="0"/>
+              <w:spacing w:after="0" w:line="240" w:lineRule="auto"/>
+              <w:jc w:val="center"/>
+              <w:rPr>
+                <w:rFonts w:ascii="Arial" w:eastAsia="Times New Roman" w:hAnsi="Arial" w:cs="Arial"/>
+                <w:color w:val="000000"/>
+                <w:rtl/>
+              </w:rPr>
+            </w:pPr>
+            <w:r>
+              <w:rPr>
+                <w:rFonts w:ascii="Arial" w:eastAsia="Times New Roman" w:hAnsi="Arial" w:cs="Arial"/>
+                <w:color w:val="000000"/>
+              </w:rPr>
+              <w:t>Display</w:t>
+            </w:r>
+          </w:p>
+        </w:tc>
+        <w:tc>
+          <w:tcPr>
+            <w:tcW w:w="2611" w:type="dxa"/>
+            <w:tcBorders>
+              <w:top w:val="nil"/>
+              <w:left w:val="single" w:sz="4" w:space="0" w:color="auto"/>
+              <w:bottom w:val="single" w:sz="4" w:space="0" w:color="auto"/>
+              <w:right w:val="single" w:sz="4" w:space="0" w:color="auto"/>
+            </w:tcBorders>
+            <w:shd w:val="clear" w:color="auto" w:fill="auto"/>
+            <w:vAlign w:val="center"/>
+            <w:hideMark/>
+          </w:tcPr>
+          <w:p>
+            <w:pPr>
+              <w:spacing w:after="0" w:line="240" w:lineRule="auto"/>
+              <w:jc w:val="center"/>
+              <w:rPr>
+                <w:rFonts w:ascii="Arial" w:eastAsia="Times New Roman" w:hAnsi="Arial" w:cs="Arial"/>
+                <w:color w:val="000000"/>
+              </w:rPr>
+            </w:pPr>
+            <w:r>
+              <w:rPr>
+                <w:rFonts w:ascii="Arial" w:eastAsia="Times New Roman" w:hAnsi="Arial" w:cs="Arial"/>
+                <w:color w:val="000000"/>
+                <w:rtl/>
+              </w:rPr>
+              <w:t>שפת המערכת</w:t>
+            </w:r>
+          </w:p>
+        </w:tc>
+      </w:tr>
+    </w:tbl>
+    <w:p>
+      <w:pPr>
+        <w:rPr>
+          <w:rFonts w:hint="cs"/>
+          <w:b/>
+          <w:bCs/>
+          <w:sz w:val="28"/>
+          <w:szCs w:val="28"/>
+          <w:rtl/>
+        </w:rPr>
+      </w:pPr>
+    </w:p>
+    <w:p>
+      <w:pPr>
+        <w:pStyle w:val="a3"/>
+        <w:numPr>
+          <w:ilvl w:val="0"/>
+          <w:numId w:val="4"/>
+        </w:numPr>
+        <w:rPr>
+          <w:b/>
+          <w:bCs/>
+          <w:sz w:val="32"/>
+          <w:szCs w:val="32"/>
+        </w:rPr>
+      </w:pPr>
+      <w:r>
+        <w:rPr>
+          <w:rFonts w:hint="cs"/>
+          <w:b/>
+          <w:bCs/>
+          <w:sz w:val="32"/>
+          <w:szCs w:val="32"/>
+          <w:rtl/>
+        </w:rPr>
+        <w:t>ארכיטקטורת תוכנה מערכתית</w:t>
+      </w:r>
+    </w:p>
+    <w:p>
+      <w:pPr>
+        <w:pStyle w:val="a3"/>
+        <w:rPr>
+          <w:b/>
+          <w:bCs/>
+          <w:sz w:val="32"/>
+          <w:szCs w:val="32"/>
+          <w:rtl/>
+        </w:rPr>
+      </w:pPr>
+      <w:r>
+        <w:rPr>
+          <w:rFonts w:hint="cs"/>
+          <w:b/>
+          <w:bCs/>
+          <w:noProof/>
+          <w:sz w:val="32"/>
+          <w:szCs w:val="32"/>
+        </w:rPr>
+        <w:drawing>
+          <wp:anchor distT="0" distB="0" distL="114300" distR="114300" simplePos="0" relativeHeight="251655168" behindDoc="1" locked="0" layoutInCell="1" allowOverlap="1" wp14:anchorId="286FA910" wp14:editId="00913B42">
+            <wp:simplePos x="0" y="0"/>
+            <wp:positionH relativeFrom="column">
+              <wp:posOffset>297180</wp:posOffset>
+            </wp:positionH>
+            <wp:positionV relativeFrom="paragraph">
+              <wp:posOffset>139065</wp:posOffset>
+            </wp:positionV>
+            <wp:extent cx="4785360" cy="3837940"/>
+            <wp:effectExtent l="0" t="0" r="0" b="0"/>
+            <wp:wrapTight wrapText="bothSides">
+              <wp:wrapPolygon edited="0">
+                <wp:start x="3182" y="1501"/>
+                <wp:lineTo x="2924" y="3002"/>
+                <wp:lineTo x="4213" y="3216"/>
+                <wp:lineTo x="10748" y="3431"/>
+                <wp:lineTo x="10748" y="6862"/>
+                <wp:lineTo x="17541" y="8577"/>
+                <wp:lineTo x="17455" y="9006"/>
+                <wp:lineTo x="17627" y="10293"/>
+                <wp:lineTo x="13586" y="10614"/>
+                <wp:lineTo x="12898" y="10829"/>
+                <wp:lineTo x="12984" y="12008"/>
+                <wp:lineTo x="1204" y="12651"/>
+                <wp:lineTo x="1118" y="13402"/>
+                <wp:lineTo x="1978" y="13723"/>
+                <wp:lineTo x="2150" y="15010"/>
+                <wp:lineTo x="16338" y="15439"/>
+                <wp:lineTo x="15994" y="17154"/>
+                <wp:lineTo x="10834" y="18870"/>
+                <wp:lineTo x="6363" y="19513"/>
+                <wp:lineTo x="6363" y="20478"/>
+                <wp:lineTo x="10662" y="20585"/>
+                <wp:lineTo x="10662" y="21121"/>
+                <wp:lineTo x="11952" y="21121"/>
+                <wp:lineTo x="12038" y="20907"/>
+                <wp:lineTo x="16768" y="20478"/>
+                <wp:lineTo x="16682" y="18870"/>
+                <wp:lineTo x="16424" y="18870"/>
+                <wp:lineTo x="18487" y="18441"/>
+                <wp:lineTo x="18573" y="16082"/>
+                <wp:lineTo x="21411" y="15332"/>
+                <wp:lineTo x="21411" y="11794"/>
+                <wp:lineTo x="18229" y="10293"/>
+                <wp:lineTo x="18487" y="9006"/>
+                <wp:lineTo x="18401" y="8577"/>
+                <wp:lineTo x="19433" y="8148"/>
+                <wp:lineTo x="19089" y="7719"/>
+                <wp:lineTo x="10748" y="6862"/>
+                <wp:lineTo x="10748" y="3431"/>
+                <wp:lineTo x="14102" y="2788"/>
+                <wp:lineTo x="14188" y="2037"/>
+                <wp:lineTo x="11866" y="1501"/>
+                <wp:lineTo x="3182" y="1501"/>
+              </wp:wrapPolygon>
+            </wp:wrapTight>
+            <wp:docPr id="4" name="תמונה 4"/>
+            <wp:cNvGraphicFramePr>
+              <a:graphicFrameLocks xmlns:a="http://schemas.openxmlformats.org/drawingml/2006/main" noChangeAspect="1"/>
+            </wp:cNvGraphicFramePr>
+            <a:graphic xmlns:a="http://schemas.openxmlformats.org/drawingml/2006/main">
+              <a:graphicData uri="http://schemas.openxmlformats.org/drawingml/2006/picture">
+                <pic:pic xmlns:pic="http://schemas.openxmlformats.org/drawingml/2006/picture">
+                  <pic:nvPicPr>
+                    <pic:cNvPr id="0" name="Picture 3"/>
+                    <pic:cNvPicPr>
+                      <a:picLocks noChangeAspect="1" noChangeArrowheads="1"/>
+                    </pic:cNvPicPr>
+                  </pic:nvPicPr>
+                  <pic:blipFill>
+                    <a:blip r:embed="rId10" cstate="print">
+                      <a:extLst>
+                        <a:ext uri="{28A0092B-C50C-407E-A947-70E740481C1C}">
+                          <a14:useLocalDpi xmlns:a14="http://schemas.microsoft.com/office/drawing/2010/main" val="0"/>
+                        </a:ext>
+                      </a:extLst>
+                    </a:blip>
+                    <a:srcRect/>
+                    <a:stretch>
+                      <a:fillRect/>
+                    </a:stretch>
+                  </pic:blipFill>
+                  <pic:spPr bwMode="auto">
+                    <a:xfrm>
+                      <a:off x="0" y="0"/>
+                      <a:ext cx="4785360" cy="3837940"/>
+                    </a:xfrm>
+                    <a:prstGeom prst="rect">
+                      <a:avLst/>
+                    </a:prstGeom>
+                    <a:noFill/>
+                    <a:ln>
+                      <a:noFill/>
+                    </a:ln>
+                  </pic:spPr>
+                </pic:pic>
+              </a:graphicData>
+            </a:graphic>
+            <wp14:sizeRelH relativeFrom="margin">
+              <wp14:pctWidth>0</wp14:pctWidth>
+            </wp14:sizeRelH>
+            <wp14:sizeRelV relativeFrom="margin">
+              <wp14:pctHeight>0</wp14:pctHeight>
+            </wp14:sizeRelV>
+          </wp:anchor>
+        </w:drawing>
+      </w:r>
+    </w:p>
+    <w:p>
+      <w:pPr>
+        <w:pStyle w:val="a3"/>
+        <w:rPr>
+          <w:b/>
+          <w:bCs/>
+          <w:sz w:val="32"/>
+          <w:szCs w:val="32"/>
+          <w:rtl/>
+        </w:rPr>
+      </w:pPr>
+    </w:p>
+    <w:p>
+      <w:pPr>
+        <w:bidi w:val="0"/>
+        <w:rPr>
+          <w:b/>
+          <w:bCs/>
+          <w:sz w:val="32"/>
+          <w:szCs w:val="32"/>
+          <w:rtl/>
+        </w:rPr>
+      </w:pPr>
+      <w:r>
+        <w:rPr>
+          <w:b/>
+          <w:bCs/>
+          <w:sz w:val="32"/>
+          <w:szCs w:val="32"/>
+          <w:rtl/>
+        </w:rPr>
+        <w:br w:type="page"/>
+      </w:r>
+    </w:p>
+    <w:p>
+      <w:pPr>
+        <w:pStyle w:val="a3"/>
+        <w:rPr>
+          <w:rFonts w:hint="cs"/>
+          <w:b/>
+          <w:bCs/>
+          <w:sz w:val="32"/>
+          <w:szCs w:val="32"/>
+          <w:rtl/>
+        </w:rPr>
+      </w:pPr>
+      <w:r>
+        <w:rPr>
+          <w:rFonts w:hint="cs"/>
+          <w:b/>
+          <w:bCs/>
+          <w:noProof/>
+          <w:sz w:val="32"/>
+          <w:szCs w:val="32"/>
+        </w:rPr>
+        <w:lastRenderedPageBreak/>
+        <w:drawing>
+          <wp:anchor distT="0" distB="0" distL="114300" distR="114300" simplePos="0" relativeHeight="251661312" behindDoc="1" locked="0" layoutInCell="1" allowOverlap="1" wp14:anchorId="5E41859D" wp14:editId="6B7B8780">
+            <wp:simplePos x="0" y="0"/>
+            <wp:positionH relativeFrom="column">
+              <wp:posOffset>-556895</wp:posOffset>
+            </wp:positionH>
+            <wp:positionV relativeFrom="paragraph">
+              <wp:posOffset>7620</wp:posOffset>
+            </wp:positionV>
+            <wp:extent cx="6663055" cy="5318760"/>
+            <wp:effectExtent l="0" t="0" r="0" b="0"/>
+            <wp:wrapTight wrapText="bothSides">
+              <wp:wrapPolygon edited="0">
+                <wp:start x="7843" y="851"/>
+                <wp:lineTo x="7781" y="1702"/>
+                <wp:lineTo x="9140" y="2244"/>
+                <wp:lineTo x="10807" y="2244"/>
+                <wp:lineTo x="4323" y="2553"/>
+                <wp:lineTo x="4261" y="2940"/>
+                <wp:lineTo x="6546" y="3481"/>
+                <wp:lineTo x="3273" y="3559"/>
+                <wp:lineTo x="3026" y="3636"/>
+                <wp:lineTo x="3026" y="5570"/>
+                <wp:lineTo x="3273" y="5957"/>
+                <wp:lineTo x="3891" y="5957"/>
+                <wp:lineTo x="1914" y="6653"/>
+                <wp:lineTo x="1914" y="7040"/>
+                <wp:lineTo x="3767" y="7195"/>
+                <wp:lineTo x="1853" y="8278"/>
+                <wp:lineTo x="1729" y="11063"/>
+                <wp:lineTo x="1976" y="12146"/>
+                <wp:lineTo x="556" y="13539"/>
+                <wp:lineTo x="803" y="13848"/>
+                <wp:lineTo x="1791" y="14622"/>
+                <wp:lineTo x="1729" y="15860"/>
+                <wp:lineTo x="803" y="16479"/>
+                <wp:lineTo x="309" y="16865"/>
+                <wp:lineTo x="371" y="17097"/>
+                <wp:lineTo x="1914" y="18335"/>
+                <wp:lineTo x="1544" y="19109"/>
+                <wp:lineTo x="1482" y="21352"/>
+                <wp:lineTo x="14204" y="21352"/>
+                <wp:lineTo x="14513" y="21198"/>
+                <wp:lineTo x="16921" y="20888"/>
+                <wp:lineTo x="16859" y="19264"/>
+                <wp:lineTo x="12660" y="18954"/>
+                <wp:lineTo x="2532" y="18335"/>
+                <wp:lineTo x="6608" y="18335"/>
+                <wp:lineTo x="14266" y="17562"/>
+                <wp:lineTo x="14204" y="17097"/>
+                <wp:lineTo x="14574" y="17097"/>
+                <wp:lineTo x="16550" y="16014"/>
+                <wp:lineTo x="16674" y="15860"/>
+                <wp:lineTo x="18897" y="14699"/>
+                <wp:lineTo x="18897" y="14622"/>
+                <wp:lineTo x="21367" y="14312"/>
+                <wp:lineTo x="21306" y="13926"/>
+                <wp:lineTo x="16365" y="13384"/>
+                <wp:lineTo x="15624" y="11991"/>
+                <wp:lineTo x="13895" y="10754"/>
+                <wp:lineTo x="13771" y="8433"/>
+                <wp:lineTo x="14451" y="8433"/>
+                <wp:lineTo x="15562" y="7659"/>
+                <wp:lineTo x="15562" y="5880"/>
+                <wp:lineTo x="14636" y="4410"/>
+                <wp:lineTo x="6855" y="3481"/>
+                <wp:lineTo x="10807" y="2244"/>
+                <wp:lineTo x="12722" y="2244"/>
+                <wp:lineTo x="14821" y="1625"/>
+                <wp:lineTo x="14760" y="851"/>
+                <wp:lineTo x="7843" y="851"/>
+              </wp:wrapPolygon>
+            </wp:wrapTight>
+            <wp:docPr id="5" name="תמונה 5"/>
+            <wp:cNvGraphicFramePr>
+              <a:graphicFrameLocks xmlns:a="http://schemas.openxmlformats.org/drawingml/2006/main" noChangeAspect="1"/>
+            </wp:cNvGraphicFramePr>
+            <a:graphic xmlns:a="http://schemas.openxmlformats.org/drawingml/2006/main">
+              <a:graphicData uri="http://schemas.openxmlformats.org/drawingml/2006/picture">
+                <pic:pic xmlns:pic="http://schemas.openxmlformats.org/drawingml/2006/picture">
+                  <pic:nvPicPr>
+                    <pic:cNvPr id="0" name="Picture 5"/>
+                    <pic:cNvPicPr>
+                      <a:picLocks noChangeAspect="1" noChangeArrowheads="1"/>
+                    </pic:cNvPicPr>
+                  </pic:nvPicPr>
+                  <pic:blipFill>
+                    <a:blip r:embed="rId11" cstate="print">
+                      <a:extLst>
+                        <a:ext uri="{28A0092B-C50C-407E-A947-70E740481C1C}">
+                          <a14:useLocalDpi xmlns:a14="http://schemas.microsoft.com/office/drawing/2010/main" val="0"/>
+                        </a:ext>
+                      </a:extLst>
+                    </a:blip>
+                    <a:srcRect/>
+                    <a:stretch>
+                      <a:fillRect/>
+                    </a:stretch>
+                  </pic:blipFill>
+                  <pic:spPr bwMode="auto">
+                    <a:xfrm>
+                      <a:off x="0" y="0"/>
+                      <a:ext cx="6663055" cy="5318760"/>
+                    </a:xfrm>
+                    <a:prstGeom prst="rect">
+                      <a:avLst/>
+                    </a:prstGeom>
+                    <a:noFill/>
+                    <a:ln>
+                      <a:noFill/>
+                    </a:ln>
+                  </pic:spPr>
+                </pic:pic>
+              </a:graphicData>
+            </a:graphic>
+            <wp14:sizeRelH relativeFrom="margin">
+              <wp14:pctWidth>0</wp14:pctWidth>
+            </wp14:sizeRelH>
+            <wp14:sizeRelV relativeFrom="margin">
+              <wp14:pctHeight>0</wp14:pctHeight>
+            </wp14:sizeRelV>
+          </wp:anchor>
+        </w:drawing>
+      </w:r>
+    </w:p>
+    <w:p>
+      <w:pPr>
+        <w:rPr>
+          <w:rFonts w:hint="cs"/>
+          <w:rtl/>
+        </w:rPr>
+      </w:pPr>
+    </w:p>
+    <w:p>
+      <w:pPr>
+        <w:rPr>
+          <w:rFonts w:hint="cs"/>
+          <w:rtl/>
+        </w:rPr>
+      </w:pPr>
+    </w:p>
+    <w:p>
+      <w:pPr>
+        <w:rPr>
+          <w:rFonts w:hint="cs"/>
+          <w:rtl/>
+        </w:rPr>
+      </w:pPr>
+    </w:p>
+    <w:p>
+      <w:pPr>
+        <w:rPr>
+          <w:rFonts w:hint="cs"/>
+          <w:rtl/>
+        </w:rPr>
+      </w:pPr>
+    </w:p>
+    <w:p>
+      <w:pPr>
+        <w:rPr>
+          <w:rFonts w:hint="cs"/>
+          <w:rtl/>
+        </w:rPr>
+      </w:pPr>
+    </w:p>
+    <w:p>
+      <w:pPr>
+        <w:rPr>
+          <w:rFonts w:hint="cs"/>
+          <w:rtl/>
+        </w:rPr>
+      </w:pPr>
+    </w:p>
+    <w:p>
+      <w:pPr>
+        <w:rPr>
+          <w:rFonts w:hint="cs"/>
+          <w:rtl/>
+        </w:rPr>
+      </w:pPr>
+    </w:p>
+    <w:p>
+      <w:pPr>
+        <w:rPr>
+          <w:rFonts w:hint="cs"/>
+          <w:rtl/>
+        </w:rPr>
+      </w:pPr>
+    </w:p>
+    <w:p>
+      <w:pPr>
+        <w:rPr>
+          <w:rFonts w:hint="cs"/>
+          <w:rtl/>
+        </w:rPr>
+      </w:pPr>
+    </w:p>
+    <w:p>
+      <w:pPr>
+        <w:rPr>
+          <w:rFonts w:hint="cs"/>
+          <w:rtl/>
+        </w:rPr>
+      </w:pPr>
+    </w:p>
+    <w:p>
+      <w:pPr>
+        <w:rPr>
+          <w:rFonts w:hint="cs"/>
+          <w:rtl/>
+        </w:rPr>
+      </w:pPr>
+    </w:p>
+    <w:p>
+      <w:pPr>
+        <w:rPr>
+          <w:rFonts w:hint="cs"/>
+          <w:rtl/>
+        </w:rPr>
+      </w:pPr>
+    </w:p>
+    <w:p>
+      <w:pPr>
+        <w:rPr>
+          <w:rFonts w:hint="cs"/>
+          <w:rtl/>
+        </w:rPr>
+      </w:pPr>
+    </w:p>
+    <w:p>
+      <w:pPr>
+        <w:rPr>
+          <w:rFonts w:hint="cs"/>
+          <w:rtl/>
+        </w:rPr>
+      </w:pPr>
+    </w:p>
+    <w:p>
+      <w:pPr>
+        <w:rPr>
+          <w:rFonts w:hint="cs"/>
+          <w:rtl/>
+        </w:rPr>
+      </w:pPr>
+    </w:p>
+    <w:p>
+      <w:pPr>
+        <w:rPr>
+          <w:rFonts w:hint="cs"/>
+          <w:rtl/>
+        </w:rPr>
+      </w:pPr>
+    </w:p>
+    <w:p>
+      <w:pPr>
+        <w:rPr>
+          <w:rFonts w:hint="cs"/>
+          <w:rtl/>
+        </w:rPr>
+      </w:pPr>
+    </w:p>
+    <w:p>
+      <w:pPr>
+        <w:rPr>
+          <w:rtl/>
+        </w:rPr>
+      </w:pPr>
+    </w:p>
+    <w:p>
+      <w:pPr>
+        <w:rPr>
+          <w:rtl/>
+        </w:rPr>
+      </w:pPr>
+    </w:p>
+    <w:p>
+      <w:pPr>
+        <w:rPr>
+          <w:rtl/>
+        </w:rPr>
+      </w:pPr>
+    </w:p>
+    <w:p>
+      <w:pPr>
+        <w:rPr>
+          <w:rtl/>
+        </w:rPr>
+      </w:pPr>
+    </w:p>
+    <w:p>
+      <w:pPr>
+        <w:rPr>
+          <w:rtl/>
+        </w:rPr>
+      </w:pPr>
+    </w:p>
+    <w:p>
+      <w:pPr>
+        <w:rPr>
+          <w:rtl/>
+        </w:rPr>
+      </w:pPr>
+    </w:p>
+    <w:p>
+      <w:pPr>
+        <w:rPr>
+          <w:rtl/>
+        </w:rPr>
+      </w:pPr>
+    </w:p>
+    <w:p>
+      <w:pPr>
+        <w:rPr>
+          <w:rtl/>
+        </w:rPr>
+      </w:pPr>
+    </w:p>
+    <w:p>
+      <w:pPr>
+        <w:rPr>
+          <w:rtl/>
+        </w:rPr>
+      </w:pPr>
+    </w:p>
+    <w:p>
+      <w:pPr>
+        <w:rPr>
+          <w:rtl/>
+        </w:rPr>
+      </w:pPr>
+    </w:p>
+    <w:p>
+      <w:pPr>
+        <w:rPr>
+          <w:rtl/>
+        </w:rPr>
+      </w:pPr>
+    </w:p>
+    <w:p>
+      <w:pPr>
+        <w:rPr>
+          <w:rtl/>
+        </w:rPr>
+      </w:pPr>
+    </w:p>
+    <w:p>
+      <w:pPr>
+        <w:rPr>
+          <w:rFonts w:hint="cs"/>
+          <w:rtl/>
+        </w:rPr>
+      </w:pPr>
+    </w:p>
+    <w:p>
+      <w:pPr>
+        <w:rPr>
+          <w:b/>
+          <w:bCs/>
+          <w:sz w:val="32"/>
+          <w:szCs w:val="32"/>
+          <w:rtl/>
+        </w:rPr>
+      </w:pPr>
+      <w:r>
+        <w:rPr>
+          <w:rFonts w:hint="cs"/>
+          <w:b/>
+          <w:bCs/>
+          <w:sz w:val="32"/>
+          <w:szCs w:val="32"/>
+          <w:rtl/>
+        </w:rPr>
+        <w:t>תרשימי רצף לתהליכי מערכת (</w:t>
+      </w:r>
+      <w:r>
+        <w:rPr>
+          <w:rFonts w:hint="cs"/>
+          <w:b/>
+          <w:bCs/>
+          <w:sz w:val="32"/>
+          <w:szCs w:val="32"/>
+        </w:rPr>
+        <w:t>S</w:t>
+      </w:r>
+      <w:r>
+        <w:rPr>
+          <w:b/>
+          <w:bCs/>
+          <w:sz w:val="32"/>
+          <w:szCs w:val="32"/>
+        </w:rPr>
+        <w:t>equence Diagrams</w:t>
+      </w:r>
+      <w:r>
+        <w:rPr>
+          <w:rFonts w:hint="cs"/>
+          <w:b/>
+          <w:bCs/>
+          <w:sz w:val="32"/>
+          <w:szCs w:val="32"/>
+          <w:rtl/>
+        </w:rPr>
+        <w:t>)</w:t>
+      </w:r>
+    </w:p>
+    <w:p>
+      <w:pPr>
+        <w:rPr>
+          <w:b/>
+          <w:bCs/>
+          <w:sz w:val="32"/>
+          <w:szCs w:val="32"/>
+          <w:rtl/>
+        </w:rPr>
+      </w:pPr>
+    </w:p>
+    <w:p>
+      <w:pPr>
+        <w:rPr>
+          <w:sz w:val="28"/>
+          <w:szCs w:val="28"/>
+          <w:rtl/>
+        </w:rPr>
+      </w:pPr>
+      <w:r>
+        <w:rPr>
+          <w:sz w:val="28"/>
+          <w:szCs w:val="28"/>
+        </w:rPr>
+        <w:t>SUC-1</w:t>
+      </w:r>
+      <w:r>
+        <w:rPr>
+          <w:rFonts w:hint="cs"/>
+          <w:sz w:val="28"/>
+          <w:szCs w:val="28"/>
+          <w:rtl/>
+        </w:rPr>
+        <w:t xml:space="preserve">: </w:t>
+      </w:r>
+      <w:r>
+        <w:rPr>
+          <w:rFonts w:cs="Arial"/>
+          <w:sz w:val="28"/>
+          <w:szCs w:val="28"/>
+          <w:rtl/>
+        </w:rPr>
+        <w:t>שימוש בחומת אש במצב משתמש</w:t>
+      </w:r>
+    </w:p>
+    <w:p>
+      <w:pPr>
+        <w:rPr>
+          <w:sz w:val="28"/>
+          <w:szCs w:val="28"/>
+          <w:rtl/>
+        </w:rPr>
+      </w:pPr>
+    </w:p>
+    <w:p>
+      <w:pPr>
+        <w:rPr>
+          <w:sz w:val="28"/>
+          <w:szCs w:val="28"/>
+          <w:rtl/>
+        </w:rPr>
+      </w:pPr>
+      <w:r>
+        <w:rPr>
+          <w:noProof/>
+          <w:sz w:val="28"/>
+          <w:szCs w:val="28"/>
+        </w:rPr>
+        <w:drawing>
+          <wp:anchor distT="0" distB="0" distL="114300" distR="114300" simplePos="0" relativeHeight="251661312" behindDoc="1" locked="0" layoutInCell="1" allowOverlap="1" wp14:anchorId="7678FD84" wp14:editId="70CC27BE">
+            <wp:simplePos x="0" y="0"/>
+            <wp:positionH relativeFrom="column">
+              <wp:posOffset>160020</wp:posOffset>
+            </wp:positionH>
+            <wp:positionV relativeFrom="paragraph">
+              <wp:posOffset>9525</wp:posOffset>
+            </wp:positionV>
+            <wp:extent cx="5274310" cy="4124325"/>
+            <wp:effectExtent l="0" t="0" r="0" b="0"/>
+            <wp:wrapTight wrapText="bothSides">
+              <wp:wrapPolygon edited="0">
+                <wp:start x="2262" y="100"/>
+                <wp:lineTo x="1950" y="998"/>
+                <wp:lineTo x="2184" y="1896"/>
+                <wp:lineTo x="1794" y="2993"/>
+                <wp:lineTo x="1872" y="3292"/>
+                <wp:lineTo x="2262" y="3492"/>
+                <wp:lineTo x="2106" y="3991"/>
+                <wp:lineTo x="2028" y="6685"/>
+                <wp:lineTo x="78" y="8181"/>
+                <wp:lineTo x="78" y="20453"/>
+                <wp:lineTo x="936" y="21051"/>
+                <wp:lineTo x="2262" y="21351"/>
+                <wp:lineTo x="19036" y="21351"/>
+                <wp:lineTo x="20440" y="21051"/>
+                <wp:lineTo x="21454" y="20353"/>
+                <wp:lineTo x="21454" y="8181"/>
+                <wp:lineTo x="20362" y="7483"/>
+                <wp:lineTo x="19036" y="6685"/>
+                <wp:lineTo x="19036" y="3492"/>
+                <wp:lineTo x="20908" y="3492"/>
+                <wp:lineTo x="21220" y="3292"/>
+                <wp:lineTo x="21220" y="998"/>
+                <wp:lineTo x="20206" y="998"/>
+                <wp:lineTo x="2731" y="100"/>
+                <wp:lineTo x="2262" y="100"/>
+              </wp:wrapPolygon>
+            </wp:wrapTight>
+            <wp:docPr id="6" name="תמונה 6"/>
+            <wp:cNvGraphicFramePr>
+              <a:graphicFrameLocks xmlns:a="http://schemas.openxmlformats.org/drawingml/2006/main" noChangeAspect="1"/>
+            </wp:cNvGraphicFramePr>
+            <a:graphic xmlns:a="http://schemas.openxmlformats.org/drawingml/2006/main">
+              <a:graphicData uri="http://schemas.openxmlformats.org/drawingml/2006/picture">
+                <pic:pic xmlns:pic="http://schemas.openxmlformats.org/drawingml/2006/picture">
+                  <pic:nvPicPr>
+                    <pic:cNvPr id="0" name="Picture 7"/>
+                    <pic:cNvPicPr>
+                      <a:picLocks noChangeAspect="1" noChangeArrowheads="1"/>
+                    </pic:cNvPicPr>
+                  </pic:nvPicPr>
+                  <pic:blipFill>
+                    <a:blip r:embed="rId12" cstate="print">
+                      <a:extLst>
+                        <a:ext uri="{28A0092B-C50C-407E-A947-70E740481C1C}">
+                          <a14:useLocalDpi xmlns:a14="http://schemas.microsoft.com/office/drawing/2010/main" val="0"/>
+                        </a:ext>
+                      </a:extLst>
+                    </a:blip>
+                    <a:srcRect/>
+                    <a:stretch>
+                      <a:fillRect/>
+                    </a:stretch>
+                  </pic:blipFill>
+                  <pic:spPr bwMode="auto">
+                    <a:xfrm>
+                      <a:off x="0" y="0"/>
+                      <a:ext cx="5274310" cy="4124325"/>
+                    </a:xfrm>
+                    <a:prstGeom prst="rect">
+                      <a:avLst/>
+                    </a:prstGeom>
+                    <a:noFill/>
+                    <a:ln>
+                      <a:noFill/>
+                    </a:ln>
+                  </pic:spPr>
+                </pic:pic>
+              </a:graphicData>
+            </a:graphic>
+          </wp:anchor>
+        </w:drawing>
+      </w:r>
+    </w:p>
+    <w:p>
+      <w:pPr>
+        <w:rPr>
+          <w:sz w:val="28"/>
+          <w:szCs w:val="28"/>
+          <w:rtl/>
+        </w:rPr>
+      </w:pPr>
+    </w:p>
+    <w:p>
+      <w:pPr>
+        <w:rPr>
+          <w:sz w:val="28"/>
+          <w:szCs w:val="28"/>
+          <w:rtl/>
+        </w:rPr>
+      </w:pPr>
+    </w:p>
+    <w:p>
+      <w:pPr>
+        <w:rPr>
+          <w:sz w:val="28"/>
+          <w:szCs w:val="28"/>
+          <w:rtl/>
+        </w:rPr>
+      </w:pPr>
+    </w:p>
+    <w:p>
+      <w:pPr>
+        <w:rPr>
+          <w:sz w:val="28"/>
+          <w:szCs w:val="28"/>
+          <w:rtl/>
+        </w:rPr>
+      </w:pPr>
+    </w:p>
+    <w:p>
+      <w:pPr>
+        <w:rPr>
+          <w:rFonts w:hint="cs"/>
+          <w:sz w:val="28"/>
+          <w:szCs w:val="28"/>
+          <w:rtl/>
+        </w:rPr>
+      </w:pPr>
+      <w:r>
+        <w:rPr>
+          <w:sz w:val="28"/>
+          <w:szCs w:val="28"/>
+        </w:rPr>
+        <w:lastRenderedPageBreak/>
+        <w:t>SUC-</w:t>
+      </w:r>
+      <w:r>
+        <w:rPr>
+          <w:sz w:val="28"/>
+          <w:szCs w:val="28"/>
+        </w:rPr>
+        <w:t>2</w:t>
+      </w:r>
+      <w:r>
+        <w:rPr>
+          <w:rFonts w:hint="cs"/>
+          <w:sz w:val="28"/>
+          <w:szCs w:val="28"/>
+          <w:rtl/>
+        </w:rPr>
+        <w:t xml:space="preserve">: </w:t>
+      </w:r>
+      <w:r>
+        <w:rPr>
+          <w:rFonts w:cs="Arial"/>
+          <w:sz w:val="28"/>
+          <w:szCs w:val="28"/>
+          <w:rtl/>
+        </w:rPr>
+        <w:t>שינוי ממשק המשתמש</w:t>
+      </w:r>
+      <w:r>
+        <w:rPr>
+          <w:noProof/>
+          <w:sz w:val="28"/>
+          <w:szCs w:val="28"/>
+        </w:rPr>
+        <w:drawing>
+          <wp:inline distT="0" distB="0" distL="0" distR="0" wp14:anchorId="5C5636E4" wp14:editId="7284A0E7">
+            <wp:extent cx="3225220" cy="3878580"/>
+            <wp:effectExtent l="0" t="0" r="0" b="0"/>
+            <wp:docPr id="7" name="תמונה 7"/>
+            <wp:cNvGraphicFramePr>
+              <a:graphicFrameLocks xmlns:a="http://schemas.openxmlformats.org/drawingml/2006/main" noChangeAspect="1"/>
+            </wp:cNvGraphicFramePr>
+            <a:graphic xmlns:a="http://schemas.openxmlformats.org/drawingml/2006/main">
+              <a:graphicData uri="http://schemas.openxmlformats.org/drawingml/2006/picture">
+                <pic:pic xmlns:pic="http://schemas.openxmlformats.org/drawingml/2006/picture">
+                  <pic:nvPicPr>
+                    <pic:cNvPr id="0" name="Picture 9"/>
+                    <pic:cNvPicPr>
+                      <a:picLocks noChangeAspect="1" noChangeArrowheads="1"/>
+                    </pic:cNvPicPr>
+                  </pic:nvPicPr>
+                  <pic:blipFill>
+                    <a:blip r:embed="rId13" cstate="print">
+                      <a:extLst>
+                        <a:ext uri="{28A0092B-C50C-407E-A947-70E740481C1C}">
+                          <a14:useLocalDpi xmlns:a14="http://schemas.microsoft.com/office/drawing/2010/main" val="0"/>
+                        </a:ext>
+                      </a:extLst>
+                    </a:blip>
+                    <a:srcRect/>
+                    <a:stretch>
+                      <a:fillRect/>
+                    </a:stretch>
+                  </pic:blipFill>
+                  <pic:spPr bwMode="auto">
+                    <a:xfrm>
+                      <a:off x="0" y="0"/>
+                      <a:ext cx="3225220" cy="3878580"/>
+                    </a:xfrm>
+                    <a:prstGeom prst="rect">
+                      <a:avLst/>
+                    </a:prstGeom>
+                    <a:noFill/>
+                    <a:ln>
+                      <a:noFill/>
+                    </a:ln>
+                  </pic:spPr>
+                </pic:pic>
+              </a:graphicData>
+            </a:graphic>
+          </wp:inline>
+        </w:drawing>
+      </w:r>
+    </w:p>
+    <w:p>
+      <w:pPr>
+        <w:rPr>
+          <w:rFonts w:hint="cs"/>
+          <w:sz w:val="28"/>
+          <w:szCs w:val="28"/>
+          <w:rtl/>
+        </w:rPr>
+      </w:pPr>
+    </w:p>
+    <w:p>
+      <w:pPr>
+        <w:rPr>
+          <w:rFonts w:cs="Arial"/>
+          <w:sz w:val="28"/>
+          <w:szCs w:val="28"/>
+          <w:rtl/>
+        </w:rPr>
+      </w:pPr>
+      <w:r>
+        <w:rPr>
+          <w:sz w:val="28"/>
+          <w:szCs w:val="28"/>
+        </w:rPr>
+        <w:t>SUC-</w:t>
+      </w:r>
+      <w:r>
+        <w:rPr>
+          <w:sz w:val="28"/>
+          <w:szCs w:val="28"/>
+        </w:rPr>
+        <w:t>3</w:t>
+      </w:r>
+      <w:r>
+        <w:rPr>
+          <w:rFonts w:hint="cs"/>
+          <w:sz w:val="28"/>
+          <w:szCs w:val="28"/>
+          <w:rtl/>
+        </w:rPr>
+        <w:t xml:space="preserve">: </w:t>
+      </w:r>
+      <w:r>
+        <w:rPr>
+          <w:rFonts w:cs="Arial"/>
+          <w:sz w:val="28"/>
+          <w:szCs w:val="28"/>
+          <w:rtl/>
+        </w:rPr>
+        <w:t>שינוי שפת המערכת</w:t>
+      </w:r>
+    </w:p>
+    <w:p>
+      <w:pPr>
+        <w:rPr>
+          <w:rFonts w:cs="Arial"/>
+          <w:sz w:val="28"/>
+          <w:szCs w:val="28"/>
+          <w:rtl/>
+        </w:rPr>
+      </w:pPr>
+      <w:r>
+        <w:rPr>
+          <w:rFonts w:cs="Arial"/>
+          <w:noProof/>
+          <w:sz w:val="28"/>
+          <w:szCs w:val="28"/>
+        </w:rPr>
+        <w:drawing>
+          <wp:inline distT="0" distB="0" distL="0" distR="0" wp14:anchorId="34463E21" wp14:editId="231C07DC">
+            <wp:extent cx="5274310" cy="3139440"/>
+            <wp:effectExtent l="0" t="0" r="0" b="0"/>
+            <wp:docPr id="8" name="תמונה 8"/>
+            <wp:cNvGraphicFramePr>
+              <a:graphicFrameLocks xmlns:a="http://schemas.openxmlformats.org/drawingml/2006/main" noChangeAspect="1"/>
+            </wp:cNvGraphicFramePr>
+            <a:graphic xmlns:a="http://schemas.openxmlformats.org/drawingml/2006/main">
+              <a:graphicData uri="http://schemas.openxmlformats.org/drawingml/2006/picture">
+                <pic:pic xmlns:pic="http://schemas.openxmlformats.org/drawingml/2006/picture">
+                  <pic:nvPicPr>
+                    <pic:cNvPr id="0" name="Picture 11"/>
+                    <pic:cNvPicPr>
+                      <a:picLocks noChangeAspect="1" noChangeArrowheads="1"/>
+                    </pic:cNvPicPr>
+                  </pic:nvPicPr>
+                  <pic:blipFill>
+                    <a:blip r:embed="rId14" cstate="print">
+                      <a:extLst>
+                        <a:ext uri="{28A0092B-C50C-407E-A947-70E740481C1C}">
+                          <a14:useLocalDpi xmlns:a14="http://schemas.microsoft.com/office/drawing/2010/main" val="0"/>
+                        </a:ext>
+                      </a:extLst>
+                    </a:blip>
+                    <a:srcRect/>
+                    <a:stretch>
+                      <a:fillRect/>
+                    </a:stretch>
+                  </pic:blipFill>
+                  <pic:spPr bwMode="auto">
+                    <a:xfrm>
+                      <a:off x="0" y="0"/>
+                      <a:ext cx="5274310" cy="3139440"/>
+                    </a:xfrm>
+                    <a:prstGeom prst="rect">
+                      <a:avLst/>
+                    </a:prstGeom>
+                    <a:noFill/>
+                    <a:ln>
+                      <a:noFill/>
+                    </a:ln>
+                  </pic:spPr>
+                </pic:pic>
+              </a:graphicData>
+            </a:graphic>
+          </wp:inline>
+        </w:drawing>
+      </w:r>
+    </w:p>
+    <w:p>
+      <w:pPr>
+        <w:rPr>
+          <w:rFonts w:cs="Arial"/>
+          <w:sz w:val="28"/>
+          <w:szCs w:val="28"/>
+          <w:rtl/>
+        </w:rPr>
+      </w:pPr>
+    </w:p>
+    <w:p>
+      <w:pPr>
+        <w:rPr>
+          <w:sz w:val="28"/>
+          <w:szCs w:val="28"/>
+          <w:rtl/>
+        </w:rPr>
+      </w:pPr>
+    </w:p>
+    <w:p>
+      <w:pPr>
+        <w:rPr>
+          <w:sz w:val="28"/>
+          <w:szCs w:val="28"/>
+          <w:rtl/>
+        </w:rPr>
+      </w:pPr>
+      <w:r>
+        <w:rPr>
+          <w:sz w:val="28"/>
+          <w:szCs w:val="28"/>
+        </w:rPr>
+        <w:lastRenderedPageBreak/>
+        <w:t>SUC-</w:t>
+      </w:r>
+      <w:r>
+        <w:rPr>
+          <w:sz w:val="28"/>
+          <w:szCs w:val="28"/>
+        </w:rPr>
+        <w:t>4</w:t>
+      </w:r>
+      <w:r>
+        <w:rPr>
+          <w:rFonts w:hint="cs"/>
+          <w:sz w:val="28"/>
+          <w:szCs w:val="28"/>
+          <w:rtl/>
+        </w:rPr>
+        <w:t xml:space="preserve">: </w:t>
+      </w:r>
+      <w:r>
+        <w:rPr>
+          <w:rFonts w:cs="Arial"/>
+          <w:sz w:val="28"/>
+          <w:szCs w:val="28"/>
+          <w:rtl/>
+        </w:rPr>
+        <w:t>דירוג האפליקציה בחנות גוגל</w:t>
+      </w:r>
+    </w:p>
+    <w:p>
+      <w:pPr>
+        <w:rPr>
+          <w:sz w:val="28"/>
+          <w:szCs w:val="28"/>
+          <w:rtl/>
+        </w:rPr>
+      </w:pPr>
+      <w:r>
+        <w:rPr>
+          <w:noProof/>
+          <w:sz w:val="28"/>
+          <w:szCs w:val="28"/>
+        </w:rPr>
+        <w:drawing>
+          <wp:inline distT="0" distB="0" distL="0" distR="0" wp14:anchorId="0B3536D7" wp14:editId="33E70F9A">
+            <wp:extent cx="5189220" cy="4213860"/>
+            <wp:effectExtent l="0" t="0" r="0" b="0"/>
+            <wp:docPr id="9" name="תמונה 9"/>
+            <wp:cNvGraphicFramePr>
+              <a:graphicFrameLocks xmlns:a="http://schemas.openxmlformats.org/drawingml/2006/main" noChangeAspect="1"/>
+            </wp:cNvGraphicFramePr>
+            <a:graphic xmlns:a="http://schemas.openxmlformats.org/drawingml/2006/main">
+              <a:graphicData uri="http://schemas.openxmlformats.org/drawingml/2006/picture">
+                <pic:pic xmlns:pic="http://schemas.openxmlformats.org/drawingml/2006/picture">
+                  <pic:nvPicPr>
+                    <pic:cNvPr id="0" name="Picture 13"/>
+                    <pic:cNvPicPr>
+                      <a:picLocks noChangeAspect="1" noChangeArrowheads="1"/>
+                    </pic:cNvPicPr>
+                  </pic:nvPicPr>
+                  <pic:blipFill>
+                    <a:blip r:embed="rId15" cstate="print">
+                      <a:extLst>
+                        <a:ext uri="{28A0092B-C50C-407E-A947-70E740481C1C}">
+                          <a14:useLocalDpi xmlns:a14="http://schemas.microsoft.com/office/drawing/2010/main" val="0"/>
+                        </a:ext>
+                      </a:extLst>
+                    </a:blip>
+                    <a:srcRect/>
+                    <a:stretch>
+                      <a:fillRect/>
+                    </a:stretch>
+                  </pic:blipFill>
+                  <pic:spPr bwMode="auto">
+                    <a:xfrm>
+                      <a:off x="0" y="0"/>
+                      <a:ext cx="5189220" cy="4213860"/>
+                    </a:xfrm>
+                    <a:prstGeom prst="rect">
+                      <a:avLst/>
+                    </a:prstGeom>
+                    <a:noFill/>
+                    <a:ln>
+                      <a:noFill/>
+                    </a:ln>
+                  </pic:spPr>
+                </pic:pic>
+              </a:graphicData>
+            </a:graphic>
+          </wp:inline>
+        </w:drawing>
+      </w:r>
+    </w:p>
+    <w:p>
+      <w:pPr>
+        <w:rPr>
+          <w:rFonts w:hint="cs"/>
+          <w:sz w:val="28"/>
+          <w:szCs w:val="28"/>
+          <w:rtl/>
+        </w:rPr>
+      </w:pPr>
+      <w:r>
+        <w:rPr>
+          <w:sz w:val="28"/>
+          <w:szCs w:val="28"/>
+        </w:rPr>
+        <w:t>SUC-</w:t>
+      </w:r>
+      <w:r>
+        <w:rPr>
+          <w:sz w:val="28"/>
+          <w:szCs w:val="28"/>
+        </w:rPr>
+        <w:t>5</w:t>
+      </w:r>
+      <w:r>
+        <w:rPr>
+          <w:rFonts w:hint="cs"/>
+          <w:sz w:val="28"/>
+          <w:szCs w:val="28"/>
+          <w:rtl/>
+        </w:rPr>
+        <w:t xml:space="preserve">: </w:t>
+      </w:r>
+      <w:r>
+        <w:rPr>
+          <w:rFonts w:cs="Arial"/>
+          <w:sz w:val="28"/>
+          <w:szCs w:val="28"/>
+          <w:rtl/>
+        </w:rPr>
+        <w:t>צפייה באודות</w:t>
+      </w:r>
+    </w:p>
+    <w:p>
+      <w:pPr>
+        <w:rPr>
+          <w:sz w:val="28"/>
+          <w:szCs w:val="28"/>
+          <w:rtl/>
+        </w:rPr>
+      </w:pPr>
+      <w:r>
+        <w:rPr>
+          <w:noProof/>
+          <w:sz w:val="28"/>
+          <w:szCs w:val="28"/>
+        </w:rPr>
+        <w:drawing>
+          <wp:inline distT="0" distB="0" distL="0" distR="0" wp14:anchorId="3AE44C88" wp14:editId="4365C209">
+            <wp:extent cx="5044096" cy="3718560"/>
+            <wp:effectExtent l="0" t="0" r="0" b="0"/>
+            <wp:docPr id="10" name="תמונה 10"/>
+            <wp:cNvGraphicFramePr>
+              <a:graphicFrameLocks xmlns:a="http://schemas.openxmlformats.org/drawingml/2006/main" noChangeAspect="1"/>
+            </wp:cNvGraphicFramePr>
+            <a:graphic xmlns:a="http://schemas.openxmlformats.org/drawingml/2006/main">
+              <a:graphicData uri="http://schemas.openxmlformats.org/drawingml/2006/picture">
+                <pic:pic xmlns:pic="http://schemas.openxmlformats.org/drawingml/2006/picture">
+                  <pic:nvPicPr>
+                    <pic:cNvPr id="0" name="Picture 15"/>
+                    <pic:cNvPicPr>
+                      <a:picLocks noChangeAspect="1" noChangeArrowheads="1"/>
+                    </pic:cNvPicPr>
+                  </pic:nvPicPr>
+                  <pic:blipFill>
+                    <a:blip r:embed="rId16" cstate="print">
+                      <a:extLst>
+                        <a:ext uri="{28A0092B-C50C-407E-A947-70E740481C1C}">
+                          <a14:useLocalDpi xmlns:a14="http://schemas.microsoft.com/office/drawing/2010/main" val="0"/>
+                        </a:ext>
+                      </a:extLst>
+                    </a:blip>
+                    <a:srcRect/>
+                    <a:stretch>
+                      <a:fillRect/>
+                    </a:stretch>
+                  </pic:blipFill>
+                  <pic:spPr bwMode="auto">
+                    <a:xfrm>
+                      <a:off x="0" y="0"/>
+                      <a:ext cx="5047516" cy="3721081"/>
+                    </a:xfrm>
+                    <a:prstGeom prst="rect">
+                      <a:avLst/>
+                    </a:prstGeom>
+                    <a:noFill/>
+                    <a:ln>
+                      <a:noFill/>
+                    </a:ln>
+                  </pic:spPr>
+                </pic:pic>
+              </a:graphicData>
+            </a:graphic>
+          </wp:inline>
+        </w:drawing>
+      </w:r>
+    </w:p>
+    <w:p>
+      <w:pPr>
+        <w:rPr>
+          <w:rFonts w:hint="cs"/>
+          <w:sz w:val="28"/>
+          <w:szCs w:val="28"/>
+          <w:rtl/>
+        </w:rPr>
+      </w:pPr>
+      <w:r>
+        <w:rPr>
+          <w:sz w:val="28"/>
+          <w:szCs w:val="28"/>
+        </w:rPr>
+        <w:lastRenderedPageBreak/>
+        <w:t>SUC-</w:t>
+      </w:r>
+      <w:r>
+        <w:rPr>
+          <w:sz w:val="28"/>
+          <w:szCs w:val="28"/>
+        </w:rPr>
+        <w:t>6</w:t>
+      </w:r>
+      <w:r>
+        <w:rPr>
+          <w:rFonts w:hint="cs"/>
+          <w:sz w:val="28"/>
+          <w:szCs w:val="28"/>
+          <w:rtl/>
+        </w:rPr>
+        <w:t xml:space="preserve">: </w:t>
+      </w:r>
+      <w:r>
+        <w:rPr>
+          <w:rFonts w:ascii="David" w:eastAsia="Times New Roman" w:hAnsi="David" w:cs="David"/>
+          <w:color w:val="000000"/>
+          <w:sz w:val="28"/>
+          <w:szCs w:val="28"/>
+          <w:rtl/>
+        </w:rPr>
+        <w:t>גישה למדריך האפליקציה</w:t>
+      </w:r>
+    </w:p>
+    <w:p>
+      <w:pPr>
+        <w:rPr>
+          <w:sz w:val="28"/>
+          <w:szCs w:val="28"/>
+          <w:rtl/>
+        </w:rPr>
+      </w:pPr>
+      <w:r>
+        <w:rPr>
+          <w:noProof/>
+          <w:sz w:val="28"/>
+          <w:szCs w:val="28"/>
+        </w:rPr>
+        <w:drawing>
+          <wp:inline distT="0" distB="0" distL="0" distR="0" wp14:anchorId="7216B430" wp14:editId="0155F491">
+            <wp:extent cx="5189220" cy="4213860"/>
+            <wp:effectExtent l="0" t="0" r="0" b="0"/>
+            <wp:docPr id="11" name="תמונה 11"/>
+            <wp:cNvGraphicFramePr>
+              <a:graphicFrameLocks xmlns:a="http://schemas.openxmlformats.org/drawingml/2006/main" noChangeAspect="1"/>
+            </wp:cNvGraphicFramePr>
+            <a:graphic xmlns:a="http://schemas.openxmlformats.org/drawingml/2006/main">
+              <a:graphicData uri="http://schemas.openxmlformats.org/drawingml/2006/picture">
+                <pic:pic xmlns:pic="http://schemas.openxmlformats.org/drawingml/2006/picture">
+                  <pic:nvPicPr>
+                    <pic:cNvPr id="0" name="Picture 17"/>
+                    <pic:cNvPicPr>
+                      <a:picLocks noChangeAspect="1" noChangeArrowheads="1"/>
+                    </pic:cNvPicPr>
+                  </pic:nvPicPr>
+                  <pic:blipFill>
+                    <a:blip r:embed="rId17" cstate="print">
+                      <a:extLst>
+                        <a:ext uri="{28A0092B-C50C-407E-A947-70E740481C1C}">
+                          <a14:useLocalDpi xmlns:a14="http://schemas.microsoft.com/office/drawing/2010/main" val="0"/>
+                        </a:ext>
+                      </a:extLst>
+                    </a:blip>
+                    <a:srcRect/>
+                    <a:stretch>
+                      <a:fillRect/>
+                    </a:stretch>
+                  </pic:blipFill>
+                  <pic:spPr bwMode="auto">
+                    <a:xfrm>
+                      <a:off x="0" y="0"/>
+                      <a:ext cx="5189220" cy="4213860"/>
+                    </a:xfrm>
+                    <a:prstGeom prst="rect">
+                      <a:avLst/>
+                    </a:prstGeom>
+                    <a:noFill/>
+                    <a:ln>
+                      <a:noFill/>
+                    </a:ln>
+                  </pic:spPr>
+                </pic:pic>
+              </a:graphicData>
+            </a:graphic>
+          </wp:inline>
+        </w:drawing>
+      </w:r>
+    </w:p>
+    <w:p>
+      <w:pPr>
+        <w:rPr>
+          <w:sz w:val="28"/>
+          <w:szCs w:val="28"/>
+          <w:rtl/>
+        </w:rPr>
+      </w:pPr>
+    </w:p>
+    <w:p>
+      <w:pPr>
+        <w:rPr>
+          <w:sz w:val="28"/>
+          <w:szCs w:val="28"/>
+          <w:rtl/>
+        </w:rPr>
+      </w:pPr>
+    </w:p>
+    <w:p>
+      <w:pPr>
+        <w:rPr>
+          <w:sz w:val="28"/>
+          <w:szCs w:val="28"/>
+          <w:rtl/>
+        </w:rPr>
+      </w:pPr>
+    </w:p>
+    <w:p>
+      <w:pPr>
+        <w:rPr>
+          <w:sz w:val="28"/>
+          <w:szCs w:val="28"/>
+          <w:rtl/>
+        </w:rPr>
+      </w:pPr>
+    </w:p>
+    <w:p>
+      <w:pPr>
+        <w:rPr>
+          <w:sz w:val="28"/>
+          <w:szCs w:val="28"/>
+          <w:rtl/>
+        </w:rPr>
+      </w:pPr>
+    </w:p>
+    <w:p>
+      <w:pPr>
+        <w:rPr>
+          <w:sz w:val="28"/>
+          <w:szCs w:val="28"/>
+          <w:rtl/>
+        </w:rPr>
+      </w:pPr>
+    </w:p>
+    <w:p>
+      <w:pPr>
+        <w:rPr>
+          <w:sz w:val="28"/>
+          <w:szCs w:val="28"/>
+          <w:rtl/>
+        </w:rPr>
+      </w:pPr>
+    </w:p>
+    <w:p>
+      <w:pPr>
+        <w:rPr>
+          <w:sz w:val="28"/>
+          <w:szCs w:val="28"/>
+          <w:rtl/>
+        </w:rPr>
+      </w:pPr>
+    </w:p>
+    <w:p>
+      <w:pPr>
+        <w:rPr>
+          <w:sz w:val="28"/>
+          <w:szCs w:val="28"/>
+          <w:rtl/>
+        </w:rPr>
+      </w:pPr>
+    </w:p>
+    <w:p>
+      <w:pPr>
+        <w:rPr>
+          <w:sz w:val="28"/>
+          <w:szCs w:val="28"/>
+          <w:rtl/>
+        </w:rPr>
+      </w:pPr>
+    </w:p>
+    <w:p>
+      <w:pPr>
+        <w:rPr>
+          <w:sz w:val="28"/>
+          <w:szCs w:val="28"/>
+          <w:rtl/>
+        </w:rPr>
+      </w:pPr>
+    </w:p>
+    <w:p>
+      <w:pPr>
+        <w:rPr>
+          <w:sz w:val="28"/>
+          <w:szCs w:val="28"/>
+          <w:rtl/>
+        </w:rPr>
+      </w:pPr>
+    </w:p>
+    <w:p>
+      <w:pPr>
+        <w:rPr>
+          <w:sz w:val="28"/>
+          <w:szCs w:val="28"/>
+          <w:rtl/>
+        </w:rPr>
+      </w:pPr>
+    </w:p>
+    <w:p>
+      <w:pPr>
+        <w:rPr>
+          <w:sz w:val="28"/>
+          <w:szCs w:val="28"/>
+          <w:rtl/>
+        </w:rPr>
+      </w:pPr>
+      <w:r>
+        <w:rPr>
+          <w:sz w:val="28"/>
+          <w:szCs w:val="28"/>
+        </w:rPr>
+        <w:lastRenderedPageBreak/>
+        <w:t>SUC-</w:t>
+      </w:r>
+      <w:r>
+        <w:rPr>
+          <w:sz w:val="28"/>
+          <w:szCs w:val="28"/>
+        </w:rPr>
+        <w:t>7</w:t>
+      </w:r>
+      <w:r>
+        <w:rPr>
+          <w:rFonts w:hint="cs"/>
+          <w:sz w:val="28"/>
+          <w:szCs w:val="28"/>
+          <w:rtl/>
+        </w:rPr>
+        <w:t xml:space="preserve">: </w:t>
+      </w:r>
+      <w:r>
+        <w:rPr>
+          <w:rFonts w:ascii="David" w:eastAsia="Times New Roman" w:hAnsi="David" w:cs="David"/>
+          <w:color w:val="000000"/>
+          <w:sz w:val="28"/>
+          <w:szCs w:val="28"/>
+          <w:rtl/>
+        </w:rPr>
+        <w:t>אישור הרשאות אפליקציה</w:t>
+      </w:r>
+    </w:p>
+    <w:p>
+      <w:pPr>
+        <w:rPr>
+          <w:sz w:val="28"/>
+          <w:szCs w:val="28"/>
+          <w:rtl/>
+        </w:rPr>
+      </w:pPr>
+      <w:r>
+        <w:rPr>
+          <w:noProof/>
+          <w:sz w:val="28"/>
+          <w:szCs w:val="28"/>
+        </w:rPr>
+        <w:drawing>
+          <wp:inline distT="0" distB="0" distL="0" distR="0" wp14:anchorId="509F51AE" wp14:editId="229ABD42">
+            <wp:extent cx="5274310" cy="6902450"/>
+            <wp:effectExtent l="0" t="0" r="0" b="0"/>
+            <wp:docPr id="12" name="תמונה 12"/>
+            <wp:cNvGraphicFramePr>
+              <a:graphicFrameLocks xmlns:a="http://schemas.openxmlformats.org/drawingml/2006/main" noChangeAspect="1"/>
+            </wp:cNvGraphicFramePr>
+            <a:graphic xmlns:a="http://schemas.openxmlformats.org/drawingml/2006/main">
+              <a:graphicData uri="http://schemas.openxmlformats.org/drawingml/2006/picture">
+                <pic:pic xmlns:pic="http://schemas.openxmlformats.org/drawingml/2006/picture">
+                  <pic:nvPicPr>
+                    <pic:cNvPr id="0" name="Picture 19"/>
+                    <pic:cNvPicPr>
+                      <a:picLocks noChangeAspect="1" noChangeArrowheads="1"/>
+                    </pic:cNvPicPr>
+                  </pic:nvPicPr>
+                  <pic:blipFill>
+                    <a:blip r:embed="rId18" cstate="print">
+                      <a:extLst>
+                        <a:ext uri="{28A0092B-C50C-407E-A947-70E740481C1C}">
+                          <a14:useLocalDpi xmlns:a14="http://schemas.microsoft.com/office/drawing/2010/main" val="0"/>
+                        </a:ext>
+                      </a:extLst>
+                    </a:blip>
+                    <a:srcRect/>
+                    <a:stretch>
+                      <a:fillRect/>
+                    </a:stretch>
+                  </pic:blipFill>
+                  <pic:spPr bwMode="auto">
+                    <a:xfrm>
+                      <a:off x="0" y="0"/>
+                      <a:ext cx="5274310" cy="6902450"/>
+                    </a:xfrm>
+                    <a:prstGeom prst="rect">
+                      <a:avLst/>
+                    </a:prstGeom>
+                    <a:noFill/>
+                    <a:ln>
+                      <a:noFill/>
+                    </a:ln>
+                  </pic:spPr>
+                </pic:pic>
+              </a:graphicData>
+            </a:graphic>
+          </wp:inline>
+        </w:drawing>
+      </w:r>
+    </w:p>
+    <w:p>
+      <w:pPr>
+        <w:rPr>
+          <w:sz w:val="28"/>
+          <w:szCs w:val="28"/>
+          <w:rtl/>
+        </w:rPr>
+      </w:pPr>
+    </w:p>
+    <w:p>
+      <w:pPr>
+        <w:rPr>
+          <w:sz w:val="28"/>
+          <w:szCs w:val="28"/>
+          <w:rtl/>
+        </w:rPr>
+      </w:pPr>
+    </w:p>
+    <w:p>
+      <w:pPr>
+        <w:rPr>
+          <w:sz w:val="28"/>
+          <w:szCs w:val="28"/>
+          <w:rtl/>
+        </w:rPr>
+      </w:pPr>
+    </w:p>
+    <w:p>
+      <w:pPr>
+        <w:rPr>
+          <w:sz w:val="28"/>
+          <w:szCs w:val="28"/>
+          <w:rtl/>
+        </w:rPr>
+      </w:pPr>
+    </w:p>
+    <w:p>
+      <w:pPr>
+        <w:rPr>
+          <w:sz w:val="28"/>
+          <w:szCs w:val="28"/>
+          <w:rtl/>
+        </w:rPr>
+      </w:pPr>
+    </w:p>
+    <w:p>
+      <w:pPr>
+        <w:rPr>
+          <w:sz w:val="28"/>
+          <w:szCs w:val="28"/>
+          <w:rtl/>
+        </w:rPr>
+      </w:pPr>
+      <w:r>
+        <w:rPr>
+          <w:sz w:val="28"/>
+          <w:szCs w:val="28"/>
+        </w:rPr>
+        <w:lastRenderedPageBreak/>
+        <w:t>SUC-</w:t>
+      </w:r>
+      <w:r>
+        <w:rPr>
+          <w:sz w:val="28"/>
+          <w:szCs w:val="28"/>
+        </w:rPr>
+        <w:t>8</w:t>
+      </w:r>
+      <w:r>
+        <w:rPr>
+          <w:rFonts w:hint="cs"/>
+          <w:sz w:val="28"/>
+          <w:szCs w:val="28"/>
+          <w:rtl/>
+        </w:rPr>
+        <w:t xml:space="preserve">: </w:t>
+      </w:r>
+      <w:r>
+        <w:rPr>
+          <w:rFonts w:ascii="David" w:eastAsia="Times New Roman" w:hAnsi="David" w:cs="David"/>
+          <w:color w:val="000000"/>
+          <w:sz w:val="28"/>
+          <w:szCs w:val="28"/>
+          <w:rtl/>
+        </w:rPr>
+        <w:t>הפעלת מנגנון לכידת חבילות רשת</w:t>
+      </w:r>
+    </w:p>
+    <w:p>
+      <w:pPr>
+        <w:rPr>
+          <w:sz w:val="28"/>
+          <w:szCs w:val="28"/>
+          <w:rtl/>
+        </w:rPr>
+      </w:pPr>
+      <w:r>
+        <w:rPr>
+          <w:noProof/>
+          <w:sz w:val="28"/>
+          <w:szCs w:val="28"/>
+        </w:rPr>
+        <w:drawing>
+          <wp:inline distT="0" distB="0" distL="0" distR="0" wp14:anchorId="37FD2398" wp14:editId="08584153">
+            <wp:extent cx="5274310" cy="3274695"/>
+            <wp:effectExtent l="0" t="0" r="0" b="0"/>
+            <wp:docPr id="13" name="תמונה 13"/>
+            <wp:cNvGraphicFramePr>
+              <a:graphicFrameLocks xmlns:a="http://schemas.openxmlformats.org/drawingml/2006/main" noChangeAspect="1"/>
+            </wp:cNvGraphicFramePr>
+            <a:graphic xmlns:a="http://schemas.openxmlformats.org/drawingml/2006/main">
+              <a:graphicData uri="http://schemas.openxmlformats.org/drawingml/2006/picture">
+                <pic:pic xmlns:pic="http://schemas.openxmlformats.org/drawingml/2006/picture">
+                  <pic:nvPicPr>
+                    <pic:cNvPr id="0" name="Picture 21"/>
+                    <pic:cNvPicPr>
+                      <a:picLocks noChangeAspect="1" noChangeArrowheads="1"/>
+                    </pic:cNvPicPr>
+                  </pic:nvPicPr>
+                  <pic:blipFill>
+                    <a:blip r:embed="rId19" cstate="print">
+                      <a:extLst>
+                        <a:ext uri="{28A0092B-C50C-407E-A947-70E740481C1C}">
+                          <a14:useLocalDpi xmlns:a14="http://schemas.microsoft.com/office/drawing/2010/main" val="0"/>
+                        </a:ext>
+                      </a:extLst>
+                    </a:blip>
+                    <a:srcRect/>
+                    <a:stretch>
+                      <a:fillRect/>
+                    </a:stretch>
+                  </pic:blipFill>
+                  <pic:spPr bwMode="auto">
+                    <a:xfrm>
+                      <a:off x="0" y="0"/>
+                      <a:ext cx="5274310" cy="3274695"/>
+                    </a:xfrm>
+                    <a:prstGeom prst="rect">
+                      <a:avLst/>
+                    </a:prstGeom>
+                    <a:noFill/>
+                    <a:ln>
+                      <a:noFill/>
+                    </a:ln>
+                  </pic:spPr>
+                </pic:pic>
+              </a:graphicData>
+            </a:graphic>
+          </wp:inline>
+        </w:drawing>
+      </w:r>
+    </w:p>
+    <w:p>
+      <w:pPr>
+        <w:rPr>
+          <w:sz w:val="28"/>
+          <w:szCs w:val="28"/>
+          <w:rtl/>
+        </w:rPr>
+      </w:pPr>
+    </w:p>
+    <w:p>
+      <w:pPr>
+        <w:rPr>
+          <w:rFonts w:hint="cs"/>
+          <w:sz w:val="28"/>
+          <w:szCs w:val="28"/>
+          <w:rtl/>
+        </w:rPr>
+      </w:pPr>
+      <w:r>
+        <w:rPr>
+          <w:sz w:val="28"/>
+          <w:szCs w:val="28"/>
+        </w:rPr>
+        <w:t>SUC-</w:t>
+      </w:r>
+      <w:r>
+        <w:rPr>
+          <w:sz w:val="28"/>
+          <w:szCs w:val="28"/>
+        </w:rPr>
+        <w:t>9</w:t>
+      </w:r>
+      <w:r>
+        <w:rPr>
+          <w:rFonts w:hint="cs"/>
+          <w:sz w:val="28"/>
+          <w:szCs w:val="28"/>
+          <w:rtl/>
+        </w:rPr>
+        <w:t xml:space="preserve">: </w:t>
+      </w:r>
+      <w:r>
+        <w:rPr>
+          <w:rFonts w:ascii="David" w:eastAsia="Times New Roman" w:hAnsi="David" w:cs="David"/>
+          <w:color w:val="000000"/>
+          <w:sz w:val="28"/>
+          <w:szCs w:val="28"/>
+          <w:rtl/>
+        </w:rPr>
+        <w:t>צפייה בסטטיסטיקת שימוש באפליקציות</w:t>
+      </w:r>
+    </w:p>
+    <w:p>
+      <w:pPr>
+        <w:rPr>
+          <w:sz w:val="28"/>
+          <w:szCs w:val="28"/>
+          <w:rtl/>
+        </w:rPr>
+      </w:pPr>
+      <w:r>
+        <w:rPr>
+          <w:noProof/>
+          <w:sz w:val="28"/>
+          <w:szCs w:val="28"/>
+        </w:rPr>
+        <w:drawing>
+          <wp:inline distT="0" distB="0" distL="0" distR="0" wp14:anchorId="37A8B332" wp14:editId="681F5926">
+            <wp:extent cx="5274310" cy="4170680"/>
+            <wp:effectExtent l="0" t="0" r="0" b="0"/>
+            <wp:docPr id="14" name="תמונה 14"/>
+            <wp:cNvGraphicFramePr>
+              <a:graphicFrameLocks xmlns:a="http://schemas.openxmlformats.org/drawingml/2006/main" noChangeAspect="1"/>
+            </wp:cNvGraphicFramePr>
+            <a:graphic xmlns:a="http://schemas.openxmlformats.org/drawingml/2006/main">
+              <a:graphicData uri="http://schemas.openxmlformats.org/drawingml/2006/picture">
+                <pic:pic xmlns:pic="http://schemas.openxmlformats.org/drawingml/2006/picture">
+                  <pic:nvPicPr>
+                    <pic:cNvPr id="0" name="Picture 23"/>
+                    <pic:cNvPicPr>
+                      <a:picLocks noChangeAspect="1" noChangeArrowheads="1"/>
+                    </pic:cNvPicPr>
+                  </pic:nvPicPr>
+                  <pic:blipFill>
+                    <a:blip r:embed="rId20" cstate="print">
+                      <a:extLst>
+                        <a:ext uri="{28A0092B-C50C-407E-A947-70E740481C1C}">
+                          <a14:useLocalDpi xmlns:a14="http://schemas.microsoft.com/office/drawing/2010/main" val="0"/>
+                        </a:ext>
+                      </a:extLst>
+                    </a:blip>
+                    <a:srcRect/>
+                    <a:stretch>
+                      <a:fillRect/>
+                    </a:stretch>
+                  </pic:blipFill>
+                  <pic:spPr bwMode="auto">
+                    <a:xfrm>
+                      <a:off x="0" y="0"/>
+                      <a:ext cx="5274310" cy="4170680"/>
+                    </a:xfrm>
+                    <a:prstGeom prst="rect">
+                      <a:avLst/>
+                    </a:prstGeom>
+                    <a:noFill/>
+                    <a:ln>
+                      <a:noFill/>
+                    </a:ln>
+                  </pic:spPr>
+                </pic:pic>
+              </a:graphicData>
+            </a:graphic>
+          </wp:inline>
+        </w:drawing>
+      </w:r>
+    </w:p>
+    <w:p>
+      <w:pPr>
+        <w:rPr>
+          <w:rFonts w:hint="cs"/>
+          <w:sz w:val="28"/>
+          <w:szCs w:val="28"/>
+          <w:rtl/>
+        </w:rPr>
+      </w:pPr>
+      <w:r>
+        <w:rPr>
+          <w:sz w:val="28"/>
+          <w:szCs w:val="28"/>
+        </w:rPr>
+        <w:lastRenderedPageBreak/>
+        <w:t>SUC-</w:t>
+      </w:r>
+      <w:r>
+        <w:rPr>
+          <w:sz w:val="28"/>
+          <w:szCs w:val="28"/>
+        </w:rPr>
+        <w:t>10</w:t>
+      </w:r>
+      <w:r>
+        <w:rPr>
+          <w:rFonts w:hint="cs"/>
+          <w:sz w:val="28"/>
+          <w:szCs w:val="28"/>
+          <w:rtl/>
+        </w:rPr>
+        <w:t xml:space="preserve">: </w:t>
+      </w:r>
+      <w:r>
+        <w:rPr>
+          <w:rFonts w:ascii="David" w:eastAsia="Times New Roman" w:hAnsi="David" w:cs="David"/>
+          <w:color w:val="000000"/>
+          <w:sz w:val="28"/>
+          <w:szCs w:val="28"/>
+          <w:rtl/>
+        </w:rPr>
+        <w:t>צפייה במידע האפליקציות</w:t>
+      </w:r>
+    </w:p>
+    <w:p>
+      <w:pPr>
+        <w:rPr>
+          <w:sz w:val="28"/>
+          <w:szCs w:val="28"/>
+          <w:rtl/>
+        </w:rPr>
+      </w:pPr>
+      <w:r>
+        <w:rPr>
+          <w:noProof/>
+          <w:sz w:val="28"/>
+          <w:szCs w:val="28"/>
+        </w:rPr>
+        <w:drawing>
+          <wp:inline distT="0" distB="0" distL="0" distR="0" wp14:anchorId="72FF026A" wp14:editId="13EE3278">
+            <wp:extent cx="5274310" cy="4124325"/>
+            <wp:effectExtent l="0" t="0" r="0" b="0"/>
+            <wp:docPr id="15" name="תמונה 15"/>
+            <wp:cNvGraphicFramePr>
+              <a:graphicFrameLocks xmlns:a="http://schemas.openxmlformats.org/drawingml/2006/main" noChangeAspect="1"/>
+            </wp:cNvGraphicFramePr>
+            <a:graphic xmlns:a="http://schemas.openxmlformats.org/drawingml/2006/main">
+              <a:graphicData uri="http://schemas.openxmlformats.org/drawingml/2006/picture">
+                <pic:pic xmlns:pic="http://schemas.openxmlformats.org/drawingml/2006/picture">
+                  <pic:nvPicPr>
+                    <pic:cNvPr id="0" name="Picture 25"/>
+                    <pic:cNvPicPr>
+                      <a:picLocks noChangeAspect="1" noChangeArrowheads="1"/>
+                    </pic:cNvPicPr>
+                  </pic:nvPicPr>
+                  <pic:blipFill>
+                    <a:blip r:embed="rId21" cstate="print">
+                      <a:extLst>
+                        <a:ext uri="{28A0092B-C50C-407E-A947-70E740481C1C}">
+                          <a14:useLocalDpi xmlns:a14="http://schemas.microsoft.com/office/drawing/2010/main" val="0"/>
+                        </a:ext>
+                      </a:extLst>
+                    </a:blip>
+                    <a:srcRect/>
+                    <a:stretch>
+                      <a:fillRect/>
+                    </a:stretch>
+                  </pic:blipFill>
+                  <pic:spPr bwMode="auto">
+                    <a:xfrm>
+                      <a:off x="0" y="0"/>
+                      <a:ext cx="5274310" cy="4124325"/>
+                    </a:xfrm>
+                    <a:prstGeom prst="rect">
+                      <a:avLst/>
+                    </a:prstGeom>
+                    <a:noFill/>
+                    <a:ln>
+                      <a:noFill/>
+                    </a:ln>
+                  </pic:spPr>
+                </pic:pic>
+              </a:graphicData>
+            </a:graphic>
+          </wp:inline>
+        </w:drawing>
+      </w:r>
+    </w:p>
+    <w:p>
+      <w:pPr>
+        <w:rPr>
+          <w:rFonts w:hint="cs"/>
+          <w:sz w:val="28"/>
+          <w:szCs w:val="28"/>
+          <w:rtl/>
+        </w:rPr>
+      </w:pPr>
+      <w:r>
+        <w:rPr>
+          <w:sz w:val="28"/>
+          <w:szCs w:val="28"/>
+        </w:rPr>
+        <w:t>SUC-1</w:t>
+      </w:r>
+      <w:r>
+        <w:rPr>
+          <w:sz w:val="28"/>
+          <w:szCs w:val="28"/>
+        </w:rPr>
+        <w:t>1</w:t>
+      </w:r>
+      <w:r>
+        <w:rPr>
+          <w:rFonts w:hint="cs"/>
+          <w:sz w:val="28"/>
+          <w:szCs w:val="28"/>
+          <w:rtl/>
+        </w:rPr>
+        <w:t xml:space="preserve">: </w:t>
+      </w:r>
+      <w:r>
+        <w:rPr>
+          <w:rFonts w:cs="Arial"/>
+          <w:sz w:val="28"/>
+          <w:szCs w:val="28"/>
+          <w:rtl/>
+        </w:rPr>
+        <w:t>דיווח על נתוני השימוש לשרת</w:t>
+      </w:r>
+    </w:p>
+    <w:p>
+      <w:pPr>
+        <w:rPr>
+          <w:rFonts w:hint="cs"/>
+          <w:sz w:val="28"/>
+          <w:szCs w:val="28"/>
+          <w:rtl/>
+        </w:rPr>
+      </w:pPr>
+      <w:r>
+        <w:rPr>
+          <w:rFonts w:hint="cs"/>
+          <w:noProof/>
+          <w:sz w:val="28"/>
+          <w:szCs w:val="28"/>
+        </w:rPr>
+        <w:drawing>
+          <wp:inline distT="0" distB="0" distL="0" distR="0" wp14:anchorId="3259F103" wp14:editId="4821AFC6">
+            <wp:extent cx="5692007" cy="3573780"/>
+            <wp:effectExtent l="0" t="0" r="0" b="0"/>
+            <wp:docPr id="16" name="תמונה 16"/>
+            <wp:cNvGraphicFramePr>
+              <a:graphicFrameLocks xmlns:a="http://schemas.openxmlformats.org/drawingml/2006/main" noChangeAspect="1"/>
+            </wp:cNvGraphicFramePr>
+            <a:graphic xmlns:a="http://schemas.openxmlformats.org/drawingml/2006/main">
+              <a:graphicData uri="http://schemas.openxmlformats.org/drawingml/2006/picture">
+                <pic:pic xmlns:pic="http://schemas.openxmlformats.org/drawingml/2006/picture">
+                  <pic:nvPicPr>
+                    <pic:cNvPr id="0" name="Picture 27"/>
+                    <pic:cNvPicPr>
+                      <a:picLocks noChangeAspect="1" noChangeArrowheads="1"/>
+                    </pic:cNvPicPr>
+                  </pic:nvPicPr>
+                  <pic:blipFill>
+                    <a:blip r:embed="rId22" cstate="print">
+                      <a:extLst>
+                        <a:ext uri="{28A0092B-C50C-407E-A947-70E740481C1C}">
+                          <a14:useLocalDpi xmlns:a14="http://schemas.microsoft.com/office/drawing/2010/main" val="0"/>
+                        </a:ext>
+                      </a:extLst>
+                    </a:blip>
+                    <a:srcRect/>
+                    <a:stretch>
+                      <a:fillRect/>
+                    </a:stretch>
+                  </pic:blipFill>
+                  <pic:spPr bwMode="auto">
+                    <a:xfrm>
+                      <a:off x="0" y="0"/>
+                      <a:ext cx="5695808" cy="3576167"/>
+                    </a:xfrm>
+                    <a:prstGeom prst="rect">
+                      <a:avLst/>
+                    </a:prstGeom>
+                    <a:noFill/>
+                    <a:ln>
+                      <a:noFill/>
+                    </a:ln>
+                  </pic:spPr>
+                </pic:pic>
+              </a:graphicData>
+            </a:graphic>
+          </wp:inline>
+        </w:drawing>
       </w:r>
     </w:p>
     <w:sectPr>

--- a/SAD/מסמכי SAD.docx
+++ b/SAD/מסמכי SAD.docx
@@ -487,7 +487,7 @@
           <w:szCs w:val="32"/>
         </w:rPr>
         <w:drawing>
-          <wp:anchor distT="0" distB="0" distL="114300" distR="114300" simplePos="0" relativeHeight="251658240" behindDoc="1" locked="0" layoutInCell="1" allowOverlap="1" wp14:anchorId="01083FBE" wp14:editId="74C4EE17">
+          <wp:anchor distT="0" distB="0" distL="114300" distR="114300" simplePos="0" relativeHeight="251657216" behindDoc="1" locked="0" layoutInCell="1" allowOverlap="1" wp14:anchorId="01083FBE" wp14:editId="74C4EE17">
             <wp:simplePos x="0" y="0"/>
             <wp:positionH relativeFrom="margin">
               <wp:posOffset>-280035</wp:posOffset>
@@ -2213,7 +2213,7 @@
           <w:szCs w:val="32"/>
         </w:rPr>
         <w:drawing>
-          <wp:anchor distT="0" distB="0" distL="114300" distR="114300" simplePos="0" relativeHeight="251660288" behindDoc="1" locked="0" layoutInCell="1" allowOverlap="1" wp14:anchorId="0A227508" wp14:editId="3F891401">
+          <wp:anchor distT="0" distB="0" distL="114300" distR="114300" simplePos="0" relativeHeight="251658240" behindDoc="1" locked="0" layoutInCell="1" allowOverlap="1" wp14:anchorId="0A227508" wp14:editId="3F891401">
             <wp:simplePos x="0" y="0"/>
             <wp:positionH relativeFrom="column">
               <wp:posOffset>-236220</wp:posOffset>
@@ -2458,7 +2458,7 @@
           <w:szCs w:val="32"/>
         </w:rPr>
         <w:drawing>
-          <wp:anchor distT="0" distB="0" distL="114300" distR="114300" simplePos="0" relativeHeight="251653120" behindDoc="1" locked="0" layoutInCell="1" allowOverlap="1" wp14:anchorId="5E9DE8B8" wp14:editId="7889DC79">
+          <wp:anchor distT="0" distB="0" distL="114300" distR="114300" simplePos="0" relativeHeight="251655168" behindDoc="1" locked="0" layoutInCell="1" allowOverlap="1" wp14:anchorId="5E9DE8B8" wp14:editId="7889DC79">
             <wp:simplePos x="0" y="0"/>
             <wp:positionH relativeFrom="column">
               <wp:posOffset>-571500</wp:posOffset>
@@ -3027,14 +3027,7 @@
                 <w:rFonts w:ascii="Arial" w:eastAsia="Times New Roman" w:hAnsi="Arial" w:cs="Arial"/>
                 <w:color w:val="000000"/>
               </w:rPr>
-              <w:t xml:space="preserve">Database </w:t>
-            </w:r>
-            <w:r>
-              <w:rPr>
-                <w:rFonts w:ascii="Arial" w:eastAsia="Times New Roman" w:hAnsi="Arial" w:cs="Arial"/>
-                <w:color w:val="000000"/>
-              </w:rPr>
-              <w:t>Manager</w:t>
+              <w:t>Database Manager</w:t>
             </w:r>
           </w:p>
         </w:tc>
@@ -3508,7 +3501,6 @@
       <w:pPr>
         <w:pStyle w:val="a3"/>
         <w:rPr>
-          <w:rFonts w:hint="cs"/>
           <w:b/>
           <w:bCs/>
           <w:sz w:val="28"/>
@@ -3522,9 +3514,6 @@
         <w:tabs>
           <w:tab w:val="left" w:pos="1802"/>
         </w:tabs>
-        <w:rPr>
-          <w:rFonts w:hint="cs"/>
-        </w:rPr>
       </w:pPr>
       <w:r>
         <w:rPr>
@@ -4364,7 +4353,6 @@
                 <w:rtl/>
               </w:rPr>
             </w:pPr>
-            <w:proofErr w:type="spellStart"/>
             <w:r>
               <w:rPr>
                 <w:rFonts w:ascii="Arial" w:eastAsia="Times New Roman" w:hAnsi="Arial" w:cs="Arial"/>
@@ -4372,7 +4360,6 @@
               </w:rPr>
               <w:t>UserUI</w:t>
             </w:r>
-            <w:proofErr w:type="spellEnd"/>
           </w:p>
         </w:tc>
         <w:tc>
@@ -6114,7 +6101,6 @@
     <w:p>
       <w:pPr>
         <w:rPr>
-          <w:rFonts w:hint="cs"/>
           <w:b/>
           <w:bCs/>
           <w:sz w:val="28"/>
@@ -6170,7 +6156,7 @@
           <w:szCs w:val="32"/>
         </w:rPr>
         <w:drawing>
-          <wp:anchor distT="0" distB="0" distL="114300" distR="114300" simplePos="0" relativeHeight="251655168" behindDoc="1" locked="0" layoutInCell="1" allowOverlap="1" wp14:anchorId="286FA910" wp14:editId="00913B42">
+          <wp:anchor distT="0" distB="0" distL="114300" distR="114300" simplePos="0" relativeHeight="251656192" behindDoc="1" locked="0" layoutInCell="1" allowOverlap="1" wp14:anchorId="286FA910" wp14:editId="00913B42">
             <wp:simplePos x="0" y="0"/>
             <wp:positionH relativeFrom="column">
               <wp:posOffset>297180</wp:posOffset>
@@ -6316,7 +6302,6 @@
       <w:pPr>
         <w:pStyle w:val="a3"/>
         <w:rPr>
-          <w:rFonts w:hint="cs"/>
           <w:b/>
           <w:bCs/>
           <w:sz w:val="32"/>
@@ -6335,7 +6320,7 @@
         </w:rPr>
         <w:lastRenderedPageBreak/>
         <w:drawing>
-          <wp:anchor distT="0" distB="0" distL="114300" distR="114300" simplePos="0" relativeHeight="251661312" behindDoc="1" locked="0" layoutInCell="1" allowOverlap="1" wp14:anchorId="5E41859D" wp14:editId="6B7B8780">
+          <wp:anchor distT="0" distB="0" distL="114300" distR="114300" simplePos="0" relativeHeight="251659264" behindDoc="1" locked="0" layoutInCell="1" allowOverlap="1" wp14:anchorId="5E41859D" wp14:editId="6B7B8780">
             <wp:simplePos x="0" y="0"/>
             <wp:positionH relativeFrom="column">
               <wp:posOffset>-556895</wp:posOffset>
@@ -6462,312 +6447,294 @@
     <w:p>
       <w:pPr>
         <w:rPr>
+          <w:rtl/>
+        </w:rPr>
+      </w:pPr>
+    </w:p>
+    <w:p>
+      <w:pPr>
+        <w:rPr>
+          <w:rtl/>
+        </w:rPr>
+      </w:pPr>
+    </w:p>
+    <w:p>
+      <w:pPr>
+        <w:rPr>
+          <w:rtl/>
+        </w:rPr>
+      </w:pPr>
+    </w:p>
+    <w:p>
+      <w:pPr>
+        <w:rPr>
+          <w:rtl/>
+        </w:rPr>
+      </w:pPr>
+    </w:p>
+    <w:p>
+      <w:pPr>
+        <w:rPr>
+          <w:rtl/>
+        </w:rPr>
+      </w:pPr>
+    </w:p>
+    <w:p>
+      <w:pPr>
+        <w:rPr>
+          <w:rtl/>
+        </w:rPr>
+      </w:pPr>
+    </w:p>
+    <w:p>
+      <w:pPr>
+        <w:rPr>
+          <w:rtl/>
+        </w:rPr>
+      </w:pPr>
+    </w:p>
+    <w:p>
+      <w:pPr>
+        <w:rPr>
+          <w:rtl/>
+        </w:rPr>
+      </w:pPr>
+    </w:p>
+    <w:p>
+      <w:pPr>
+        <w:rPr>
+          <w:rtl/>
+        </w:rPr>
+      </w:pPr>
+    </w:p>
+    <w:p>
+      <w:pPr>
+        <w:rPr>
+          <w:rtl/>
+        </w:rPr>
+      </w:pPr>
+    </w:p>
+    <w:p>
+      <w:pPr>
+        <w:rPr>
+          <w:rtl/>
+        </w:rPr>
+      </w:pPr>
+    </w:p>
+    <w:p>
+      <w:pPr>
+        <w:rPr>
+          <w:rtl/>
+        </w:rPr>
+      </w:pPr>
+    </w:p>
+    <w:p>
+      <w:pPr>
+        <w:rPr>
+          <w:rtl/>
+        </w:rPr>
+      </w:pPr>
+    </w:p>
+    <w:p>
+      <w:pPr>
+        <w:rPr>
+          <w:rtl/>
+        </w:rPr>
+      </w:pPr>
+    </w:p>
+    <w:p>
+      <w:pPr>
+        <w:rPr>
+          <w:rtl/>
+        </w:rPr>
+      </w:pPr>
+    </w:p>
+    <w:p>
+      <w:pPr>
+        <w:rPr>
+          <w:rtl/>
+        </w:rPr>
+      </w:pPr>
+    </w:p>
+    <w:p>
+      <w:pPr>
+        <w:rPr>
+          <w:rtl/>
+        </w:rPr>
+      </w:pPr>
+    </w:p>
+    <w:p>
+      <w:pPr>
+        <w:rPr>
+          <w:rtl/>
+        </w:rPr>
+      </w:pPr>
+    </w:p>
+    <w:p>
+      <w:pPr>
+        <w:rPr>
+          <w:rtl/>
+        </w:rPr>
+      </w:pPr>
+    </w:p>
+    <w:p>
+      <w:pPr>
+        <w:rPr>
+          <w:rtl/>
+        </w:rPr>
+      </w:pPr>
+    </w:p>
+    <w:p>
+      <w:pPr>
+        <w:rPr>
+          <w:rtl/>
+        </w:rPr>
+      </w:pPr>
+    </w:p>
+    <w:p>
+      <w:pPr>
+        <w:rPr>
+          <w:rtl/>
+        </w:rPr>
+      </w:pPr>
+    </w:p>
+    <w:p>
+      <w:pPr>
+        <w:rPr>
+          <w:rtl/>
+        </w:rPr>
+      </w:pPr>
+    </w:p>
+    <w:p>
+      <w:pPr>
+        <w:rPr>
+          <w:rtl/>
+        </w:rPr>
+      </w:pPr>
+    </w:p>
+    <w:p>
+      <w:pPr>
+        <w:rPr>
+          <w:rtl/>
+        </w:rPr>
+      </w:pPr>
+    </w:p>
+    <w:p>
+      <w:pPr>
+        <w:rPr>
+          <w:rtl/>
+        </w:rPr>
+      </w:pPr>
+    </w:p>
+    <w:p>
+      <w:pPr>
+        <w:rPr>
+          <w:rtl/>
+        </w:rPr>
+      </w:pPr>
+    </w:p>
+    <w:p>
+      <w:pPr>
+        <w:rPr>
+          <w:rtl/>
+        </w:rPr>
+      </w:pPr>
+    </w:p>
+    <w:p>
+      <w:pPr>
+        <w:rPr>
+          <w:rtl/>
+        </w:rPr>
+      </w:pPr>
+    </w:p>
+    <w:p>
+      <w:pPr>
+        <w:rPr>
+          <w:rtl/>
+        </w:rPr>
+      </w:pPr>
+    </w:p>
+    <w:p>
+      <w:pPr>
+        <w:rPr>
+          <w:b/>
+          <w:bCs/>
+          <w:sz w:val="32"/>
+          <w:szCs w:val="32"/>
+          <w:rtl/>
+        </w:rPr>
+      </w:pPr>
+      <w:r>
+        <w:rPr>
           <w:rFonts w:hint="cs"/>
-          <w:rtl/>
-        </w:rPr>
-      </w:pPr>
-    </w:p>
-    <w:p>
-      <w:pPr>
+          <w:b/>
+          <w:bCs/>
+          <w:sz w:val="32"/>
+          <w:szCs w:val="32"/>
+          <w:rtl/>
+        </w:rPr>
+        <w:t>תרשימי רצף לתהליכי מערכת (</w:t>
+      </w:r>
+      <w:r>
         <w:rPr>
           <w:rFonts w:hint="cs"/>
-          <w:rtl/>
-        </w:rPr>
-      </w:pPr>
-    </w:p>
-    <w:p>
-      <w:pPr>
+          <w:b/>
+          <w:bCs/>
+          <w:sz w:val="32"/>
+          <w:szCs w:val="32"/>
+        </w:rPr>
+        <w:t>S</w:t>
+      </w:r>
+      <w:r>
+        <w:rPr>
+          <w:b/>
+          <w:bCs/>
+          <w:sz w:val="32"/>
+          <w:szCs w:val="32"/>
+        </w:rPr>
+        <w:t>equence Diagrams</w:t>
+      </w:r>
+      <w:r>
         <w:rPr>
           <w:rFonts w:hint="cs"/>
-          <w:rtl/>
-        </w:rPr>
-      </w:pPr>
-    </w:p>
-    <w:p>
-      <w:pPr>
+          <w:b/>
+          <w:bCs/>
+          <w:sz w:val="32"/>
+          <w:szCs w:val="32"/>
+          <w:rtl/>
+        </w:rPr>
+        <w:t>)</w:t>
+      </w:r>
+    </w:p>
+    <w:p>
+      <w:pPr>
+        <w:rPr>
+          <w:b/>
+          <w:bCs/>
+          <w:sz w:val="32"/>
+          <w:szCs w:val="32"/>
+          <w:rtl/>
+        </w:rPr>
+      </w:pPr>
+    </w:p>
+    <w:p>
+      <w:pPr>
+        <w:rPr>
+          <w:sz w:val="28"/>
+          <w:szCs w:val="28"/>
+          <w:rtl/>
+        </w:rPr>
+      </w:pPr>
+      <w:r>
+        <w:rPr>
+          <w:sz w:val="28"/>
+          <w:szCs w:val="28"/>
+        </w:rPr>
+        <w:t>SUC-1</w:t>
+      </w:r>
+      <w:r>
         <w:rPr>
           <w:rFonts w:hint="cs"/>
-          <w:rtl/>
-        </w:rPr>
-      </w:pPr>
-    </w:p>
-    <w:p>
-      <w:pPr>
-        <w:rPr>
-          <w:rFonts w:hint="cs"/>
-          <w:rtl/>
-        </w:rPr>
-      </w:pPr>
-    </w:p>
-    <w:p>
-      <w:pPr>
-        <w:rPr>
-          <w:rFonts w:hint="cs"/>
-          <w:rtl/>
-        </w:rPr>
-      </w:pPr>
-    </w:p>
-    <w:p>
-      <w:pPr>
-        <w:rPr>
-          <w:rFonts w:hint="cs"/>
-          <w:rtl/>
-        </w:rPr>
-      </w:pPr>
-    </w:p>
-    <w:p>
-      <w:pPr>
-        <w:rPr>
-          <w:rFonts w:hint="cs"/>
-          <w:rtl/>
-        </w:rPr>
-      </w:pPr>
-    </w:p>
-    <w:p>
-      <w:pPr>
-        <w:rPr>
-          <w:rFonts w:hint="cs"/>
-          <w:rtl/>
-        </w:rPr>
-      </w:pPr>
-    </w:p>
-    <w:p>
-      <w:pPr>
-        <w:rPr>
-          <w:rFonts w:hint="cs"/>
-          <w:rtl/>
-        </w:rPr>
-      </w:pPr>
-    </w:p>
-    <w:p>
-      <w:pPr>
-        <w:rPr>
-          <w:rFonts w:hint="cs"/>
-          <w:rtl/>
-        </w:rPr>
-      </w:pPr>
-    </w:p>
-    <w:p>
-      <w:pPr>
-        <w:rPr>
-          <w:rFonts w:hint="cs"/>
-          <w:rtl/>
-        </w:rPr>
-      </w:pPr>
-    </w:p>
-    <w:p>
-      <w:pPr>
-        <w:rPr>
-          <w:rFonts w:hint="cs"/>
-          <w:rtl/>
-        </w:rPr>
-      </w:pPr>
-    </w:p>
-    <w:p>
-      <w:pPr>
-        <w:rPr>
-          <w:rFonts w:hint="cs"/>
-          <w:rtl/>
-        </w:rPr>
-      </w:pPr>
-    </w:p>
-    <w:p>
-      <w:pPr>
-        <w:rPr>
-          <w:rFonts w:hint="cs"/>
-          <w:rtl/>
-        </w:rPr>
-      </w:pPr>
-    </w:p>
-    <w:p>
-      <w:pPr>
-        <w:rPr>
-          <w:rFonts w:hint="cs"/>
-          <w:rtl/>
-        </w:rPr>
-      </w:pPr>
-    </w:p>
-    <w:p>
-      <w:pPr>
-        <w:rPr>
-          <w:rFonts w:hint="cs"/>
-          <w:rtl/>
-        </w:rPr>
-      </w:pPr>
-    </w:p>
-    <w:p>
-      <w:pPr>
-        <w:rPr>
-          <w:rtl/>
-        </w:rPr>
-      </w:pPr>
-    </w:p>
-    <w:p>
-      <w:pPr>
-        <w:rPr>
-          <w:rtl/>
-        </w:rPr>
-      </w:pPr>
-    </w:p>
-    <w:p>
-      <w:pPr>
-        <w:rPr>
-          <w:rtl/>
-        </w:rPr>
-      </w:pPr>
-    </w:p>
-    <w:p>
-      <w:pPr>
-        <w:rPr>
-          <w:rtl/>
-        </w:rPr>
-      </w:pPr>
-    </w:p>
-    <w:p>
-      <w:pPr>
-        <w:rPr>
-          <w:rtl/>
-        </w:rPr>
-      </w:pPr>
-    </w:p>
-    <w:p>
-      <w:pPr>
-        <w:rPr>
-          <w:rtl/>
-        </w:rPr>
-      </w:pPr>
-    </w:p>
-    <w:p>
-      <w:pPr>
-        <w:rPr>
-          <w:rtl/>
-        </w:rPr>
-      </w:pPr>
-    </w:p>
-    <w:p>
-      <w:pPr>
-        <w:rPr>
-          <w:rtl/>
-        </w:rPr>
-      </w:pPr>
-    </w:p>
-    <w:p>
-      <w:pPr>
-        <w:rPr>
-          <w:rtl/>
-        </w:rPr>
-      </w:pPr>
-    </w:p>
-    <w:p>
-      <w:pPr>
-        <w:rPr>
-          <w:rtl/>
-        </w:rPr>
-      </w:pPr>
-    </w:p>
-    <w:p>
-      <w:pPr>
-        <w:rPr>
-          <w:rtl/>
-        </w:rPr>
-      </w:pPr>
-    </w:p>
-    <w:p>
-      <w:pPr>
-        <w:rPr>
-          <w:rtl/>
-        </w:rPr>
-      </w:pPr>
-    </w:p>
-    <w:p>
-      <w:pPr>
-        <w:rPr>
-          <w:rFonts w:hint="cs"/>
-          <w:rtl/>
-        </w:rPr>
-      </w:pPr>
-    </w:p>
-    <w:p>
-      <w:pPr>
-        <w:rPr>
-          <w:b/>
-          <w:bCs/>
-          <w:sz w:val="32"/>
-          <w:szCs w:val="32"/>
-          <w:rtl/>
-        </w:rPr>
-      </w:pPr>
-      <w:r>
-        <w:rPr>
-          <w:rFonts w:hint="cs"/>
-          <w:b/>
-          <w:bCs/>
-          <w:sz w:val="32"/>
-          <w:szCs w:val="32"/>
-          <w:rtl/>
-        </w:rPr>
-        <w:t>תרשימי רצף לתהליכי מערכת (</w:t>
-      </w:r>
-      <w:r>
-        <w:rPr>
-          <w:rFonts w:hint="cs"/>
-          <w:b/>
-          <w:bCs/>
-          <w:sz w:val="32"/>
-          <w:szCs w:val="32"/>
-        </w:rPr>
-        <w:t>S</w:t>
-      </w:r>
-      <w:r>
-        <w:rPr>
-          <w:b/>
-          <w:bCs/>
-          <w:sz w:val="32"/>
-          <w:szCs w:val="32"/>
-        </w:rPr>
-        <w:t>equence Diagrams</w:t>
-      </w:r>
-      <w:r>
-        <w:rPr>
-          <w:rFonts w:hint="cs"/>
-          <w:b/>
-          <w:bCs/>
-          <w:sz w:val="32"/>
-          <w:szCs w:val="32"/>
-          <w:rtl/>
-        </w:rPr>
-        <w:t>)</w:t>
-      </w:r>
-    </w:p>
-    <w:p>
-      <w:pPr>
-        <w:rPr>
-          <w:b/>
-          <w:bCs/>
-          <w:sz w:val="32"/>
-          <w:szCs w:val="32"/>
-          <w:rtl/>
-        </w:rPr>
-      </w:pPr>
-    </w:p>
-    <w:p>
-      <w:pPr>
-        <w:rPr>
-          <w:sz w:val="28"/>
-          <w:szCs w:val="28"/>
-          <w:rtl/>
-        </w:rPr>
-      </w:pPr>
-      <w:r>
-        <w:rPr>
-          <w:sz w:val="28"/>
-          <w:szCs w:val="28"/>
-        </w:rPr>
-        <w:t>SUC-1</w:t>
-      </w:r>
-      <w:r>
-        <w:rPr>
-          <w:rFonts w:hint="cs"/>
           <w:sz w:val="28"/>
           <w:szCs w:val="28"/>
           <w:rtl/>
@@ -6808,7 +6775,7 @@
           <w:szCs w:val="28"/>
         </w:rPr>
         <w:drawing>
-          <wp:anchor distT="0" distB="0" distL="114300" distR="114300" simplePos="0" relativeHeight="251661312" behindDoc="1" locked="0" layoutInCell="1" allowOverlap="1" wp14:anchorId="7678FD84" wp14:editId="70CC27BE">
+          <wp:anchor distT="0" distB="0" distL="114300" distR="114300" simplePos="0" relativeHeight="251660288" behindDoc="1" locked="0" layoutInCell="1" allowOverlap="1" wp14:anchorId="7678FD84" wp14:editId="70CC27BE">
             <wp:simplePos x="0" y="0"/>
             <wp:positionH relativeFrom="column">
               <wp:posOffset>160020</wp:posOffset>
@@ -6932,7 +6899,6 @@
     <w:p>
       <w:pPr>
         <w:rPr>
-          <w:rFonts w:hint="cs"/>
           <w:sz w:val="28"/>
           <w:szCs w:val="28"/>
           <w:rtl/>
@@ -7030,7 +6996,6 @@
     <w:p>
       <w:pPr>
         <w:rPr>
-          <w:rFonts w:hint="cs"/>
           <w:sz w:val="28"/>
           <w:szCs w:val="28"/>
           <w:rtl/>
@@ -7273,7 +7238,6 @@
     <w:p>
       <w:pPr>
         <w:rPr>
-          <w:rFonts w:hint="cs"/>
           <w:sz w:val="28"/>
           <w:szCs w:val="28"/>
           <w:rtl/>
@@ -7379,7 +7343,6 @@
     <w:p>
       <w:pPr>
         <w:rPr>
-          <w:rFonts w:hint="cs"/>
           <w:sz w:val="28"/>
           <w:szCs w:val="28"/>
           <w:rtl/>
@@ -7872,7 +7835,6 @@
     <w:p>
       <w:pPr>
         <w:rPr>
-          <w:rFonts w:hint="cs"/>
           <w:sz w:val="28"/>
           <w:szCs w:val="28"/>
           <w:rtl/>
@@ -7979,7 +7941,6 @@
     <w:p>
       <w:pPr>
         <w:rPr>
-          <w:rFonts w:hint="cs"/>
           <w:sz w:val="28"/>
           <w:szCs w:val="28"/>
           <w:rtl/>
@@ -8087,33 +8048,32 @@
     <w:p>
       <w:pPr>
         <w:rPr>
+          <w:sz w:val="28"/>
+          <w:szCs w:val="28"/>
+          <w:rtl/>
+        </w:rPr>
+      </w:pPr>
+      <w:r>
+        <w:rPr>
+          <w:sz w:val="28"/>
+          <w:szCs w:val="28"/>
+        </w:rPr>
+        <w:t>SUC-1</w:t>
+      </w:r>
+      <w:r>
+        <w:rPr>
+          <w:sz w:val="28"/>
+          <w:szCs w:val="28"/>
+        </w:rPr>
+        <w:t>1</w:t>
+      </w:r>
+      <w:r>
+        <w:rPr>
           <w:rFonts w:hint="cs"/>
           <w:sz w:val="28"/>
           <w:szCs w:val="28"/>
           <w:rtl/>
         </w:rPr>
-      </w:pPr>
-      <w:r>
-        <w:rPr>
-          <w:sz w:val="28"/>
-          <w:szCs w:val="28"/>
-        </w:rPr>
-        <w:t>SUC-1</w:t>
-      </w:r>
-      <w:r>
-        <w:rPr>
-          <w:sz w:val="28"/>
-          <w:szCs w:val="28"/>
-        </w:rPr>
-        <w:t>1</w:t>
-      </w:r>
-      <w:r>
-        <w:rPr>
-          <w:rFonts w:hint="cs"/>
-          <w:sz w:val="28"/>
-          <w:szCs w:val="28"/>
-          <w:rtl/>
-        </w:rPr>
         <w:t xml:space="preserve">: </w:t>
       </w:r>
       <w:r>
@@ -8129,7 +8089,16 @@
     <w:p>
       <w:pPr>
         <w:rPr>
-          <w:rFonts w:hint="cs"/>
+          <w:sz w:val="28"/>
+          <w:szCs w:val="28"/>
+          <w:rtl/>
+        </w:rPr>
+      </w:pPr>
+    </w:p>
+    <w:p>
+      <w:pPr>
+        <w:bidi w:val="0"/>
+        <w:rPr>
           <w:sz w:val="28"/>
           <w:szCs w:val="28"/>
           <w:rtl/>
@@ -8143,8 +8112,8 @@
           <w:szCs w:val="28"/>
         </w:rPr>
         <w:drawing>
-          <wp:inline distT="0" distB="0" distL="0" distR="0" wp14:anchorId="3259F103" wp14:editId="4821AFC6">
-            <wp:extent cx="5692007" cy="3573780"/>
+          <wp:inline distT="0" distB="0" distL="0" distR="0" wp14:anchorId="7E6A3BDB" wp14:editId="4F1CE32C">
+            <wp:extent cx="5274310" cy="3311525"/>
             <wp:effectExtent l="0" t="0" r="0" b="0"/>
             <wp:docPr id="16" name="תמונה 16"/>
             <wp:cNvGraphicFramePr>
@@ -8175,7 +8144,7 @@
                   <pic:spPr bwMode="auto">
                     <a:xfrm>
                       <a:off x="0" y="0"/>
-                      <a:ext cx="5695808" cy="3576167"/>
+                      <a:ext cx="5274310" cy="3311525"/>
                     </a:xfrm>
                     <a:prstGeom prst="rect">
                       <a:avLst/>
@@ -8191,6 +8160,65 @@
           </wp:inline>
         </w:drawing>
       </w:r>
+      <w:r>
+        <w:rPr>
+          <w:sz w:val="28"/>
+          <w:szCs w:val="28"/>
+          <w:rtl/>
+        </w:rPr>
+        <w:br w:type="page"/>
+      </w:r>
+    </w:p>
+    <w:p>
+      <w:pPr>
+        <w:rPr>
+          <w:sz w:val="28"/>
+          <w:szCs w:val="28"/>
+          <w:rtl/>
+        </w:rPr>
+      </w:pPr>
+      <w:r>
+        <w:rPr>
+          <w:sz w:val="28"/>
+          <w:szCs w:val="28"/>
+        </w:rPr>
+        <w:lastRenderedPageBreak/>
+        <w:t>SUC-1</w:t>
+      </w:r>
+      <w:r>
+        <w:rPr>
+          <w:sz w:val="28"/>
+          <w:szCs w:val="28"/>
+        </w:rPr>
+        <w:t>2</w:t>
+      </w:r>
+      <w:r>
+        <w:rPr>
+          <w:rFonts w:hint="cs"/>
+          <w:sz w:val="28"/>
+          <w:szCs w:val="28"/>
+          <w:rtl/>
+        </w:rPr>
+        <w:t xml:space="preserve">: </w:t>
+      </w:r>
+      <w:r>
+        <w:rPr>
+          <w:rFonts w:cs="Arial"/>
+          <w:sz w:val="28"/>
+          <w:szCs w:val="28"/>
+          <w:rtl/>
+        </w:rPr>
+        <w:t>דיווח על נתוני השימוש לשרת</w:t>
+      </w:r>
+    </w:p>
+    <w:p>
+      <w:pPr>
+        <w:rPr>
+          <w:sz w:val="28"/>
+          <w:szCs w:val="28"/>
+          <w:rtl/>
+        </w:rPr>
+      </w:pPr>
     </w:p>
     <w:sectPr>
       <w:pgSz w:w="11906" w:h="16838"/>
@@ -8662,16 +8690,16 @@
       </w:rPr>
     </w:lvl>
   </w:abstractNum>
-  <w:num w:numId="1" w16cid:durableId="621614902">
+  <w:num w:numId="1">
     <w:abstractNumId w:val="1"/>
   </w:num>
-  <w:num w:numId="2" w16cid:durableId="760836512">
+  <w:num w:numId="2">
     <w:abstractNumId w:val="0"/>
   </w:num>
-  <w:num w:numId="3" w16cid:durableId="952632324">
+  <w:num w:numId="3">
     <w:abstractNumId w:val="3"/>
   </w:num>
-  <w:num w:numId="4" w16cid:durableId="964041521">
+  <w:num w:numId="4">
     <w:abstractNumId w:val="2"/>
   </w:num>
 </w:numbering>

--- a/SAD/מסמכי SAD.docx
+++ b/SAD/מסמכי SAD.docx
@@ -8219,6 +8219,70 @@
           <w:rtl/>
         </w:rPr>
       </w:pPr>
+    </w:p>
+    <w:p>
+      <w:pPr>
+        <w:rPr>
+          <w:sz w:val="28"/>
+          <w:szCs w:val="28"/>
+          <w:rtl/>
+        </w:rPr>
+      </w:pPr>
+      <w:r>
+        <w:rPr>
+          <w:noProof/>
+          <w:sz w:val="28"/>
+          <w:szCs w:val="28"/>
+        </w:rPr>
+        <w:drawing>
+          <wp:inline distT="0" distB="0" distL="0" distR="0" wp14:anchorId="7B2C8DEB" wp14:editId="4876FFBA">
+            <wp:extent cx="5274310" cy="3333750"/>
+            <wp:effectExtent l="0" t="0" r="0" b="0"/>
+            <wp:docPr id="17" name="תמונה 17"/>
+            <wp:cNvGraphicFramePr>
+              <a:graphicFrameLocks xmlns:a="http://schemas.openxmlformats.org/drawingml/2006/main" noChangeAspect="1"/>
+            </wp:cNvGraphicFramePr>
+            <a:graphic xmlns:a="http://schemas.openxmlformats.org/drawingml/2006/main">
+              <a:graphicData uri="http://schemas.openxmlformats.org/drawingml/2006/picture">
+                <pic:pic xmlns:pic="http://schemas.openxmlformats.org/drawingml/2006/picture">
+                  <pic:nvPicPr>
+                    <pic:cNvPr id="0" name="Picture 1"/>
+                    <pic:cNvPicPr>
+                      <a:picLocks noChangeAspect="1" noChangeArrowheads="1"/>
+                    </pic:cNvPicPr>
+                  </pic:nvPicPr>
+                  <pic:blipFill>
+                    <a:blip r:embed="rId23" cstate="print">
+                      <a:extLst>
+                        <a:ext uri="{28A0092B-C50C-407E-A947-70E740481C1C}">
+                          <a14:useLocalDpi xmlns:a14="http://schemas.microsoft.com/office/drawing/2010/main" val="0"/>
+                        </a:ext>
+                      </a:extLst>
+                    </a:blip>
+                    <a:srcRect/>
+                    <a:stretch>
+                      <a:fillRect/>
+                    </a:stretch>
+                  </pic:blipFill>
+                  <pic:spPr bwMode="auto">
+                    <a:xfrm>
+                      <a:off x="0" y="0"/>
+                      <a:ext cx="5274310" cy="3333750"/>
+                    </a:xfrm>
+                    <a:prstGeom prst="rect">
+                      <a:avLst/>
+                    </a:prstGeom>
+                    <a:noFill/>
+                    <a:ln>
+                      <a:noFill/>
+                    </a:ln>
+                  </pic:spPr>
+                </pic:pic>
+              </a:graphicData>
+            </a:graphic>
+          </wp:inline>
+        </w:drawing>
+      </w:r>
     </w:p>
     <w:sectPr>
       <w:pgSz w:w="11906" w:h="16838"/>

--- a/SAD/מסמכי SAD.docx
+++ b/SAD/מסמכי SAD.docx
@@ -3377,7 +3377,16 @@
                 <w:color w:val="000000"/>
                 <w:rtl/>
               </w:rPr>
-              <w:t>מנהל דו''</w:t>
+              <w:t xml:space="preserve">מנהל </w:t>
+            </w:r>
+            <w:proofErr w:type="spellStart"/>
+            <w:r>
+              <w:rPr>
+                <w:rFonts w:ascii="Arial" w:eastAsia="Times New Roman" w:hAnsi="Arial" w:cs="Arial"/>
+                <w:color w:val="000000"/>
+                <w:rtl/>
+              </w:rPr>
+              <w:t>דו''</w:t>
             </w:r>
             <w:r>
               <w:rPr>
@@ -3385,7 +3394,16 @@
                 <w:color w:val="000000"/>
                 <w:rtl/>
               </w:rPr>
-              <w:t xml:space="preserve">ח </w:t>
+              <w:t>ח</w:t>
+            </w:r>
+            <w:proofErr w:type="spellEnd"/>
+            <w:r>
+              <w:rPr>
+                <w:rFonts w:ascii="Arial" w:eastAsia="Times New Roman" w:hAnsi="Arial" w:cs="Arial" w:hint="cs"/>
+                <w:color w:val="000000"/>
+                <w:rtl/>
+              </w:rPr>
+              <w:t xml:space="preserve"> </w:t>
             </w:r>
             <w:r>
               <w:rPr>
@@ -3491,7 +3509,25 @@
                 <w:color w:val="000000"/>
                 <w:rtl/>
               </w:rPr>
-              <w:t>יצירת ושליחת דו''ח לשרת</w:t>
+              <w:t xml:space="preserve">יצירת ושליחת </w:t>
+            </w:r>
+            <w:proofErr w:type="spellStart"/>
+            <w:r>
+              <w:rPr>
+                <w:rFonts w:ascii="Arial" w:eastAsia="Times New Roman" w:hAnsi="Arial" w:cs="Arial"/>
+                <w:color w:val="000000"/>
+                <w:rtl/>
+              </w:rPr>
+              <w:t>דו''ח</w:t>
+            </w:r>
+            <w:proofErr w:type="spellEnd"/>
+            <w:r>
+              <w:rPr>
+                <w:rFonts w:ascii="Arial" w:eastAsia="Times New Roman" w:hAnsi="Arial" w:cs="Arial"/>
+                <w:color w:val="000000"/>
+                <w:rtl/>
+              </w:rPr>
+              <w:t xml:space="preserve"> לשרת</w:t>
             </w:r>
           </w:p>
         </w:tc>
@@ -3542,8 +3578,19 @@
           <w:szCs w:val="28"/>
         </w:rPr>
         <w:lastRenderedPageBreak/>
-        <w:t>Application CyberWall</w:t>
-      </w:r>
+        <w:t xml:space="preserve">Application </w:t>
+      </w:r>
+      <w:proofErr w:type="spellStart"/>
+      <w:r>
+        <w:rPr>
+          <w:b/>
+          <w:bCs/>
+          <w:sz w:val="28"/>
+          <w:szCs w:val="28"/>
+        </w:rPr>
+        <w:t>CyberWall</w:t>
+      </w:r>
+      <w:proofErr w:type="spellEnd"/>
     </w:p>
     <w:tbl>
       <w:tblPr>
@@ -4205,7 +4252,16 @@
                 <w:color w:val="000000"/>
                 <w:rtl/>
               </w:rPr>
-              <w:t>מנהל דו''</w:t>
+              <w:t xml:space="preserve">מנהל </w:t>
+            </w:r>
+            <w:proofErr w:type="spellStart"/>
+            <w:r>
+              <w:rPr>
+                <w:rFonts w:ascii="Arial" w:eastAsia="Times New Roman" w:hAnsi="Arial" w:cs="Arial"/>
+                <w:color w:val="000000"/>
+                <w:rtl/>
+              </w:rPr>
+              <w:t>דו''</w:t>
             </w:r>
             <w:r>
               <w:rPr>
@@ -4215,6 +4271,7 @@
               </w:rPr>
               <w:t>ח</w:t>
             </w:r>
+            <w:proofErr w:type="spellEnd"/>
             <w:r>
               <w:rPr>
                 <w:rFonts w:ascii="Arial" w:eastAsia="Times New Roman" w:hAnsi="Arial" w:cs="Arial"/>
@@ -4319,7 +4376,25 @@
                 <w:color w:val="000000"/>
                 <w:rtl/>
               </w:rPr>
-              <w:t>יצירת ושליחת דו''ח לשרת</w:t>
+              <w:t xml:space="preserve">יצירת ושליחת </w:t>
+            </w:r>
+            <w:proofErr w:type="spellStart"/>
+            <w:r>
+              <w:rPr>
+                <w:rFonts w:ascii="Arial" w:eastAsia="Times New Roman" w:hAnsi="Arial" w:cs="Arial"/>
+                <w:color w:val="000000"/>
+                <w:rtl/>
+              </w:rPr>
+              <w:t>דו''ח</w:t>
+            </w:r>
+            <w:proofErr w:type="spellEnd"/>
+            <w:r>
+              <w:rPr>
+                <w:rFonts w:ascii="Arial" w:eastAsia="Times New Roman" w:hAnsi="Arial" w:cs="Arial"/>
+                <w:color w:val="000000"/>
+                <w:rtl/>
+              </w:rPr>
+              <w:t xml:space="preserve"> לשרת</w:t>
             </w:r>
           </w:p>
         </w:tc>
@@ -4353,6 +4428,7 @@
                 <w:rtl/>
               </w:rPr>
             </w:pPr>
+            <w:proofErr w:type="spellStart"/>
             <w:r>
               <w:rPr>
                 <w:rFonts w:ascii="Arial" w:eastAsia="Times New Roman" w:hAnsi="Arial" w:cs="Arial"/>
@@ -4360,6 +4436,7 @@
               </w:rPr>
               <w:t>UserUI</w:t>
             </w:r>
+            <w:proofErr w:type="spellEnd"/>
           </w:p>
         </w:tc>
         <w:tc>
@@ -8235,8 +8312,8 @@
           <w:szCs w:val="28"/>
         </w:rPr>
         <w:drawing>
-          <wp:inline distT="0" distB="0" distL="0" distR="0" wp14:anchorId="7B2C8DEB" wp14:editId="4876FFBA">
-            <wp:extent cx="5274310" cy="3333750"/>
+          <wp:inline distT="0" distB="0" distL="0" distR="0" wp14:anchorId="7B2C8DEB" wp14:editId="6E995298">
+            <wp:extent cx="5414045" cy="3422073"/>
             <wp:effectExtent l="0" t="0" r="0" b="0"/>
             <wp:docPr id="17" name="תמונה 17"/>
             <wp:cNvGraphicFramePr>
@@ -8267,7 +8344,7 @@
                   <pic:spPr bwMode="auto">
                     <a:xfrm>
                       <a:off x="0" y="0"/>
-                      <a:ext cx="5274310" cy="3333750"/>
+                      <a:ext cx="5415659" cy="3423093"/>
                     </a:xfrm>
                     <a:prstGeom prst="rect">
                       <a:avLst/>
